--- a/doc-v1/前端/Ajax/doc/8_13.docx
+++ b/doc-v1/前端/Ajax/doc/8_13.docx
@@ -1,17 +1,16 @@
 
 <file path=word/document.xml><?xml version="1.0" encoding="utf-8"?>
-<w:document xmlns:w="http://schemas.openxmlformats.org/wordprocessingml/2006/main" xmlns:wp="http://schemas.openxmlformats.org/drawingml/2006/wordprocessingDrawing" xmlns:r="http://schemas.openxmlformats.org/officeDocument/2006/relationships">
+<w:document xmlns:wpc="http://schemas.microsoft.com/office/word/2010/wordprocessingCanvas" xmlns:mc="http://schemas.openxmlformats.org/markup-compatibility/2006" xmlns:o="urn:schemas-microsoft-com:office:office" xmlns:r="http://schemas.openxmlformats.org/officeDocument/2006/relationships" xmlns:m="http://schemas.openxmlformats.org/officeDocument/2006/math" xmlns:v="urn:schemas-microsoft-com:vml" xmlns:wp14="http://schemas.microsoft.com/office/word/2010/wordprocessingDrawing" xmlns:wp="http://schemas.openxmlformats.org/drawingml/2006/wordprocessingDrawing" xmlns:w="http://schemas.openxmlformats.org/wordprocessingml/2006/main" xmlns:w14="http://schemas.microsoft.com/office/word/2010/wordml" xmlns:w10="urn:schemas-microsoft-com:office:word" xmlns:w15="http://schemas.microsoft.com/office/word/2012/wordml" xmlns:wpg="http://schemas.microsoft.com/office/word/2010/wordprocessingGroup" xmlns:wpi="http://schemas.microsoft.com/office/word/2010/wordprocessingInk" xmlns:wne="http://schemas.microsoft.com/office/word/2006/wordml" xmlns:wps="http://schemas.microsoft.com/office/word/2010/wordprocessingShape" xmlns:wpsCustomData="http://www.wps.cn/officeDocument/2013/wpsCustomData" mc:Ignorable="w14 w15 wp14">
   <w:body>
     <w:p>
       <w:pPr>
-        <w:pStyle w:val="shimo heading 1"/>
-        <w:spacing w:line="578"/>
-        <w:jc w:val="left"/>
-      </w:pPr>
-      <w:r>
-        <w:rPr>
-          <w:rFonts w:ascii="" w:hAnsi="" w:cs="" w:eastAsia=""/>
-          <w:b w:val="true"/>
+        <w:pStyle w:val="7"/>
+        <w:spacing w:line="578" w:lineRule="auto"/>
+        <w:jc w:val="left"/>
+      </w:pPr>
+      <w:r>
+        <w:rPr>
+          <w:b/>
           <w:szCs w:val="44"/>
         </w:rPr>
         <w:t>一、AJAX</w:t>
@@ -19,14 +18,13 @@
     </w:p>
     <w:p>
       <w:pPr>
-        <w:pStyle w:val="shimo heading 2"/>
-        <w:spacing w:line="415"/>
-        <w:jc w:val="left"/>
-      </w:pPr>
-      <w:r>
-        <w:rPr>
-          <w:rFonts w:ascii="" w:hAnsi="" w:cs="" w:eastAsia=""/>
-          <w:b w:val="true"/>
+        <w:pStyle w:val="8"/>
+        <w:spacing w:line="415" w:lineRule="auto"/>
+        <w:jc w:val="left"/>
+      </w:pPr>
+      <w:r>
+        <w:rPr>
+          <w:b/>
           <w:szCs w:val="32"/>
         </w:rPr>
         <w:t>1.定义</w:t>
@@ -34,19 +32,17 @@
     </w:p>
     <w:p>
       <w:pPr>
-        <w:spacing w:line="240"/>
-        <w:jc w:val="left"/>
-      </w:pPr>
-      <w:r>
-        <w:rPr>
-          <w:rFonts w:ascii="" w:hAnsi="" w:cs="" w:eastAsia=""/>
-          <w:sz w:val="22"/>
-        </w:rPr>
-        <w:t xml:space="preserve">Ajax： </w:t>
-      </w:r>
-      <w:r>
-        <w:rPr>
-          <w:rFonts w:ascii="" w:hAnsi="" w:cs="" w:eastAsia=""/>
+        <w:spacing w:line="240" w:lineRule="auto"/>
+        <w:jc w:val="left"/>
+      </w:pPr>
+      <w:r>
+        <w:rPr>
+          <w:sz w:val="22"/>
+        </w:rPr>
+        <w:t>Ajax：</w:t>
+      </w:r>
+      <w:r>
+        <w:rPr>
           <w:color w:val="FF0000"/>
           <w:sz w:val="22"/>
         </w:rPr>
@@ -54,14 +50,12 @@
       </w:r>
       <w:r>
         <w:rPr>
-          <w:rFonts w:ascii="" w:hAnsi="" w:cs="" w:eastAsia=""/>
           <w:sz w:val="22"/>
         </w:rPr>
         <w:t xml:space="preserve">synchromous  </w:t>
       </w:r>
       <w:r>
         <w:rPr>
-          <w:rFonts w:ascii="" w:hAnsi="" w:cs="" w:eastAsia=""/>
           <w:color w:val="FF0000"/>
           <w:sz w:val="22"/>
         </w:rPr>
@@ -69,14 +63,12 @@
       </w:r>
       <w:r>
         <w:rPr>
-          <w:rFonts w:ascii="" w:hAnsi="" w:cs="" w:eastAsia=""/>
           <w:sz w:val="22"/>
         </w:rPr>
         <w:t xml:space="preserve">avascript  </w:t>
       </w:r>
       <w:r>
         <w:rPr>
-          <w:rFonts w:ascii="" w:hAnsi="" w:cs="" w:eastAsia=""/>
           <w:color w:val="FF0000"/>
           <w:sz w:val="22"/>
         </w:rPr>
@@ -84,14 +76,12 @@
       </w:r>
       <w:r>
         <w:rPr>
-          <w:rFonts w:ascii="" w:hAnsi="" w:cs="" w:eastAsia=""/>
           <w:sz w:val="22"/>
         </w:rPr>
         <w:t xml:space="preserve">nd  </w:t>
       </w:r>
       <w:r>
         <w:rPr>
-          <w:rFonts w:ascii="" w:hAnsi="" w:cs="" w:eastAsia=""/>
           <w:color w:val="FF0000"/>
           <w:sz w:val="22"/>
         </w:rPr>
@@ -99,41 +89,62 @@
       </w:r>
       <w:r>
         <w:rPr>
-          <w:rFonts w:ascii="" w:hAnsi="" w:cs="" w:eastAsia=""/>
-          <w:sz w:val="22"/>
-        </w:rPr>
-        <w:t>ml(异步javascript和xml)。 其是可以与服务器进行（异步/同步）交互的技术之一。</w:t>
-      </w:r>
-    </w:p>
-    <w:p>
-      <w:pPr>
-        <w:spacing w:line="240"/>
-        <w:jc w:val="left"/>
-      </w:pPr>
-      <w:r>
-        <w:rPr>
-          <w:rFonts w:ascii="" w:hAnsi="" w:cs="" w:eastAsia=""/>
+          <w:sz w:val="22"/>
+        </w:rPr>
+        <w:t>ml(异步javascript和xml)。其是可以</w:t>
+      </w:r>
+      <w:r>
+        <w:rPr>
+          <w:rFonts w:hint="default"/>
+          <w:sz w:val="22"/>
+        </w:rPr>
+        <w:tab/>
+      </w:r>
+      <w:r>
+        <w:rPr>
+          <w:sz w:val="22"/>
+        </w:rPr>
+        <w:t>与服务器进行（异步/同步）交互的技术之一。</w:t>
+      </w:r>
+    </w:p>
+    <w:p>
+      <w:pPr>
+        <w:spacing w:line="240" w:lineRule="auto"/>
+        <w:jc w:val="left"/>
+        <w:rPr>
+          <w:rFonts w:hint="eastAsia" w:eastAsia="微软雅黑"/>
+          <w:lang w:eastAsia="zh-Hans"/>
+        </w:rPr>
+      </w:pPr>
+      <w:r>
+        <w:rPr>
           <w:sz w:val="22"/>
         </w:rPr>
         <w:t>Ajax语言载体是javascript。其是浏览器的一个技术</w:t>
       </w:r>
-    </w:p>
-    <w:p>
-      <w:pPr>
-        <w:spacing w:line="240"/>
-        <w:jc w:val="left"/>
-      </w:pPr>
-      <w:r>
-        <w:rPr>
-          <w:rFonts w:ascii="" w:hAnsi="" w:cs="" w:eastAsia=""/>
+      <w:r>
+        <w:rPr>
+          <w:rFonts w:hint="eastAsia"/>
+          <w:sz w:val="22"/>
+          <w:lang w:eastAsia="zh-Hans"/>
+        </w:rPr>
+        <w:t>。</w:t>
+      </w:r>
+    </w:p>
+    <w:p>
+      <w:pPr>
+        <w:spacing w:line="240" w:lineRule="auto"/>
+        <w:jc w:val="left"/>
+      </w:pPr>
+      <w:r>
+        <w:rPr>
           <w:sz w:val="22"/>
         </w:rPr>
         <w:t>最大特点：</w:t>
       </w:r>
       <w:r>
         <w:rPr>
-          <w:rFonts w:ascii="" w:hAnsi="" w:cs="" w:eastAsia=""/>
-          <w:b w:val="true"/>
+          <w:b/>
           <w:color w:val="FF0000"/>
           <w:sz w:val="22"/>
         </w:rPr>
@@ -142,18 +153,17 @@
     </w:p>
     <w:p>
       <w:pPr>
-        <w:spacing w:line="240"/>
-        <w:jc w:val="left"/>
-      </w:pPr>
-    </w:p>
-    <w:p>
-      <w:pPr>
-        <w:spacing w:line="240"/>
-        <w:jc w:val="left"/>
-      </w:pPr>
-      <w:r>
-        <w:rPr>
-          <w:rFonts w:ascii="" w:hAnsi="" w:cs="" w:eastAsia=""/>
+        <w:spacing w:line="240" w:lineRule="auto"/>
+        <w:jc w:val="left"/>
+      </w:pPr>
+    </w:p>
+    <w:p>
+      <w:pPr>
+        <w:spacing w:line="240" w:lineRule="auto"/>
+        <w:jc w:val="left"/>
+      </w:pPr>
+      <w:r>
+        <w:rPr>
           <w:sz w:val="22"/>
         </w:rPr>
         <w:t>在百度搜索引擎输入框输入文字的过程中，ajax把当前输入的内容获取到，并到baidu服务器做请求，查询相关信息回来并显示：</w:t>
@@ -161,25 +171,29 @@
     </w:p>
     <w:p>
       <w:pPr>
-        <w:spacing w:line="240"/>
+        <w:spacing w:line="240" w:lineRule="auto"/>
         <w:jc w:val="left"/>
       </w:pPr>
       <w:r>
         <w:drawing>
-          <wp:inline distT="0" distR="0" distB="0" distL="0">
-            <wp:extent cx="4092829" cy="1262969"/>
-            <wp:docPr id="0" name="Drawing 0" descr="图片"/>
+          <wp:inline distT="0" distB="0" distL="0" distR="0">
+            <wp:extent cx="4092575" cy="1262380"/>
+            <wp:effectExtent l="0" t="0" r="22225" b="7620"/>
+            <wp:docPr id="1" name="Drawing 0" descr="图片"/>
+            <wp:cNvGraphicFramePr>
+              <a:graphicFrameLocks xmlns:a="http://schemas.openxmlformats.org/drawingml/2006/main" noChangeAspect="1"/>
+            </wp:cNvGraphicFramePr>
             <a:graphic xmlns:a="http://schemas.openxmlformats.org/drawingml/2006/main">
               <a:graphicData uri="http://schemas.openxmlformats.org/drawingml/2006/picture">
                 <pic:pic xmlns:pic="http://schemas.openxmlformats.org/drawingml/2006/picture">
                   <pic:nvPicPr>
-                    <pic:cNvPr id="0" name="Picture 0" descr="图片"/>
+                    <pic:cNvPr id="1" name="Drawing 0" descr="图片"/>
                     <pic:cNvPicPr>
-                      <a:picLocks noChangeAspect="true"/>
+                      <a:picLocks noChangeAspect="1"/>
                     </pic:cNvPicPr>
                   </pic:nvPicPr>
                   <pic:blipFill>
-                    <a:blip r:embed="rId3"/>
+                    <a:blip r:embed="rId4"/>
                     <a:stretch>
                       <a:fillRect/>
                     </a:stretch>
@@ -202,12 +216,11 @@
     </w:p>
     <w:p>
       <w:pPr>
-        <w:spacing w:line="240"/>
-        <w:jc w:val="left"/>
-      </w:pPr>
-      <w:r>
-        <w:rPr>
-          <w:rFonts w:ascii="" w:hAnsi="" w:cs="" w:eastAsia=""/>
+        <w:spacing w:line="240" w:lineRule="auto"/>
+        <w:jc w:val="left"/>
+      </w:pPr>
+      <w:r>
+        <w:rPr>
           <w:sz w:val="22"/>
         </w:rPr>
         <w:t>Ajax在输入框失去焦点的时候，把用户名信息获取到，并传递给数据库服务器做查询对比之后把查询的结果在页面上显示出来：</w:t>
@@ -215,25 +228,29 @@
     </w:p>
     <w:p>
       <w:pPr>
-        <w:spacing w:line="240"/>
+        <w:spacing w:line="240" w:lineRule="auto"/>
         <w:jc w:val="left"/>
       </w:pPr>
       <w:r>
         <w:drawing>
-          <wp:inline distT="0" distR="0" distB="0" distL="0">
-            <wp:extent cx="4101338" cy="2319796"/>
-            <wp:docPr id="1" name="Drawing 1" descr="图片"/>
+          <wp:inline distT="0" distB="0" distL="0" distR="0">
+            <wp:extent cx="4100830" cy="2319655"/>
+            <wp:effectExtent l="0" t="0" r="13970" b="17145"/>
+            <wp:docPr id="2" name="Drawing 1" descr="图片"/>
+            <wp:cNvGraphicFramePr>
+              <a:graphicFrameLocks xmlns:a="http://schemas.openxmlformats.org/drawingml/2006/main" noChangeAspect="1"/>
+            </wp:cNvGraphicFramePr>
             <a:graphic xmlns:a="http://schemas.openxmlformats.org/drawingml/2006/main">
               <a:graphicData uri="http://schemas.openxmlformats.org/drawingml/2006/picture">
                 <pic:pic xmlns:pic="http://schemas.openxmlformats.org/drawingml/2006/picture">
                   <pic:nvPicPr>
-                    <pic:cNvPr id="0" name="Picture 1" descr="图片"/>
+                    <pic:cNvPr id="2" name="Drawing 1" descr="图片"/>
                     <pic:cNvPicPr>
-                      <a:picLocks noChangeAspect="true"/>
+                      <a:picLocks noChangeAspect="1"/>
                     </pic:cNvPicPr>
                   </pic:nvPicPr>
                   <pic:blipFill>
-                    <a:blip r:embed="rId4"/>
+                    <a:blip r:embed="rId5"/>
                     <a:stretch>
                       <a:fillRect/>
                     </a:stretch>
@@ -256,20 +273,19 @@
     </w:p>
     <w:p>
       <w:pPr>
-        <w:spacing w:line="240"/>
-        <w:jc w:val="left"/>
-      </w:pPr>
-    </w:p>
-    <w:p>
-      <w:pPr>
-        <w:pStyle w:val="shimo heading 2"/>
-        <w:spacing w:line="415"/>
-        <w:jc w:val="left"/>
-      </w:pPr>
-      <w:r>
-        <w:rPr>
-          <w:rFonts w:ascii="" w:hAnsi="" w:cs="" w:eastAsia=""/>
-          <w:b w:val="true"/>
+        <w:spacing w:line="240" w:lineRule="auto"/>
+        <w:jc w:val="left"/>
+      </w:pPr>
+    </w:p>
+    <w:p>
+      <w:pPr>
+        <w:pStyle w:val="8"/>
+        <w:spacing w:line="415" w:lineRule="auto"/>
+        <w:jc w:val="left"/>
+      </w:pPr>
+      <w:r>
+        <w:rPr>
+          <w:b/>
           <w:szCs w:val="32"/>
         </w:rPr>
         <w:t>2.传统方式和ajax方式检验</w:t>
@@ -277,25 +293,29 @@
     </w:p>
     <w:p>
       <w:pPr>
-        <w:spacing w:line="240"/>
+        <w:spacing w:line="240" w:lineRule="auto"/>
         <w:jc w:val="left"/>
       </w:pPr>
       <w:r>
         <w:drawing>
-          <wp:inline distT="0" distR="0" distB="0" distL="0">
-            <wp:extent cx="3539744" cy="2107838"/>
-            <wp:docPr id="2" name="Drawing 2" descr="图片"/>
+          <wp:inline distT="0" distB="0" distL="0" distR="0">
+            <wp:extent cx="3539490" cy="2107565"/>
+            <wp:effectExtent l="0" t="0" r="16510" b="635"/>
+            <wp:docPr id="3" name="Drawing 2" descr="图片"/>
+            <wp:cNvGraphicFramePr>
+              <a:graphicFrameLocks xmlns:a="http://schemas.openxmlformats.org/drawingml/2006/main" noChangeAspect="1"/>
+            </wp:cNvGraphicFramePr>
             <a:graphic xmlns:a="http://schemas.openxmlformats.org/drawingml/2006/main">
               <a:graphicData uri="http://schemas.openxmlformats.org/drawingml/2006/picture">
                 <pic:pic xmlns:pic="http://schemas.openxmlformats.org/drawingml/2006/picture">
                   <pic:nvPicPr>
-                    <pic:cNvPr id="0" name="Picture 2" descr="图片"/>
+                    <pic:cNvPr id="3" name="Drawing 2" descr="图片"/>
                     <pic:cNvPicPr>
-                      <a:picLocks noChangeAspect="true"/>
+                      <a:picLocks noChangeAspect="1"/>
                     </pic:cNvPicPr>
                   </pic:nvPicPr>
                   <pic:blipFill>
-                    <a:blip r:embed="rId5"/>
+                    <a:blip r:embed="rId6"/>
                     <a:stretch>
                       <a:fillRect/>
                     </a:stretch>
@@ -318,25 +338,29 @@
     </w:p>
     <w:p>
       <w:pPr>
-        <w:spacing w:line="240"/>
+        <w:spacing w:line="240" w:lineRule="auto"/>
         <w:jc w:val="left"/>
       </w:pPr>
       <w:r>
         <w:drawing>
-          <wp:inline distT="0" distR="0" distB="0" distL="0">
-            <wp:extent cx="3548253" cy="1994492"/>
-            <wp:docPr id="3" name="Drawing 3" descr="图片"/>
+          <wp:inline distT="0" distB="0" distL="0" distR="0">
+            <wp:extent cx="3547745" cy="1993900"/>
+            <wp:effectExtent l="0" t="0" r="8255" b="12700"/>
+            <wp:docPr id="4" name="Drawing 3" descr="图片"/>
+            <wp:cNvGraphicFramePr>
+              <a:graphicFrameLocks xmlns:a="http://schemas.openxmlformats.org/drawingml/2006/main" noChangeAspect="1"/>
+            </wp:cNvGraphicFramePr>
             <a:graphic xmlns:a="http://schemas.openxmlformats.org/drawingml/2006/main">
               <a:graphicData uri="http://schemas.openxmlformats.org/drawingml/2006/picture">
                 <pic:pic xmlns:pic="http://schemas.openxmlformats.org/drawingml/2006/picture">
                   <pic:nvPicPr>
-                    <pic:cNvPr id="0" name="Picture 3" descr="图片"/>
+                    <pic:cNvPr id="4" name="Drawing 3" descr="图片"/>
                     <pic:cNvPicPr>
-                      <a:picLocks noChangeAspect="true"/>
+                      <a:picLocks noChangeAspect="1"/>
                     </pic:cNvPicPr>
                   </pic:nvPicPr>
                   <pic:blipFill>
-                    <a:blip r:embed="rId6"/>
+                    <a:blip r:embed="rId7"/>
                     <a:stretch>
                       <a:fillRect/>
                     </a:stretch>
@@ -359,26 +383,19 @@
     </w:p>
     <w:p>
       <w:pPr>
-        <w:spacing w:line="240"/>
-        <w:jc w:val="left"/>
-      </w:pPr>
-    </w:p>
-    <w:p>
-      <w:pPr>
-        <w:spacing w:line="240"/>
-        <w:jc w:val="left"/>
-      </w:pPr>
-    </w:p>
-    <w:p>
-      <w:pPr>
-        <w:pStyle w:val="shimo heading 1"/>
-        <w:spacing w:line="578"/>
-        <w:jc w:val="left"/>
-      </w:pPr>
-      <w:r>
-        <w:rPr>
-          <w:rFonts w:ascii="" w:hAnsi="" w:cs="" w:eastAsia=""/>
-          <w:b w:val="true"/>
+        <w:spacing w:line="240" w:lineRule="auto"/>
+        <w:jc w:val="left"/>
+      </w:pPr>
+    </w:p>
+    <w:p>
+      <w:pPr>
+        <w:pStyle w:val="7"/>
+        <w:spacing w:line="578" w:lineRule="auto"/>
+        <w:jc w:val="left"/>
+      </w:pPr>
+      <w:r>
+        <w:rPr>
+          <w:b/>
           <w:szCs w:val="44"/>
         </w:rPr>
         <w:t>二、AJAX使用</w:t>
@@ -386,14 +403,13 @@
     </w:p>
     <w:p>
       <w:pPr>
-        <w:pStyle w:val="shimo heading 2"/>
-        <w:spacing w:line="415"/>
-        <w:jc w:val="left"/>
-      </w:pPr>
-      <w:r>
-        <w:rPr>
-          <w:rFonts w:ascii="" w:hAnsi="" w:cs="" w:eastAsia=""/>
-          <w:b w:val="true"/>
+        <w:pStyle w:val="8"/>
+        <w:spacing w:line="415" w:lineRule="auto"/>
+        <w:jc w:val="left"/>
+      </w:pPr>
+      <w:r>
+        <w:rPr>
+          <w:b/>
           <w:szCs w:val="32"/>
         </w:rPr>
         <w:t>1．创建对象</w:t>
@@ -401,12 +417,11 @@
     </w:p>
     <w:p>
       <w:pPr>
-        <w:spacing w:line="240"/>
-        <w:jc w:val="left"/>
-      </w:pPr>
-      <w:r>
-        <w:rPr>
-          <w:rFonts w:ascii="" w:hAnsi="" w:cs="" w:eastAsia=""/>
+        <w:spacing w:line="240" w:lineRule="auto"/>
+        <w:jc w:val="left"/>
+      </w:pPr>
+      <w:r>
+        <w:rPr>
           <w:sz w:val="22"/>
         </w:rPr>
         <w:t>1.1主流浏览器方式</w:t>
@@ -414,12 +429,11 @@
     </w:p>
     <w:p>
       <w:pPr>
-        <w:spacing w:line="240"/>
-        <w:jc w:val="left"/>
-      </w:pPr>
-      <w:r>
-        <w:rPr>
-          <w:rFonts w:ascii="" w:hAnsi="" w:cs="" w:eastAsia=""/>
+        <w:spacing w:line="240" w:lineRule="auto"/>
+        <w:jc w:val="left"/>
+      </w:pPr>
+      <w:r>
+        <w:rPr>
           <w:sz w:val="22"/>
         </w:rPr>
         <w:t>火狐、Google、safari、opera包括IE7以上版本的浏览器</w:t>
@@ -427,12 +441,11 @@
     </w:p>
     <w:p>
       <w:pPr>
-        <w:spacing w:line="240"/>
-        <w:jc w:val="left"/>
-      </w:pPr>
-      <w:r>
-        <w:rPr>
-          <w:rFonts w:ascii="" w:hAnsi="" w:cs="" w:eastAsia=""/>
+        <w:spacing w:line="240" w:lineRule="auto"/>
+        <w:jc w:val="left"/>
+      </w:pPr>
+      <w:r>
+        <w:rPr>
           <w:sz w:val="22"/>
         </w:rPr>
         <w:t>Var xhr = new XMLHttpRequest();</w:t>
@@ -440,18 +453,17 @@
     </w:p>
     <w:p>
       <w:pPr>
-        <w:spacing w:line="240"/>
-        <w:jc w:val="left"/>
-      </w:pPr>
-    </w:p>
-    <w:p>
-      <w:pPr>
-        <w:spacing w:line="240"/>
-        <w:jc w:val="left"/>
-      </w:pPr>
-      <w:r>
-        <w:rPr>
-          <w:rFonts w:ascii="" w:hAnsi="" w:cs="" w:eastAsia=""/>
+        <w:spacing w:line="240" w:lineRule="auto"/>
+        <w:jc w:val="left"/>
+      </w:pPr>
+    </w:p>
+    <w:p>
+      <w:pPr>
+        <w:spacing w:line="240" w:lineRule="auto"/>
+        <w:jc w:val="left"/>
+      </w:pPr>
+      <w:r>
+        <w:rPr>
           <w:sz w:val="22"/>
         </w:rPr>
         <w:t>1.2 IE(6/7)方式</w:t>
@@ -459,12 +471,11 @@
     </w:p>
     <w:p>
       <w:pPr>
-        <w:spacing w:line="240"/>
-        <w:jc w:val="left"/>
-      </w:pPr>
-      <w:r>
-        <w:rPr>
-          <w:rFonts w:ascii="" w:hAnsi="" w:cs="" w:eastAsia=""/>
+        <w:spacing w:line="240" w:lineRule="auto"/>
+        <w:jc w:val="left"/>
+      </w:pPr>
+      <w:r>
+        <w:rPr>
           <w:sz w:val="22"/>
         </w:rPr>
         <w:t>Var xhr = new ActiveXObject(“Microsoft.XMLHTTP”);  //最原始方式</w:t>
@@ -472,12 +483,11 @@
     </w:p>
     <w:p>
       <w:pPr>
-        <w:spacing w:line="240"/>
-        <w:jc w:val="left"/>
-      </w:pPr>
-      <w:r>
-        <w:rPr>
-          <w:rFonts w:ascii="" w:hAnsi="" w:cs="" w:eastAsia=""/>
+        <w:spacing w:line="240" w:lineRule="auto"/>
+        <w:jc w:val="left"/>
+      </w:pPr>
+      <w:r>
+        <w:rPr>
           <w:sz w:val="22"/>
         </w:rPr>
         <w:t>Var xhr = new ActiveXObject(“Msxml2.XMLHTTP”);  //升级</w:t>
@@ -485,12 +495,11 @@
     </w:p>
     <w:p>
       <w:pPr>
-        <w:spacing w:line="240"/>
-        <w:jc w:val="left"/>
-      </w:pPr>
-      <w:r>
-        <w:rPr>
-          <w:rFonts w:ascii="" w:hAnsi="" w:cs="" w:eastAsia=""/>
+        <w:spacing w:line="240" w:lineRule="auto"/>
+        <w:jc w:val="left"/>
+      </w:pPr>
+      <w:r>
+        <w:rPr>
           <w:sz w:val="22"/>
         </w:rPr>
         <w:t>Var xhr = new ActiveXObject(“Msxml2.XMLHTTP.3.0”);  //升级</w:t>
@@ -498,12 +507,11 @@
     </w:p>
     <w:p>
       <w:pPr>
-        <w:spacing w:line="240"/>
-        <w:jc w:val="left"/>
-      </w:pPr>
-      <w:r>
-        <w:rPr>
-          <w:rFonts w:ascii="" w:hAnsi="" w:cs="" w:eastAsia=""/>
+        <w:spacing w:line="240" w:lineRule="auto"/>
+        <w:jc w:val="left"/>
+      </w:pPr>
+      <w:r>
+        <w:rPr>
           <w:sz w:val="22"/>
         </w:rPr>
         <w:t>Var xhr = new ActiveXObject(“Msxml2.XMLHTTP.5.0”);  //升级</w:t>
@@ -511,12 +519,11 @@
     </w:p>
     <w:p>
       <w:pPr>
-        <w:spacing w:line="240"/>
-        <w:jc w:val="left"/>
-      </w:pPr>
-      <w:r>
-        <w:rPr>
-          <w:rFonts w:ascii="" w:hAnsi="" w:cs="" w:eastAsia=""/>
+        <w:spacing w:line="240" w:lineRule="auto"/>
+        <w:jc w:val="left"/>
+      </w:pPr>
+      <w:r>
+        <w:rPr>
           <w:sz w:val="22"/>
         </w:rPr>
         <w:t>Var xhr = new ActiveXObject(“Msxml2.XMLHTTP.6.0”);  //IE维护的最高版本</w:t>
@@ -524,18 +531,17 @@
     </w:p>
     <w:p>
       <w:pPr>
-        <w:spacing w:line="240"/>
-        <w:jc w:val="left"/>
-      </w:pPr>
-    </w:p>
-    <w:p>
-      <w:pPr>
-        <w:spacing w:line="240"/>
-        <w:jc w:val="left"/>
-      </w:pPr>
-      <w:r>
-        <w:rPr>
-          <w:rFonts w:ascii="" w:hAnsi="" w:cs="" w:eastAsia=""/>
+        <w:spacing w:line="240" w:lineRule="auto"/>
+        <w:jc w:val="left"/>
+      </w:pPr>
+    </w:p>
+    <w:p>
+      <w:pPr>
+        <w:spacing w:line="240" w:lineRule="auto"/>
+        <w:jc w:val="left"/>
+      </w:pPr>
+      <w:r>
+        <w:rPr>
           <w:sz w:val="22"/>
         </w:rPr>
         <w:t>两种方式创建ajax对象</w:t>
@@ -543,27 +549,33 @@
     </w:p>
     <w:p>
       <w:pPr>
-        <w:spacing w:line="240"/>
+        <w:spacing w:line="240" w:lineRule="auto"/>
         <w:jc w:val="left"/>
       </w:pPr>
       <w:r>
         <w:drawing>
-          <wp:inline distT="0" distR="0" distB="0" distL="0">
-            <wp:extent cx="4196639" cy="1914525"/>
-            <wp:docPr id="4" name="Drawing 4" descr="图片"/>
+          <wp:inline distT="0" distB="0" distL="0" distR="0">
+            <wp:extent cx="4196080" cy="1914525"/>
+            <wp:effectExtent l="0" t="0" r="20320" b="15875"/>
+            <wp:docPr id="5" name="Drawing 4" descr="图片"/>
+            <wp:cNvGraphicFramePr>
+              <a:graphicFrameLocks xmlns:a="http://schemas.openxmlformats.org/drawingml/2006/main" noChangeAspect="1"/>
+            </wp:cNvGraphicFramePr>
             <a:graphic xmlns:a="http://schemas.openxmlformats.org/drawingml/2006/main">
               <a:graphicData uri="http://schemas.openxmlformats.org/drawingml/2006/picture">
                 <pic:pic xmlns:pic="http://schemas.openxmlformats.org/drawingml/2006/picture">
                   <pic:nvPicPr>
-                    <pic:cNvPr id="0" name="Picture 4" descr="图片"/>
+                    <pic:cNvPr id="5" name="Drawing 4" descr="图片"/>
                     <pic:cNvPicPr>
-                      <a:picLocks noChangeAspect="true"/>
+                      <a:picLocks noChangeAspect="1"/>
                     </pic:cNvPicPr>
                   </pic:nvPicPr>
                   <pic:blipFill>
-                    <a:blip r:embed="rId7"/>
+                    <a:blip r:embed="rId8"/>
                     <a:srcRect/>
-                    <a:stretch/>
+                    <a:stretch>
+                      <a:fillRect/>
+                    </a:stretch>
                   </pic:blipFill>
                   <pic:spPr>
                     <a:xfrm>
@@ -583,14 +595,13 @@
     </w:p>
     <w:p>
       <w:pPr>
-        <w:pStyle w:val="shimo heading 2"/>
-        <w:spacing w:line="415"/>
-        <w:jc w:val="left"/>
-      </w:pPr>
-      <w:r>
-        <w:rPr>
-          <w:rFonts w:ascii="" w:hAnsi="" w:cs="" w:eastAsia=""/>
-          <w:b w:val="true"/>
+        <w:pStyle w:val="8"/>
+        <w:spacing w:line="415" w:lineRule="auto"/>
+        <w:jc w:val="left"/>
+      </w:pPr>
+      <w:r>
+        <w:rPr>
+          <w:b/>
           <w:szCs w:val="32"/>
         </w:rPr>
         <w:t>2.发起对服务器的请求</w:t>
@@ -598,12 +609,11 @@
     </w:p>
     <w:p>
       <w:pPr>
-        <w:spacing w:line="240"/>
-        <w:jc w:val="left"/>
-      </w:pPr>
-      <w:r>
-        <w:rPr>
-          <w:rFonts w:ascii="" w:hAnsi="" w:cs="" w:eastAsia=""/>
+        <w:spacing w:line="240" w:lineRule="auto"/>
+        <w:jc w:val="left"/>
+      </w:pPr>
+      <w:r>
+        <w:rPr>
           <w:sz w:val="22"/>
         </w:rPr>
         <w:t xml:space="preserve">Ajax发起对服务器端请求的三个步骤： </w:t>
@@ -611,27 +621,33 @@
     </w:p>
     <w:p>
       <w:pPr>
-        <w:spacing w:line="240"/>
+        <w:spacing w:line="240" w:lineRule="auto"/>
         <w:jc w:val="left"/>
       </w:pPr>
       <w:r>
         <w:drawing>
-          <wp:inline distT="0" distR="0" distB="0" distL="0">
-            <wp:extent cx="3969448" cy="2966237"/>
-            <wp:docPr id="5" name="Drawing 5" descr="图片"/>
+          <wp:inline distT="0" distB="0" distL="0" distR="0">
+            <wp:extent cx="3969385" cy="2966085"/>
+            <wp:effectExtent l="0" t="0" r="18415" b="5715"/>
+            <wp:docPr id="6" name="Drawing 5" descr="图片"/>
+            <wp:cNvGraphicFramePr>
+              <a:graphicFrameLocks xmlns:a="http://schemas.openxmlformats.org/drawingml/2006/main" noChangeAspect="1"/>
+            </wp:cNvGraphicFramePr>
             <a:graphic xmlns:a="http://schemas.openxmlformats.org/drawingml/2006/main">
               <a:graphicData uri="http://schemas.openxmlformats.org/drawingml/2006/picture">
                 <pic:pic xmlns:pic="http://schemas.openxmlformats.org/drawingml/2006/picture">
                   <pic:nvPicPr>
-                    <pic:cNvPr id="0" name="Picture 5" descr="图片"/>
+                    <pic:cNvPr id="6" name="Drawing 5" descr="图片"/>
                     <pic:cNvPicPr>
-                      <a:picLocks noChangeAspect="true"/>
+                      <a:picLocks noChangeAspect="1"/>
                     </pic:cNvPicPr>
                   </pic:nvPicPr>
                   <pic:blipFill>
-                    <a:blip r:embed="rId8"/>
+                    <a:blip r:embed="rId9"/>
                     <a:srcRect/>
-                    <a:stretch/>
+                    <a:stretch>
+                      <a:fillRect/>
+                    </a:stretch>
                   </pic:blipFill>
                   <pic:spPr>
                     <a:xfrm>
@@ -651,18 +667,17 @@
     </w:p>
     <w:p>
       <w:pPr>
-        <w:spacing w:line="240"/>
-        <w:jc w:val="left"/>
-      </w:pPr>
-    </w:p>
-    <w:p>
-      <w:pPr>
-        <w:spacing w:line="240"/>
-        <w:jc w:val="left"/>
-      </w:pPr>
-      <w:r>
-        <w:rPr>
-          <w:rFonts w:ascii="" w:hAnsi="" w:cs="" w:eastAsia=""/>
+        <w:spacing w:line="240" w:lineRule="auto"/>
+        <w:jc w:val="left"/>
+      </w:pPr>
+    </w:p>
+    <w:p>
+      <w:pPr>
+        <w:spacing w:line="240" w:lineRule="auto"/>
+        <w:jc w:val="left"/>
+      </w:pPr>
+      <w:r>
+        <w:rPr>
           <w:sz w:val="22"/>
         </w:rPr>
         <w:t>服务器端逻辑：</w:t>
@@ -670,27 +685,33 @@
     </w:p>
     <w:p>
       <w:pPr>
-        <w:spacing w:line="240"/>
+        <w:spacing w:line="240" w:lineRule="auto"/>
         <w:jc w:val="left"/>
       </w:pPr>
       <w:r>
         <w:drawing>
-          <wp:inline distT="0" distR="0" distB="0" distL="0">
-            <wp:extent cx="3982212" cy="1244441"/>
-            <wp:docPr id="6" name="Drawing 6" descr="图片"/>
+          <wp:inline distT="0" distB="0" distL="0" distR="0">
+            <wp:extent cx="3982085" cy="1243965"/>
+            <wp:effectExtent l="0" t="0" r="5715" b="635"/>
+            <wp:docPr id="7" name="Drawing 6" descr="图片"/>
+            <wp:cNvGraphicFramePr>
+              <a:graphicFrameLocks xmlns:a="http://schemas.openxmlformats.org/drawingml/2006/main" noChangeAspect="1"/>
+            </wp:cNvGraphicFramePr>
             <a:graphic xmlns:a="http://schemas.openxmlformats.org/drawingml/2006/main">
               <a:graphicData uri="http://schemas.openxmlformats.org/drawingml/2006/picture">
                 <pic:pic xmlns:pic="http://schemas.openxmlformats.org/drawingml/2006/picture">
                   <pic:nvPicPr>
-                    <pic:cNvPr id="0" name="Picture 6" descr="图片"/>
+                    <pic:cNvPr id="7" name="Drawing 6" descr="图片"/>
                     <pic:cNvPicPr>
-                      <a:picLocks noChangeAspect="true"/>
+                      <a:picLocks noChangeAspect="1"/>
                     </pic:cNvPicPr>
                   </pic:nvPicPr>
                   <pic:blipFill>
-                    <a:blip r:embed="rId9"/>
+                    <a:blip r:embed="rId10"/>
                     <a:srcRect/>
-                    <a:stretch/>
+                    <a:stretch>
+                      <a:fillRect/>
+                    </a:stretch>
                   </pic:blipFill>
                   <pic:spPr>
                     <a:xfrm>
@@ -710,18 +731,17 @@
     </w:p>
     <w:p>
       <w:pPr>
-        <w:spacing w:line="240"/>
-        <w:jc w:val="left"/>
-      </w:pPr>
-    </w:p>
-    <w:p>
-      <w:pPr>
-        <w:spacing w:line="240"/>
-        <w:jc w:val="left"/>
-      </w:pPr>
-      <w:r>
-        <w:rPr>
-          <w:rFonts w:ascii="" w:hAnsi="" w:cs="" w:eastAsia=""/>
+        <w:spacing w:line="240" w:lineRule="auto"/>
+        <w:jc w:val="left"/>
+      </w:pPr>
+    </w:p>
+    <w:p>
+      <w:pPr>
+        <w:spacing w:line="240" w:lineRule="auto"/>
+        <w:jc w:val="left"/>
+      </w:pPr>
+      <w:r>
+        <w:rPr>
           <w:sz w:val="22"/>
         </w:rPr>
         <w:t>Ajax向02.php页面发送了4次get方式请求：</w:t>
@@ -729,27 +749,33 @@
     </w:p>
     <w:p>
       <w:pPr>
-        <w:spacing w:line="240"/>
+        <w:spacing w:line="240" w:lineRule="auto"/>
         <w:jc w:val="left"/>
       </w:pPr>
       <w:r>
         <w:drawing>
-          <wp:inline distT="0" distR="0" distB="0" distL="0">
-            <wp:extent cx="3899249" cy="2331466"/>
-            <wp:docPr id="7" name="Drawing 7" descr="图片"/>
+          <wp:inline distT="0" distB="0" distL="0" distR="0">
+            <wp:extent cx="3898900" cy="2331085"/>
+            <wp:effectExtent l="0" t="0" r="12700" b="5715"/>
+            <wp:docPr id="8" name="Drawing 7" descr="图片"/>
+            <wp:cNvGraphicFramePr>
+              <a:graphicFrameLocks xmlns:a="http://schemas.openxmlformats.org/drawingml/2006/main" noChangeAspect="1"/>
+            </wp:cNvGraphicFramePr>
             <a:graphic xmlns:a="http://schemas.openxmlformats.org/drawingml/2006/main">
               <a:graphicData uri="http://schemas.openxmlformats.org/drawingml/2006/picture">
                 <pic:pic xmlns:pic="http://schemas.openxmlformats.org/drawingml/2006/picture">
                   <pic:nvPicPr>
-                    <pic:cNvPr id="0" name="Picture 7" descr="图片"/>
+                    <pic:cNvPr id="8" name="Drawing 7" descr="图片"/>
                     <pic:cNvPicPr>
-                      <a:picLocks noChangeAspect="true"/>
+                      <a:picLocks noChangeAspect="1"/>
                     </pic:cNvPicPr>
                   </pic:nvPicPr>
                   <pic:blipFill>
-                    <a:blip r:embed="rId10"/>
+                    <a:blip r:embed="rId11"/>
                     <a:srcRect/>
-                    <a:stretch/>
+                    <a:stretch>
+                      <a:fillRect/>
+                    </a:stretch>
                   </pic:blipFill>
                   <pic:spPr>
                     <a:xfrm>
@@ -769,14 +795,13 @@
     </w:p>
     <w:p>
       <w:pPr>
-        <w:pStyle w:val="shimo heading 2"/>
-        <w:spacing w:line="415"/>
-        <w:jc w:val="left"/>
-      </w:pPr>
-      <w:r>
-        <w:rPr>
-          <w:rFonts w:ascii="" w:hAnsi="" w:cs="" w:eastAsia=""/>
-          <w:b w:val="true"/>
+        <w:pStyle w:val="8"/>
+        <w:spacing w:line="415" w:lineRule="auto"/>
+        <w:jc w:val="left"/>
+      </w:pPr>
+      <w:r>
+        <w:rPr>
+          <w:b/>
           <w:szCs w:val="32"/>
         </w:rPr>
         <w:t>3.ajax接收服务器返回信息</w:t>
@@ -784,12 +809,11 @@
     </w:p>
     <w:p>
       <w:pPr>
-        <w:spacing w:line="240"/>
-        <w:jc w:val="left"/>
-      </w:pPr>
-      <w:r>
-        <w:rPr>
-          <w:rFonts w:ascii="" w:hAnsi="" w:cs="" w:eastAsia=""/>
+        <w:spacing w:line="240" w:lineRule="auto"/>
+        <w:jc w:val="left"/>
+      </w:pPr>
+      <w:r>
+        <w:rPr>
           <w:sz w:val="22"/>
         </w:rPr>
         <w:t>Ajax可以接受的信息：</w:t>
@@ -797,19 +821,17 @@
     </w:p>
     <w:p>
       <w:pPr>
-        <w:spacing w:line="240"/>
-        <w:jc w:val="left"/>
-      </w:pPr>
-      <w:r>
-        <w:rPr>
-          <w:rFonts w:ascii="" w:hAnsi="" w:cs="" w:eastAsia=""/>
+        <w:spacing w:line="240" w:lineRule="auto"/>
+        <w:jc w:val="left"/>
+      </w:pPr>
+      <w:r>
+        <w:rPr>
           <w:sz w:val="22"/>
         </w:rPr>
         <w:t>浏览器可以接收的信息</w:t>
       </w:r>
       <w:r>
         <w:rPr>
-          <w:rFonts w:ascii="" w:hAnsi="" w:cs="" w:eastAsia=""/>
           <w:color w:val="FF0000"/>
           <w:sz w:val="22"/>
         </w:rPr>
@@ -817,7 +839,6 @@
       </w:r>
       <w:r>
         <w:rPr>
-          <w:rFonts w:ascii="" w:hAnsi="" w:cs="" w:eastAsia=""/>
           <w:sz w:val="22"/>
         </w:rPr>
         <w:t>，例如字符串、html标签、css样式内容、xml内容、json内容等等。</w:t>
@@ -825,18 +846,17 @@
     </w:p>
     <w:p>
       <w:pPr>
-        <w:spacing w:line="240"/>
-        <w:jc w:val="left"/>
-      </w:pPr>
-    </w:p>
-    <w:p>
-      <w:pPr>
-        <w:spacing w:line="240"/>
-        <w:jc w:val="left"/>
-      </w:pPr>
-      <w:r>
-        <w:rPr>
-          <w:rFonts w:ascii="" w:hAnsi="" w:cs="" w:eastAsia=""/>
+        <w:spacing w:line="240" w:lineRule="auto"/>
+        <w:jc w:val="left"/>
+      </w:pPr>
+    </w:p>
+    <w:p>
+      <w:pPr>
+        <w:spacing w:line="240" w:lineRule="auto"/>
+        <w:jc w:val="left"/>
+      </w:pPr>
+      <w:r>
+        <w:rPr>
           <w:sz w:val="22"/>
         </w:rPr>
         <w:t>Ajax onreadystatechange事件，最多可以感知四种状态：</w:t>
@@ -844,27 +864,33 @@
     </w:p>
     <w:p>
       <w:pPr>
-        <w:spacing w:line="240"/>
+        <w:spacing w:line="240" w:lineRule="auto"/>
         <w:jc w:val="left"/>
       </w:pPr>
       <w:r>
         <w:drawing>
-          <wp:inline distT="0" distR="0" distB="0" distL="0">
-            <wp:extent cx="3963067" cy="746665"/>
-            <wp:docPr id="8" name="Drawing 8" descr="图片"/>
+          <wp:inline distT="0" distB="0" distL="0" distR="0">
+            <wp:extent cx="3963035" cy="746125"/>
+            <wp:effectExtent l="0" t="0" r="24765" b="15875"/>
+            <wp:docPr id="9" name="Drawing 8" descr="图片"/>
+            <wp:cNvGraphicFramePr>
+              <a:graphicFrameLocks xmlns:a="http://schemas.openxmlformats.org/drawingml/2006/main" noChangeAspect="1"/>
+            </wp:cNvGraphicFramePr>
             <a:graphic xmlns:a="http://schemas.openxmlformats.org/drawingml/2006/main">
               <a:graphicData uri="http://schemas.openxmlformats.org/drawingml/2006/picture">
                 <pic:pic xmlns:pic="http://schemas.openxmlformats.org/drawingml/2006/picture">
                   <pic:nvPicPr>
-                    <pic:cNvPr id="0" name="Picture 8" descr="图片"/>
+                    <pic:cNvPr id="9" name="Drawing 8" descr="图片"/>
                     <pic:cNvPicPr>
-                      <a:picLocks noChangeAspect="true"/>
+                      <a:picLocks noChangeAspect="1"/>
                     </pic:cNvPicPr>
                   </pic:nvPicPr>
                   <pic:blipFill>
-                    <a:blip r:embed="rId11"/>
+                    <a:blip r:embed="rId12"/>
                     <a:srcRect/>
-                    <a:stretch/>
+                    <a:stretch>
+                      <a:fillRect/>
+                    </a:stretch>
                   </pic:blipFill>
                   <pic:spPr>
                     <a:xfrm>
@@ -884,18 +910,17 @@
     </w:p>
     <w:p>
       <w:pPr>
-        <w:spacing w:line="240"/>
-        <w:jc w:val="left"/>
-      </w:pPr>
-    </w:p>
-    <w:p>
-      <w:pPr>
-        <w:spacing w:line="240"/>
-        <w:jc w:val="left"/>
-      </w:pPr>
-      <w:r>
-        <w:rPr>
-          <w:rFonts w:ascii="" w:hAnsi="" w:cs="" w:eastAsia=""/>
+        <w:spacing w:line="240" w:lineRule="auto"/>
+        <w:jc w:val="left"/>
+      </w:pPr>
+    </w:p>
+    <w:p>
+      <w:pPr>
+        <w:spacing w:line="240" w:lineRule="auto"/>
+        <w:jc w:val="left"/>
+      </w:pPr>
+      <w:r>
+        <w:rPr>
           <w:sz w:val="22"/>
         </w:rPr>
         <w:t>Ajax常用方法：</w:t>
@@ -903,27 +928,33 @@
     </w:p>
     <w:p>
       <w:pPr>
-        <w:spacing w:line="240"/>
+        <w:spacing w:line="240" w:lineRule="auto"/>
         <w:jc w:val="left"/>
       </w:pPr>
       <w:r>
         <w:drawing>
-          <wp:inline distT="0" distR="0" distB="0" distL="0">
-            <wp:extent cx="4308532" cy="1218914"/>
-            <wp:docPr id="9" name="Drawing 9" descr="图片"/>
+          <wp:inline distT="0" distB="0" distL="0" distR="0">
+            <wp:extent cx="4308475" cy="1218565"/>
+            <wp:effectExtent l="0" t="0" r="9525" b="635"/>
+            <wp:docPr id="10" name="Drawing 9" descr="图片"/>
+            <wp:cNvGraphicFramePr>
+              <a:graphicFrameLocks xmlns:a="http://schemas.openxmlformats.org/drawingml/2006/main" noChangeAspect="1"/>
+            </wp:cNvGraphicFramePr>
             <a:graphic xmlns:a="http://schemas.openxmlformats.org/drawingml/2006/main">
               <a:graphicData uri="http://schemas.openxmlformats.org/drawingml/2006/picture">
                 <pic:pic xmlns:pic="http://schemas.openxmlformats.org/drawingml/2006/picture">
                   <pic:nvPicPr>
-                    <pic:cNvPr id="0" name="Picture 9" descr="图片"/>
+                    <pic:cNvPr id="10" name="Drawing 9" descr="图片"/>
                     <pic:cNvPicPr>
-                      <a:picLocks noChangeAspect="true"/>
+                      <a:picLocks noChangeAspect="1"/>
                     </pic:cNvPicPr>
                   </pic:nvPicPr>
                   <pic:blipFill>
-                    <a:blip r:embed="rId12"/>
+                    <a:blip r:embed="rId13"/>
                     <a:srcRect/>
-                    <a:stretch/>
+                    <a:stretch>
+                      <a:fillRect/>
+                    </a:stretch>
                   </pic:blipFill>
                   <pic:spPr>
                     <a:xfrm>
@@ -943,18 +974,17 @@
     </w:p>
     <w:p>
       <w:pPr>
-        <w:spacing w:line="240"/>
-        <w:jc w:val="left"/>
-      </w:pPr>
-    </w:p>
-    <w:p>
-      <w:pPr>
-        <w:spacing w:line="240"/>
-        <w:jc w:val="left"/>
-      </w:pPr>
-      <w:r>
-        <w:rPr>
-          <w:rFonts w:ascii="" w:hAnsi="" w:cs="" w:eastAsia=""/>
+        <w:spacing w:line="240" w:lineRule="auto"/>
+        <w:jc w:val="left"/>
+      </w:pPr>
+    </w:p>
+    <w:p>
+      <w:pPr>
+        <w:spacing w:line="240" w:lineRule="auto"/>
+        <w:jc w:val="left"/>
+      </w:pPr>
+      <w:r>
+        <w:rPr>
           <w:sz w:val="22"/>
         </w:rPr>
         <w:t>Ajax的五种状态 readyState:</w:t>
@@ -962,27 +992,33 @@
     </w:p>
     <w:p>
       <w:pPr>
-        <w:spacing w:line="240"/>
+        <w:spacing w:line="240" w:lineRule="auto"/>
         <w:jc w:val="left"/>
       </w:pPr>
       <w:r>
         <w:drawing>
-          <wp:inline distT="0" distR="0" distB="0" distL="0">
-            <wp:extent cx="4183875" cy="918972"/>
-            <wp:docPr id="10" name="Drawing 10" descr="图片"/>
+          <wp:inline distT="0" distB="0" distL="0" distR="0">
+            <wp:extent cx="4183380" cy="918845"/>
+            <wp:effectExtent l="0" t="0" r="7620" b="20955"/>
+            <wp:docPr id="11" name="Drawing 10" descr="图片"/>
+            <wp:cNvGraphicFramePr>
+              <a:graphicFrameLocks xmlns:a="http://schemas.openxmlformats.org/drawingml/2006/main" noChangeAspect="1"/>
+            </wp:cNvGraphicFramePr>
             <a:graphic xmlns:a="http://schemas.openxmlformats.org/drawingml/2006/main">
               <a:graphicData uri="http://schemas.openxmlformats.org/drawingml/2006/picture">
                 <pic:pic xmlns:pic="http://schemas.openxmlformats.org/drawingml/2006/picture">
                   <pic:nvPicPr>
-                    <pic:cNvPr id="0" name="Picture 10" descr="图片"/>
+                    <pic:cNvPr id="11" name="Drawing 10" descr="图片"/>
                     <pic:cNvPicPr>
-                      <a:picLocks noChangeAspect="true"/>
+                      <a:picLocks noChangeAspect="1"/>
                     </pic:cNvPicPr>
                   </pic:nvPicPr>
                   <pic:blipFill>
-                    <a:blip r:embed="rId13"/>
+                    <a:blip r:embed="rId14"/>
                     <a:srcRect/>
-                    <a:stretch/>
+                    <a:stretch>
+                      <a:fillRect/>
+                    </a:stretch>
                   </pic:blipFill>
                   <pic:spPr>
                     <a:xfrm>
@@ -1002,18 +1038,17 @@
     </w:p>
     <w:p>
       <w:pPr>
-        <w:spacing w:line="240"/>
-        <w:jc w:val="left"/>
-      </w:pPr>
-    </w:p>
-    <w:p>
-      <w:pPr>
-        <w:spacing w:line="240"/>
-        <w:jc w:val="left"/>
-      </w:pPr>
-      <w:r>
-        <w:rPr>
-          <w:rFonts w:ascii="" w:hAnsi="" w:cs="" w:eastAsia=""/>
+        <w:spacing w:line="240" w:lineRule="auto"/>
+        <w:jc w:val="left"/>
+      </w:pPr>
+    </w:p>
+    <w:p>
+      <w:pPr>
+        <w:spacing w:line="240" w:lineRule="auto"/>
+        <w:jc w:val="left"/>
+      </w:pPr>
+      <w:r>
+        <w:rPr>
           <w:sz w:val="22"/>
         </w:rPr>
         <w:t>Ajax常用属性：</w:t>
@@ -1021,27 +1056,33 @@
     </w:p>
     <w:p>
       <w:pPr>
-        <w:spacing w:line="240"/>
+        <w:spacing w:line="240" w:lineRule="auto"/>
         <w:jc w:val="left"/>
       </w:pPr>
       <w:r>
         <w:drawing>
-          <wp:inline distT="0" distR="0" distB="0" distL="0">
-            <wp:extent cx="4030288" cy="1550765"/>
-            <wp:docPr id="11" name="Drawing 11" descr="图片"/>
+          <wp:inline distT="0" distB="0" distL="0" distR="0">
+            <wp:extent cx="4029710" cy="1550670"/>
+            <wp:effectExtent l="0" t="0" r="8890" b="24130"/>
+            <wp:docPr id="12" name="Drawing 11" descr="图片"/>
+            <wp:cNvGraphicFramePr>
+              <a:graphicFrameLocks xmlns:a="http://schemas.openxmlformats.org/drawingml/2006/main" noChangeAspect="1"/>
+            </wp:cNvGraphicFramePr>
             <a:graphic xmlns:a="http://schemas.openxmlformats.org/drawingml/2006/main">
               <a:graphicData uri="http://schemas.openxmlformats.org/drawingml/2006/picture">
                 <pic:pic xmlns:pic="http://schemas.openxmlformats.org/drawingml/2006/picture">
                   <pic:nvPicPr>
-                    <pic:cNvPr id="0" name="Picture 11" descr="图片"/>
+                    <pic:cNvPr id="12" name="Drawing 11" descr="图片"/>
                     <pic:cNvPicPr>
-                      <a:picLocks noChangeAspect="true"/>
+                      <a:picLocks noChangeAspect="1"/>
                     </pic:cNvPicPr>
                   </pic:nvPicPr>
                   <pic:blipFill>
-                    <a:blip r:embed="rId14"/>
+                    <a:blip r:embed="rId15"/>
                     <a:srcRect/>
-                    <a:stretch/>
+                    <a:stretch>
+                      <a:fillRect/>
+                    </a:stretch>
                   </pic:blipFill>
                   <pic:spPr>
                     <a:xfrm>
@@ -1061,18 +1102,17 @@
     </w:p>
     <w:p>
       <w:pPr>
-        <w:spacing w:line="240"/>
-        <w:jc w:val="left"/>
-      </w:pPr>
-    </w:p>
-    <w:p>
-      <w:pPr>
-        <w:spacing w:line="240"/>
-        <w:jc w:val="left"/>
-      </w:pPr>
-      <w:r>
-        <w:rPr>
-          <w:rFonts w:ascii="" w:hAnsi="" w:cs="" w:eastAsia=""/>
+        <w:spacing w:line="240" w:lineRule="auto"/>
+        <w:jc w:val="left"/>
+      </w:pPr>
+    </w:p>
+    <w:p>
+      <w:pPr>
+        <w:spacing w:line="240" w:lineRule="auto"/>
+        <w:jc w:val="left"/>
+      </w:pPr>
+      <w:r>
+        <w:rPr>
           <w:sz w:val="22"/>
         </w:rPr>
         <w:t>Ajax接收服务器端返回的信息需要结合readyState/onreadystatechange/responseText属性一并操作：</w:t>
@@ -1080,27 +1120,33 @@
     </w:p>
     <w:p>
       <w:pPr>
-        <w:spacing w:line="240"/>
+        <w:spacing w:line="240" w:lineRule="auto"/>
         <w:jc w:val="left"/>
       </w:pPr>
       <w:r>
         <w:drawing>
-          <wp:inline distT="0" distR="0" distB="0" distL="0">
-            <wp:extent cx="3914991" cy="2667572"/>
-            <wp:docPr id="12" name="Drawing 12" descr="图片"/>
+          <wp:inline distT="0" distB="0" distL="0" distR="0">
+            <wp:extent cx="3914775" cy="2667000"/>
+            <wp:effectExtent l="0" t="0" r="22225" b="0"/>
+            <wp:docPr id="13" name="Drawing 12" descr="图片"/>
+            <wp:cNvGraphicFramePr>
+              <a:graphicFrameLocks xmlns:a="http://schemas.openxmlformats.org/drawingml/2006/main" noChangeAspect="1"/>
+            </wp:cNvGraphicFramePr>
             <a:graphic xmlns:a="http://schemas.openxmlformats.org/drawingml/2006/main">
               <a:graphicData uri="http://schemas.openxmlformats.org/drawingml/2006/picture">
                 <pic:pic xmlns:pic="http://schemas.openxmlformats.org/drawingml/2006/picture">
                   <pic:nvPicPr>
-                    <pic:cNvPr id="0" name="Picture 12" descr="图片"/>
+                    <pic:cNvPr id="13" name="Drawing 12" descr="图片"/>
                     <pic:cNvPicPr>
-                      <a:picLocks noChangeAspect="true"/>
+                      <a:picLocks noChangeAspect="1"/>
                     </pic:cNvPicPr>
                   </pic:nvPicPr>
                   <pic:blipFill>
-                    <a:blip r:embed="rId15"/>
+                    <a:blip r:embed="rId16"/>
                     <a:srcRect/>
-                    <a:stretch/>
+                    <a:stretch>
+                      <a:fillRect/>
+                    </a:stretch>
                   </pic:blipFill>
                   <pic:spPr>
                     <a:xfrm>
@@ -1120,18 +1166,17 @@
     </w:p>
     <w:p>
       <w:pPr>
-        <w:spacing w:line="240"/>
-        <w:jc w:val="left"/>
-      </w:pPr>
-    </w:p>
-    <w:p>
-      <w:pPr>
-        <w:spacing w:line="240"/>
-        <w:jc w:val="left"/>
-      </w:pPr>
-      <w:r>
-        <w:rPr>
-          <w:rFonts w:ascii="" w:hAnsi="" w:cs="" w:eastAsia=""/>
+        <w:spacing w:line="240" w:lineRule="auto"/>
+        <w:jc w:val="left"/>
+      </w:pPr>
+    </w:p>
+    <w:p>
+      <w:pPr>
+        <w:spacing w:line="240" w:lineRule="auto"/>
+        <w:jc w:val="left"/>
+      </w:pPr>
+      <w:r>
+        <w:rPr>
           <w:sz w:val="22"/>
         </w:rPr>
         <w:t>属性和方法介绍：</w:t>
@@ -1139,27 +1184,33 @@
     </w:p>
     <w:p>
       <w:pPr>
-        <w:spacing w:line="240"/>
+        <w:spacing w:line="240" w:lineRule="auto"/>
         <w:jc w:val="left"/>
       </w:pPr>
       <w:r>
         <w:drawing>
-          <wp:inline distT="0" distR="0" distB="0" distL="0">
-            <wp:extent cx="4108145" cy="1812417"/>
-            <wp:docPr id="13" name="Drawing 13" descr="图片"/>
+          <wp:inline distT="0" distB="0" distL="0" distR="0">
+            <wp:extent cx="4107815" cy="1812290"/>
+            <wp:effectExtent l="0" t="0" r="6985" b="16510"/>
+            <wp:docPr id="14" name="Drawing 13" descr="图片"/>
+            <wp:cNvGraphicFramePr>
+              <a:graphicFrameLocks xmlns:a="http://schemas.openxmlformats.org/drawingml/2006/main" noChangeAspect="1"/>
+            </wp:cNvGraphicFramePr>
             <a:graphic xmlns:a="http://schemas.openxmlformats.org/drawingml/2006/main">
               <a:graphicData uri="http://schemas.openxmlformats.org/drawingml/2006/picture">
                 <pic:pic xmlns:pic="http://schemas.openxmlformats.org/drawingml/2006/picture">
                   <pic:nvPicPr>
-                    <pic:cNvPr id="0" name="Picture 13" descr="图片"/>
+                    <pic:cNvPr id="14" name="Drawing 13" descr="图片"/>
                     <pic:cNvPicPr>
-                      <a:picLocks noChangeAspect="true"/>
+                      <a:picLocks noChangeAspect="1"/>
                     </pic:cNvPicPr>
                   </pic:nvPicPr>
                   <pic:blipFill>
-                    <a:blip r:embed="rId16"/>
+                    <a:blip r:embed="rId17"/>
                     <a:srcRect/>
-                    <a:stretch/>
+                    <a:stretch>
+                      <a:fillRect/>
+                    </a:stretch>
                   </pic:blipFill>
                   <pic:spPr>
                     <a:xfrm>
@@ -1179,14 +1230,13 @@
     </w:p>
     <w:p>
       <w:pPr>
-        <w:pStyle w:val="shimo heading 2"/>
-        <w:spacing w:line="415"/>
-        <w:jc w:val="left"/>
-      </w:pPr>
-      <w:r>
-        <w:rPr>
-          <w:rFonts w:ascii="" w:hAnsi="" w:cs="" w:eastAsia=""/>
-          <w:b w:val="true"/>
+        <w:pStyle w:val="8"/>
+        <w:spacing w:line="415" w:lineRule="auto"/>
+        <w:jc w:val="left"/>
+      </w:pPr>
+      <w:r>
+        <w:rPr>
+          <w:b/>
           <w:szCs w:val="32"/>
         </w:rPr>
         <w:t>4.GET和POST方式的AJAX请求</w:t>
@@ -1194,12 +1244,11 @@
     </w:p>
     <w:p>
       <w:pPr>
-        <w:spacing w:line="240"/>
-        <w:jc w:val="left"/>
-      </w:pPr>
-      <w:r>
-        <w:rPr>
-          <w:rFonts w:ascii="" w:hAnsi="" w:cs="" w:eastAsia=""/>
+        <w:spacing w:line="240" w:lineRule="auto"/>
+        <w:jc w:val="left"/>
+      </w:pPr>
+      <w:r>
+        <w:rPr>
           <w:sz w:val="22"/>
         </w:rPr>
         <w:t>Ajax 对象.open(‘get/post’, ‘请求地址’)；</w:t>
@@ -1207,20 +1256,13 @@
     </w:p>
     <w:p>
       <w:pPr>
-        <w:spacing w:line="240"/>
-        <w:jc w:val="left"/>
-      </w:pPr>
-    </w:p>
-    <w:p>
-      <w:pPr>
-        <w:pStyle w:val="shimo heading 3"/>
-        <w:spacing w:line="415"/>
-        <w:jc w:val="left"/>
-      </w:pPr>
-      <w:r>
-        <w:rPr>
-          <w:rFonts w:ascii="" w:hAnsi="" w:cs="" w:eastAsia=""/>
-          <w:b w:val="true"/>
+        <w:pStyle w:val="9"/>
+        <w:spacing w:line="415" w:lineRule="auto"/>
+        <w:jc w:val="left"/>
+      </w:pPr>
+      <w:r>
+        <w:rPr>
+          <w:b/>
           <w:szCs w:val="32"/>
         </w:rPr>
         <w:t>4.1 两者的不同</w:t>
@@ -1228,12 +1270,11 @@
     </w:p>
     <w:p>
       <w:pPr>
-        <w:spacing w:line="240"/>
-        <w:jc w:val="left"/>
-      </w:pPr>
-      <w:r>
-        <w:rPr>
-          <w:rFonts w:ascii="" w:hAnsi="" w:cs="" w:eastAsia=""/>
+        <w:spacing w:line="240" w:lineRule="auto"/>
+        <w:jc w:val="left"/>
+      </w:pPr>
+      <w:r>
+        <w:rPr>
           <w:sz w:val="22"/>
         </w:rPr>
         <w:t>1.给服务器传递数据量</w:t>
@@ -1241,12 +1282,11 @@
     </w:p>
     <w:p>
       <w:pPr>
-        <w:spacing w:line="240"/>
-        <w:jc w:val="left"/>
-      </w:pPr>
-      <w:r>
-        <w:rPr>
-          <w:rFonts w:ascii="" w:hAnsi="" w:cs="" w:eastAsia=""/>
+        <w:spacing w:line="240" w:lineRule="auto"/>
+        <w:jc w:val="left"/>
+      </w:pPr>
+      <w:r>
+        <w:rPr>
           <w:sz w:val="22"/>
         </w:rPr>
         <w:t xml:space="preserve"> Get方式的大小是受限于浏览器，大部分浏览器是2K的限制</w:t>
@@ -1254,12 +1294,11 @@
     </w:p>
     <w:p>
       <w:pPr>
-        <w:spacing w:line="240"/>
-        <w:jc w:val="left"/>
-      </w:pPr>
-      <w:r>
-        <w:rPr>
-          <w:rFonts w:ascii="" w:hAnsi="" w:cs="" w:eastAsia=""/>
+        <w:spacing w:line="240" w:lineRule="auto"/>
+        <w:jc w:val="left"/>
+      </w:pPr>
+      <w:r>
+        <w:rPr>
           <w:sz w:val="22"/>
         </w:rPr>
         <w:t xml:space="preserve"> 每个浏览器的限制不一样 chrome就是8k</w:t>
@@ -1267,19 +1306,17 @@
     </w:p>
     <w:p>
       <w:pPr>
-        <w:spacing w:line="240"/>
-        <w:jc w:val="left"/>
-      </w:pPr>
-      <w:r>
-        <w:rPr>
-          <w:rFonts w:ascii="" w:hAnsi="" w:cs="" w:eastAsia=""/>
+        <w:spacing w:line="240" w:lineRule="auto"/>
+        <w:jc w:val="left"/>
+      </w:pPr>
+      <w:r>
+        <w:rPr>
           <w:sz w:val="22"/>
         </w:rPr>
         <w:t xml:space="preserve">  Http://网址/index.php</w:t>
       </w:r>
       <w:r>
         <w:rPr>
-          <w:rFonts w:ascii="" w:hAnsi="" w:cs="" w:eastAsia=""/>
           <w:color w:val="FF0000"/>
           <w:sz w:val="22"/>
         </w:rPr>
@@ -1288,19 +1325,17 @@
     </w:p>
     <w:p>
       <w:pPr>
-        <w:spacing w:line="240"/>
-        <w:jc w:val="left"/>
-      </w:pPr>
-      <w:r>
-        <w:rPr>
-          <w:rFonts w:ascii="" w:hAnsi="" w:cs="" w:eastAsia=""/>
+        <w:spacing w:line="240" w:lineRule="auto"/>
+        <w:jc w:val="left"/>
+      </w:pPr>
+      <w:r>
+        <w:rPr>
           <w:sz w:val="22"/>
         </w:rPr>
         <w:t xml:space="preserve">  上述请求通过get方式传递了</w:t>
       </w:r>
       <w:r>
         <w:rPr>
-          <w:rFonts w:ascii="" w:hAnsi="" w:cs="" w:eastAsia=""/>
           <w:color w:val="FF0000"/>
           <w:sz w:val="22"/>
         </w:rPr>
@@ -1308,7 +1343,6 @@
       </w:r>
       <w:r>
         <w:rPr>
-          <w:rFonts w:ascii="" w:hAnsi="" w:cs="" w:eastAsia=""/>
           <w:sz w:val="22"/>
         </w:rPr>
         <w:t xml:space="preserve">的信息（1024字节=1k） </w:t>
@@ -1316,13 +1350,12 @@
     </w:p>
     <w:p>
       <w:pPr>
-        <w:spacing w:line="240"/>
+        <w:spacing w:line="240" w:lineRule="auto"/>
         <w:ind w:firstLine="420"/>
         <w:jc w:val="left"/>
       </w:pPr>
       <w:r>
         <w:rPr>
-          <w:rFonts w:ascii="" w:hAnsi="" w:cs="" w:eastAsia=""/>
           <w:sz w:val="22"/>
         </w:rPr>
         <w:t>Post原则上没有限制，php.ini对其限制8M</w:t>
@@ -1330,12 +1363,11 @@
     </w:p>
     <w:p>
       <w:pPr>
-        <w:spacing w:line="240"/>
-        <w:jc w:val="left"/>
-      </w:pPr>
-      <w:r>
-        <w:rPr>
-          <w:rFonts w:ascii="" w:hAnsi="" w:cs="" w:eastAsia=""/>
+        <w:spacing w:line="240" w:lineRule="auto"/>
+        <w:jc w:val="left"/>
+      </w:pPr>
+      <w:r>
+        <w:rPr>
           <w:sz w:val="22"/>
         </w:rPr>
         <w:t>2.安全方面，post传递数据较安全</w:t>
@@ -1343,12 +1375,11 @@
     </w:p>
     <w:p>
       <w:pPr>
-        <w:spacing w:line="240"/>
-        <w:jc w:val="left"/>
-      </w:pPr>
-      <w:r>
-        <w:rPr>
-          <w:rFonts w:ascii="" w:hAnsi="" w:cs="" w:eastAsia=""/>
+        <w:spacing w:line="240" w:lineRule="auto"/>
+        <w:jc w:val="left"/>
+      </w:pPr>
+      <w:r>
+        <w:rPr>
           <w:sz w:val="22"/>
         </w:rPr>
         <w:t>3.传递数据的形式不一样</w:t>
@@ -1356,19 +1387,17 @@
     </w:p>
     <w:p>
       <w:pPr>
-        <w:spacing w:line="240"/>
-        <w:jc w:val="left"/>
-      </w:pPr>
-      <w:r>
-        <w:rPr>
-          <w:rFonts w:ascii="" w:hAnsi="" w:cs="" w:eastAsia=""/>
+        <w:spacing w:line="240" w:lineRule="auto"/>
+        <w:jc w:val="left"/>
+      </w:pPr>
+      <w:r>
+        <w:rPr>
           <w:sz w:val="22"/>
         </w:rPr>
         <w:t xml:space="preserve"> Get方式在url地址后边以</w:t>
       </w:r>
       <w:r>
         <w:rPr>
-          <w:rFonts w:ascii="" w:hAnsi="" w:cs="" w:eastAsia=""/>
           <w:color w:val="0070C0"/>
           <w:sz w:val="22"/>
         </w:rPr>
@@ -1376,7 +1405,6 @@
       </w:r>
       <w:r>
         <w:rPr>
-          <w:rFonts w:ascii="" w:hAnsi="" w:cs="" w:eastAsia=""/>
           <w:sz w:val="22"/>
         </w:rPr>
         <w:t>形式传递参数</w:t>
@@ -1384,12 +1412,11 @@
     </w:p>
     <w:p>
       <w:pPr>
-        <w:spacing w:line="240"/>
-        <w:jc w:val="left"/>
-      </w:pPr>
-      <w:r>
-        <w:rPr>
-          <w:rFonts w:ascii="" w:hAnsi="" w:cs="" w:eastAsia=""/>
+        <w:spacing w:line="240" w:lineRule="auto"/>
+        <w:jc w:val="left"/>
+      </w:pPr>
+      <w:r>
+        <w:rPr>
           <w:sz w:val="22"/>
         </w:rPr>
         <w:t xml:space="preserve"> Post方式是把form表单的数据给请求出来以xml形式传递给服务器</w:t>
@@ -1397,14 +1424,13 @@
     </w:p>
     <w:p>
       <w:pPr>
-        <w:pStyle w:val="shimo heading 3"/>
-        <w:spacing w:line="415"/>
-        <w:jc w:val="left"/>
-      </w:pPr>
-      <w:r>
-        <w:rPr>
-          <w:rFonts w:ascii="" w:hAnsi="" w:cs="" w:eastAsia=""/>
-          <w:b w:val="true"/>
+        <w:pStyle w:val="9"/>
+        <w:spacing w:line="415" w:lineRule="auto"/>
+        <w:jc w:val="left"/>
+      </w:pPr>
+      <w:r>
+        <w:rPr>
+          <w:b/>
           <w:szCs w:val="32"/>
         </w:rPr>
         <w:t>4.2 ajax之get请求</w:t>
@@ -1412,12 +1438,11 @@
     </w:p>
     <w:p>
       <w:pPr>
-        <w:spacing w:line="240"/>
-        <w:jc w:val="left"/>
-      </w:pPr>
-      <w:r>
-        <w:rPr>
-          <w:rFonts w:ascii="" w:hAnsi="" w:cs="" w:eastAsia=""/>
+        <w:spacing w:line="240" w:lineRule="auto"/>
+        <w:jc w:val="left"/>
+      </w:pPr>
+      <w:r>
+        <w:rPr>
           <w:sz w:val="22"/>
         </w:rPr>
         <w:t>Ajax之get请求需要注意的两个地方：</w:t>
@@ -1429,20 +1454,18 @@
           <w:ilvl w:val="0"/>
           <w:numId w:val="1"/>
         </w:numPr>
-        <w:spacing w:line="240"/>
+        <w:spacing w:line="240" w:lineRule="auto"/>
         <w:ind w:firstLine="420"/>
         <w:jc w:val="left"/>
       </w:pPr>
       <w:r>
         <w:rPr>
-          <w:rFonts w:ascii="" w:hAnsi="" w:cs="" w:eastAsia=""/>
           <w:sz w:val="22"/>
         </w:rPr>
         <w:t>在url地址后面以</w:t>
       </w:r>
       <w:r>
         <w:rPr>
-          <w:rFonts w:ascii="" w:hAnsi="" w:cs="" w:eastAsia=""/>
           <w:color w:val="0070C0"/>
           <w:sz w:val="22"/>
         </w:rPr>
@@ -1450,7 +1473,6 @@
       </w:r>
       <w:r>
         <w:rPr>
-          <w:rFonts w:ascii="" w:hAnsi="" w:cs="" w:eastAsia=""/>
           <w:sz w:val="22"/>
         </w:rPr>
         <w:t>形式传递数据；</w:t>
@@ -1462,20 +1484,18 @@
           <w:ilvl w:val="0"/>
           <w:numId w:val="1"/>
         </w:numPr>
-        <w:spacing w:line="240"/>
+        <w:spacing w:line="240" w:lineRule="auto"/>
         <w:ind w:firstLine="420"/>
         <w:jc w:val="left"/>
       </w:pPr>
       <w:r>
         <w:rPr>
-          <w:rFonts w:ascii="" w:hAnsi="" w:cs="" w:eastAsia=""/>
           <w:sz w:val="22"/>
         </w:rPr>
         <w:t>对</w:t>
       </w:r>
       <w:r>
         <w:rPr>
-          <w:rFonts w:ascii="" w:hAnsi="" w:cs="" w:eastAsia=""/>
           <w:color w:val="0070C0"/>
           <w:sz w:val="22"/>
         </w:rPr>
@@ -1483,7 +1503,6 @@
       </w:r>
       <w:r>
         <w:rPr>
-          <w:rFonts w:ascii="" w:hAnsi="" w:cs="" w:eastAsia=""/>
           <w:sz w:val="22"/>
         </w:rPr>
         <w:t>等特殊符号处理</w:t>
@@ -1491,18 +1510,17 @@
     </w:p>
     <w:p>
       <w:pPr>
-        <w:spacing w:line="240"/>
-        <w:jc w:val="left"/>
-      </w:pPr>
-    </w:p>
-    <w:p>
-      <w:pPr>
-        <w:spacing w:line="240"/>
-        <w:jc w:val="left"/>
-      </w:pPr>
-      <w:r>
-        <w:rPr>
-          <w:rFonts w:ascii="" w:hAnsi="" w:cs="" w:eastAsia=""/>
+        <w:spacing w:line="240" w:lineRule="auto"/>
+        <w:jc w:val="left"/>
+      </w:pPr>
+    </w:p>
+    <w:p>
+      <w:pPr>
+        <w:spacing w:line="240" w:lineRule="auto"/>
+        <w:jc w:val="left"/>
+      </w:pPr>
+      <w:r>
+        <w:rPr>
           <w:sz w:val="22"/>
         </w:rPr>
         <w:t>对特殊信息的处理：</w:t>
@@ -1510,13 +1528,12 @@
     </w:p>
     <w:p>
       <w:pPr>
-        <w:spacing w:line="240"/>
+        <w:spacing w:line="240" w:lineRule="auto"/>
         <w:ind w:firstLine="420"/>
         <w:jc w:val="left"/>
       </w:pPr>
       <w:r>
         <w:rPr>
-          <w:rFonts w:ascii="" w:hAnsi="" w:cs="" w:eastAsia=""/>
           <w:sz w:val="22"/>
         </w:rPr>
         <w:t>在浏览器里通过get参数传递一些特殊符号会被误解混淆，例如： &amp;  = 等</w:t>
@@ -1524,12 +1541,11 @@
     </w:p>
     <w:p>
       <w:pPr>
-        <w:spacing w:line="240"/>
-        <w:jc w:val="left"/>
-      </w:pPr>
-      <w:r>
-        <w:rPr>
-          <w:rFonts w:ascii="" w:hAnsi="" w:cs="" w:eastAsia=""/>
+        <w:spacing w:line="240" w:lineRule="auto"/>
+        <w:jc w:val="left"/>
+      </w:pPr>
+      <w:r>
+        <w:rPr>
           <w:sz w:val="22"/>
         </w:rPr>
         <w:t>为了避免特殊符号被误解产生歧义，需要对其进行编码处理。</w:t>
@@ -1537,22 +1553,15 @@
     </w:p>
     <w:p>
       <w:pPr>
-        <w:spacing w:line="240"/>
-        <w:jc w:val="left"/>
-      </w:pPr>
-      <w:r>
-        <w:rPr>
-          <w:rFonts w:ascii="" w:hAnsi="" w:cs="" w:eastAsia=""/>
+        <w:spacing w:line="240" w:lineRule="auto"/>
+        <w:jc w:val="left"/>
+      </w:pPr>
+      <w:r>
+        <w:rPr>
           <w:sz w:val="22"/>
         </w:rPr>
         <w:t>同时如果传递get参数的中文信息，也需要编码处理。</w:t>
       </w:r>
-    </w:p>
-    <w:p>
-      <w:pPr>
-        <w:spacing w:line="240"/>
-        <w:jc w:val="left"/>
-      </w:pPr>
     </w:p>
     <w:p>
       <w:pPr>
@@ -1560,13 +1569,12 @@
           <w:ilvl w:val="0"/>
           <w:numId w:val="2"/>
         </w:numPr>
-        <w:spacing w:line="240"/>
+        <w:spacing w:line="240" w:lineRule="auto"/>
         <w:ind w:firstLine="420"/>
         <w:jc w:val="left"/>
       </w:pPr>
       <w:r>
         <w:rPr>
-          <w:rFonts w:ascii="" w:hAnsi="" w:cs="" w:eastAsia=""/>
           <w:sz w:val="22"/>
         </w:rPr>
         <w:t>在php里面可以用函数urlencode()/urldecode()对特殊符号进行编码、反编码处理</w:t>
@@ -1574,12 +1582,11 @@
     </w:p>
     <w:p>
       <w:pPr>
-        <w:spacing w:line="240"/>
-        <w:jc w:val="left"/>
-      </w:pPr>
-      <w:r>
-        <w:rPr>
-          <w:rFonts w:ascii="" w:hAnsi="" w:cs="" w:eastAsia=""/>
+        <w:spacing w:line="240" w:lineRule="auto"/>
+        <w:jc w:val="left"/>
+      </w:pPr>
+      <w:r>
+        <w:rPr>
           <w:sz w:val="22"/>
         </w:rPr>
         <w:t>（url_encode()可以把中文转变为浏览器可以识别的信息。编码后的信息为%号后接两个十六进制数）</w:t>
@@ -1591,13 +1598,12 @@
           <w:ilvl w:val="0"/>
           <w:numId w:val="2"/>
         </w:numPr>
-        <w:spacing w:line="240"/>
+        <w:spacing w:line="240" w:lineRule="auto"/>
         <w:ind w:firstLine="420"/>
         <w:jc w:val="left"/>
       </w:pPr>
       <w:r>
         <w:rPr>
-          <w:rFonts w:ascii="" w:hAnsi="" w:cs="" w:eastAsia=""/>
           <w:sz w:val="22"/>
         </w:rPr>
         <w:t>在javascript里边可以通过encodeURIComponent()对特殊符号等信息进行编码。</w:t>
@@ -1605,18 +1611,11 @@
     </w:p>
     <w:p>
       <w:pPr>
-        <w:spacing w:line="240"/>
-        <w:jc w:val="left"/>
-      </w:pPr>
-    </w:p>
-    <w:p>
-      <w:pPr>
-        <w:spacing w:line="240"/>
-        <w:jc w:val="left"/>
-      </w:pPr>
-      <w:r>
-        <w:rPr>
-          <w:rFonts w:ascii="" w:hAnsi="" w:cs="" w:eastAsia=""/>
+        <w:spacing w:line="240" w:lineRule="auto"/>
+        <w:jc w:val="left"/>
+      </w:pPr>
+      <w:r>
+        <w:rPr>
           <w:sz w:val="22"/>
         </w:rPr>
         <w:t>编码后的信息可以被正常接收使用，无需反编码。</w:t>
@@ -1624,18 +1623,11 @@
     </w:p>
     <w:p>
       <w:pPr>
-        <w:spacing w:line="240"/>
-        <w:jc w:val="left"/>
-      </w:pPr>
-    </w:p>
-    <w:p>
-      <w:pPr>
-        <w:spacing w:line="240"/>
-        <w:jc w:val="left"/>
-      </w:pPr>
-      <w:r>
-        <w:rPr>
-          <w:rFonts w:ascii="" w:hAnsi="" w:cs="" w:eastAsia=""/>
+        <w:spacing w:line="240" w:lineRule="auto"/>
+        <w:jc w:val="left"/>
+      </w:pPr>
+      <w:r>
+        <w:rPr>
           <w:sz w:val="22"/>
         </w:rPr>
         <w:t>特殊符号被编码后的效果：</w:t>
@@ -1643,27 +1635,33 @@
     </w:p>
     <w:p>
       <w:pPr>
-        <w:spacing w:line="240"/>
+        <w:spacing w:line="240" w:lineRule="auto"/>
         <w:jc w:val="left"/>
       </w:pPr>
       <w:r>
         <w:drawing>
-          <wp:inline distT="0" distR="0" distB="0" distL="0">
-            <wp:extent cx="4094956" cy="1257205"/>
-            <wp:docPr id="14" name="Drawing 14" descr="图片"/>
+          <wp:inline distT="0" distB="0" distL="0" distR="0">
+            <wp:extent cx="4094480" cy="1256665"/>
+            <wp:effectExtent l="0" t="0" r="20320" b="13335"/>
+            <wp:docPr id="15" name="Drawing 14" descr="图片"/>
+            <wp:cNvGraphicFramePr>
+              <a:graphicFrameLocks xmlns:a="http://schemas.openxmlformats.org/drawingml/2006/main" noChangeAspect="1"/>
+            </wp:cNvGraphicFramePr>
             <a:graphic xmlns:a="http://schemas.openxmlformats.org/drawingml/2006/main">
               <a:graphicData uri="http://schemas.openxmlformats.org/drawingml/2006/picture">
                 <pic:pic xmlns:pic="http://schemas.openxmlformats.org/drawingml/2006/picture">
                   <pic:nvPicPr>
-                    <pic:cNvPr id="0" name="Picture 14" descr="图片"/>
+                    <pic:cNvPr id="15" name="Drawing 14" descr="图片"/>
                     <pic:cNvPicPr>
-                      <a:picLocks noChangeAspect="true"/>
+                      <a:picLocks noChangeAspect="1"/>
                     </pic:cNvPicPr>
                   </pic:nvPicPr>
                   <pic:blipFill>
                     <a:blip r:embed="rId18"/>
                     <a:srcRect/>
-                    <a:stretch/>
+                    <a:stretch>
+                      <a:fillRect/>
+                    </a:stretch>
                   </pic:blipFill>
                   <pic:spPr>
                     <a:xfrm>
@@ -1683,18 +1681,11 @@
     </w:p>
     <w:p>
       <w:pPr>
-        <w:spacing w:line="240"/>
-        <w:jc w:val="left"/>
-      </w:pPr>
-    </w:p>
-    <w:p>
-      <w:pPr>
-        <w:spacing w:line="240"/>
-        <w:jc w:val="left"/>
-      </w:pPr>
-      <w:r>
-        <w:rPr>
-          <w:rFonts w:ascii="" w:hAnsi="" w:cs="" w:eastAsia=""/>
+        <w:spacing w:line="240" w:lineRule="auto"/>
+        <w:jc w:val="left"/>
+      </w:pPr>
+      <w:r>
+        <w:rPr>
           <w:sz w:val="22"/>
         </w:rPr>
         <w:t>火狐浏览器会把传递的“中文”get参数信息给自动编码处理</w:t>
@@ -1702,27 +1693,33 @@
     </w:p>
     <w:p>
       <w:pPr>
-        <w:spacing w:line="240"/>
+        <w:spacing w:line="240" w:lineRule="auto"/>
         <w:jc w:val="left"/>
       </w:pPr>
       <w:r>
         <w:drawing>
-          <wp:inline distT="0" distR="0" distB="0" distL="0">
-            <wp:extent cx="4060495" cy="2590990"/>
-            <wp:docPr id="15" name="Drawing 15" descr="图片"/>
+          <wp:inline distT="0" distB="0" distL="0" distR="0">
+            <wp:extent cx="4060190" cy="2590800"/>
+            <wp:effectExtent l="0" t="0" r="3810" b="0"/>
+            <wp:docPr id="16" name="Drawing 15" descr="图片"/>
+            <wp:cNvGraphicFramePr>
+              <a:graphicFrameLocks xmlns:a="http://schemas.openxmlformats.org/drawingml/2006/main" noChangeAspect="1"/>
+            </wp:cNvGraphicFramePr>
             <a:graphic xmlns:a="http://schemas.openxmlformats.org/drawingml/2006/main">
               <a:graphicData uri="http://schemas.openxmlformats.org/drawingml/2006/picture">
                 <pic:pic xmlns:pic="http://schemas.openxmlformats.org/drawingml/2006/picture">
                   <pic:nvPicPr>
-                    <pic:cNvPr id="0" name="Picture 15" descr="图片"/>
+                    <pic:cNvPr id="16" name="Drawing 15" descr="图片"/>
                     <pic:cNvPicPr>
-                      <a:picLocks noChangeAspect="true"/>
+                      <a:picLocks noChangeAspect="1"/>
                     </pic:cNvPicPr>
                   </pic:nvPicPr>
                   <pic:blipFill>
                     <a:blip r:embed="rId19"/>
                     <a:srcRect/>
-                    <a:stretch/>
+                    <a:stretch>
+                      <a:fillRect/>
+                    </a:stretch>
                   </pic:blipFill>
                   <pic:spPr>
                     <a:xfrm>
@@ -1742,27 +1739,33 @@
     </w:p>
     <w:p>
       <w:pPr>
-        <w:spacing w:line="240"/>
+        <w:spacing w:line="240" w:lineRule="auto"/>
         <w:jc w:val="left"/>
       </w:pPr>
       <w:r>
         <w:drawing>
-          <wp:inline distT="0" distR="0" distB="0" distL="0">
-            <wp:extent cx="3682270" cy="2055349"/>
-            <wp:docPr id="16" name="Drawing 16" descr="图片"/>
+          <wp:inline distT="0" distB="0" distL="0" distR="0">
+            <wp:extent cx="3681730" cy="2054860"/>
+            <wp:effectExtent l="0" t="0" r="1270" b="2540"/>
+            <wp:docPr id="17" name="Drawing 16" descr="图片"/>
+            <wp:cNvGraphicFramePr>
+              <a:graphicFrameLocks xmlns:a="http://schemas.openxmlformats.org/drawingml/2006/main" noChangeAspect="1"/>
+            </wp:cNvGraphicFramePr>
             <a:graphic xmlns:a="http://schemas.openxmlformats.org/drawingml/2006/main">
               <a:graphicData uri="http://schemas.openxmlformats.org/drawingml/2006/picture">
                 <pic:pic xmlns:pic="http://schemas.openxmlformats.org/drawingml/2006/picture">
                   <pic:nvPicPr>
-                    <pic:cNvPr id="0" name="Picture 16" descr="图片"/>
+                    <pic:cNvPr id="17" name="Drawing 16" descr="图片"/>
                     <pic:cNvPicPr>
-                      <a:picLocks noChangeAspect="true"/>
+                      <a:picLocks noChangeAspect="1"/>
                     </pic:cNvPicPr>
                   </pic:nvPicPr>
                   <pic:blipFill>
                     <a:blip r:embed="rId20"/>
                     <a:srcRect/>
-                    <a:stretch/>
+                    <a:stretch>
+                      <a:fillRect/>
+                    </a:stretch>
                   </pic:blipFill>
                   <pic:spPr>
                     <a:xfrm>
@@ -1782,14 +1785,13 @@
     </w:p>
     <w:p>
       <w:pPr>
-        <w:pStyle w:val="shimo heading 3"/>
-        <w:spacing w:line="415"/>
-        <w:jc w:val="left"/>
-      </w:pPr>
-      <w:r>
-        <w:rPr>
-          <w:rFonts w:ascii="" w:hAnsi="" w:cs="" w:eastAsia=""/>
-          <w:b w:val="true"/>
+        <w:pStyle w:val="9"/>
+        <w:spacing w:line="415" w:lineRule="auto"/>
+        <w:jc w:val="left"/>
+      </w:pPr>
+      <w:r>
+        <w:rPr>
+          <w:b/>
           <w:szCs w:val="32"/>
         </w:rPr>
         <w:t>4.3ajax之post方式请求</w:t>
@@ -1797,12 +1799,11 @@
     </w:p>
     <w:p>
       <w:pPr>
-        <w:spacing w:line="240"/>
-        <w:jc w:val="left"/>
-      </w:pPr>
-      <w:r>
-        <w:rPr>
-          <w:rFonts w:ascii="" w:hAnsi="" w:cs="" w:eastAsia=""/>
+        <w:spacing w:line="240" w:lineRule="auto"/>
+        <w:jc w:val="left"/>
+      </w:pPr>
+      <w:r>
+        <w:rPr>
           <w:sz w:val="22"/>
         </w:rPr>
         <w:t>Ajax之post请求需要注意的四个地方：</w:t>
@@ -1810,12 +1811,11 @@
     </w:p>
     <w:p>
       <w:pPr>
-        <w:spacing w:line="240"/>
-        <w:jc w:val="left"/>
-      </w:pPr>
-      <w:r>
-        <w:rPr>
-          <w:rFonts w:ascii="" w:hAnsi="" w:cs="" w:eastAsia=""/>
+        <w:spacing w:line="240" w:lineRule="auto"/>
+        <w:jc w:val="left"/>
+      </w:pPr>
+      <w:r>
+        <w:rPr>
           <w:sz w:val="22"/>
         </w:rPr>
         <w:t>1.给服务器传递数据需要调用send(请求字符串数据)方法</w:t>
@@ -1823,12 +1823,11 @@
     </w:p>
     <w:p>
       <w:pPr>
-        <w:spacing w:line="240"/>
-        <w:jc w:val="left"/>
-      </w:pPr>
-      <w:r>
-        <w:rPr>
-          <w:rFonts w:ascii="" w:hAnsi="" w:cs="" w:eastAsia=""/>
+        <w:spacing w:line="240" w:lineRule="auto"/>
+        <w:jc w:val="left"/>
+      </w:pPr>
+      <w:r>
+        <w:rPr>
           <w:sz w:val="22"/>
         </w:rPr>
         <w:t>2.调用方法setRequestHeader()把传递的数据组织为xml格式（模仿form表单传递数据）</w:t>
@@ -1836,12 +1835,11 @@
     </w:p>
     <w:p>
       <w:pPr>
-        <w:spacing w:line="240"/>
-        <w:jc w:val="left"/>
-      </w:pPr>
-      <w:r>
-        <w:rPr>
-          <w:rFonts w:ascii="" w:hAnsi="" w:cs="" w:eastAsia=""/>
+        <w:spacing w:line="240" w:lineRule="auto"/>
+        <w:jc w:val="left"/>
+      </w:pPr>
+      <w:r>
+        <w:rPr>
           <w:sz w:val="22"/>
         </w:rPr>
         <w:t>3.传递的中文信息无需编码，特殊符号像 &amp;  =等仍需编码</w:t>
@@ -1849,12 +1847,11 @@
     </w:p>
     <w:p>
       <w:pPr>
-        <w:spacing w:line="240"/>
-        <w:jc w:val="left"/>
-      </w:pPr>
-      <w:r>
-        <w:rPr>
-          <w:rFonts w:ascii="" w:hAnsi="" w:cs="" w:eastAsia=""/>
+        <w:spacing w:line="240" w:lineRule="auto"/>
+        <w:jc w:val="left"/>
+      </w:pPr>
+      <w:r>
+        <w:rPr>
           <w:sz w:val="22"/>
         </w:rPr>
         <w:t>4.该方法请求的同时也可以传递get参数信息，同样使用$_GET接收该信息</w:t>
@@ -1862,18 +1859,17 @@
     </w:p>
     <w:p>
       <w:pPr>
-        <w:spacing w:line="240"/>
-        <w:jc w:val="left"/>
-      </w:pPr>
-    </w:p>
-    <w:p>
-      <w:pPr>
-        <w:spacing w:line="240"/>
-        <w:jc w:val="left"/>
-      </w:pPr>
-      <w:r>
-        <w:rPr>
-          <w:rFonts w:ascii="" w:hAnsi="" w:cs="" w:eastAsia=""/>
+        <w:spacing w:line="240" w:lineRule="auto"/>
+        <w:jc w:val="left"/>
+      </w:pPr>
+    </w:p>
+    <w:p>
+      <w:pPr>
+        <w:spacing w:line="240" w:lineRule="auto"/>
+        <w:jc w:val="left"/>
+      </w:pPr>
+      <w:r>
+        <w:rPr>
           <w:sz w:val="22"/>
         </w:rPr>
         <w:t>Post方式请求需要把信息组织为请求字符串传递给send:</w:t>
@@ -1881,27 +1877,33 @@
     </w:p>
     <w:p>
       <w:pPr>
-        <w:spacing w:line="240"/>
+        <w:spacing w:line="240" w:lineRule="auto"/>
         <w:jc w:val="left"/>
       </w:pPr>
       <w:r>
         <w:drawing>
-          <wp:inline distT="0" distR="0" distB="0" distL="0">
-            <wp:extent cx="3975830" cy="2715647"/>
-            <wp:docPr id="17" name="Drawing 17" descr="图片"/>
+          <wp:inline distT="0" distB="0" distL="0" distR="0">
+            <wp:extent cx="3975735" cy="2715260"/>
+            <wp:effectExtent l="0" t="0" r="12065" b="2540"/>
+            <wp:docPr id="18" name="Drawing 17" descr="图片"/>
+            <wp:cNvGraphicFramePr>
+              <a:graphicFrameLocks xmlns:a="http://schemas.openxmlformats.org/drawingml/2006/main" noChangeAspect="1"/>
+            </wp:cNvGraphicFramePr>
             <a:graphic xmlns:a="http://schemas.openxmlformats.org/drawingml/2006/main">
               <a:graphicData uri="http://schemas.openxmlformats.org/drawingml/2006/picture">
                 <pic:pic xmlns:pic="http://schemas.openxmlformats.org/drawingml/2006/picture">
                   <pic:nvPicPr>
-                    <pic:cNvPr id="0" name="Picture 17" descr="图片"/>
+                    <pic:cNvPr id="18" name="Drawing 17" descr="图片"/>
                     <pic:cNvPicPr>
-                      <a:picLocks noChangeAspect="true"/>
+                      <a:picLocks noChangeAspect="1"/>
                     </pic:cNvPicPr>
                   </pic:nvPicPr>
                   <pic:blipFill>
                     <a:blip r:embed="rId21"/>
                     <a:srcRect/>
-                    <a:stretch/>
+                    <a:stretch>
+                      <a:fillRect/>
+                    </a:stretch>
                   </pic:blipFill>
                   <pic:spPr>
                     <a:xfrm>
@@ -1921,18 +1923,17 @@
     </w:p>
     <w:p>
       <w:pPr>
-        <w:spacing w:line="240"/>
-        <w:jc w:val="left"/>
-      </w:pPr>
-    </w:p>
-    <w:p>
-      <w:pPr>
-        <w:spacing w:line="240"/>
-        <w:jc w:val="left"/>
-      </w:pPr>
-      <w:r>
-        <w:rPr>
-          <w:rFonts w:ascii="" w:hAnsi="" w:cs="" w:eastAsia=""/>
+        <w:spacing w:line="240" w:lineRule="auto"/>
+        <w:jc w:val="left"/>
+      </w:pPr>
+    </w:p>
+    <w:p>
+      <w:pPr>
+        <w:spacing w:line="240" w:lineRule="auto"/>
+        <w:jc w:val="left"/>
+      </w:pPr>
+      <w:r>
+        <w:rPr>
           <w:sz w:val="22"/>
         </w:rPr>
         <w:t>通过xml形式传递post表单信息的标志：</w:t>
@@ -1940,27 +1941,33 @@
     </w:p>
     <w:p>
       <w:pPr>
-        <w:spacing w:line="240"/>
+        <w:spacing w:line="240" w:lineRule="auto"/>
         <w:jc w:val="left"/>
       </w:pPr>
       <w:r>
         <w:drawing>
-          <wp:inline distT="0" distR="0" distB="0" distL="0">
-            <wp:extent cx="4014546" cy="1857089"/>
-            <wp:docPr id="18" name="Drawing 18" descr="图片"/>
+          <wp:inline distT="0" distB="0" distL="0" distR="0">
+            <wp:extent cx="4014470" cy="1856740"/>
+            <wp:effectExtent l="0" t="0" r="24130" b="22860"/>
+            <wp:docPr id="19" name="Drawing 18" descr="图片"/>
+            <wp:cNvGraphicFramePr>
+              <a:graphicFrameLocks xmlns:a="http://schemas.openxmlformats.org/drawingml/2006/main" noChangeAspect="1"/>
+            </wp:cNvGraphicFramePr>
             <a:graphic xmlns:a="http://schemas.openxmlformats.org/drawingml/2006/main">
               <a:graphicData uri="http://schemas.openxmlformats.org/drawingml/2006/picture">
                 <pic:pic xmlns:pic="http://schemas.openxmlformats.org/drawingml/2006/picture">
                   <pic:nvPicPr>
-                    <pic:cNvPr id="0" name="Picture 18" descr="图片"/>
+                    <pic:cNvPr id="19" name="Drawing 18" descr="图片"/>
                     <pic:cNvPicPr>
-                      <a:picLocks noChangeAspect="true"/>
+                      <a:picLocks noChangeAspect="1"/>
                     </pic:cNvPicPr>
                   </pic:nvPicPr>
                   <pic:blipFill>
                     <a:blip r:embed="rId22"/>
                     <a:srcRect/>
-                    <a:stretch/>
+                    <a:stretch>
+                      <a:fillRect/>
+                    </a:stretch>
                   </pic:blipFill>
                   <pic:spPr>
                     <a:xfrm>
@@ -1980,18 +1987,17 @@
     </w:p>
     <w:p>
       <w:pPr>
-        <w:spacing w:line="240"/>
-        <w:jc w:val="left"/>
-      </w:pPr>
-    </w:p>
-    <w:p>
-      <w:pPr>
-        <w:spacing w:line="240"/>
-        <w:jc w:val="left"/>
-      </w:pPr>
-      <w:r>
-        <w:rPr>
-          <w:rFonts w:ascii="" w:hAnsi="" w:cs="" w:eastAsia=""/>
+        <w:spacing w:line="240" w:lineRule="auto"/>
+        <w:jc w:val="left"/>
+      </w:pPr>
+    </w:p>
+    <w:p>
+      <w:pPr>
+        <w:spacing w:line="240" w:lineRule="auto"/>
+        <w:jc w:val="left"/>
+      </w:pPr>
+      <w:r>
+        <w:rPr>
           <w:sz w:val="22"/>
         </w:rPr>
         <w:t>Form表单的post数据是xml形式发送的：</w:t>
@@ -1999,27 +2005,33 @@
     </w:p>
     <w:p>
       <w:pPr>
-        <w:spacing w:line="240"/>
+        <w:spacing w:line="240" w:lineRule="auto"/>
         <w:jc w:val="left"/>
       </w:pPr>
       <w:r>
         <w:drawing>
-          <wp:inline distT="0" distR="0" distB="0" distL="0">
-            <wp:extent cx="4122185" cy="325469"/>
-            <wp:docPr id="19" name="Drawing 19" descr="图片"/>
+          <wp:inline distT="0" distB="0" distL="0" distR="0">
+            <wp:extent cx="4121785" cy="325120"/>
+            <wp:effectExtent l="0" t="0" r="18415" b="5080"/>
+            <wp:docPr id="20" name="Drawing 19" descr="图片"/>
+            <wp:cNvGraphicFramePr>
+              <a:graphicFrameLocks xmlns:a="http://schemas.openxmlformats.org/drawingml/2006/main" noChangeAspect="1"/>
+            </wp:cNvGraphicFramePr>
             <a:graphic xmlns:a="http://schemas.openxmlformats.org/drawingml/2006/main">
               <a:graphicData uri="http://schemas.openxmlformats.org/drawingml/2006/picture">
                 <pic:pic xmlns:pic="http://schemas.openxmlformats.org/drawingml/2006/picture">
                   <pic:nvPicPr>
-                    <pic:cNvPr id="0" name="Picture 19" descr="图片"/>
+                    <pic:cNvPr id="20" name="Drawing 19" descr="图片"/>
                     <pic:cNvPicPr>
-                      <a:picLocks noChangeAspect="true"/>
+                      <a:picLocks noChangeAspect="1"/>
                     </pic:cNvPicPr>
                   </pic:nvPicPr>
                   <pic:blipFill>
                     <a:blip r:embed="rId23"/>
                     <a:srcRect/>
-                    <a:stretch/>
+                    <a:stretch>
+                      <a:fillRect/>
+                    </a:stretch>
                   </pic:blipFill>
                   <pic:spPr>
                     <a:xfrm>
@@ -2039,18 +2051,17 @@
     </w:p>
     <w:p>
       <w:pPr>
-        <w:spacing w:line="240"/>
-        <w:jc w:val="left"/>
-      </w:pPr>
-    </w:p>
-    <w:p>
-      <w:pPr>
-        <w:spacing w:line="240"/>
-        <w:jc w:val="left"/>
-      </w:pPr>
-      <w:r>
-        <w:rPr>
-          <w:rFonts w:ascii="" w:hAnsi="" w:cs="" w:eastAsia=""/>
+        <w:spacing w:line="240" w:lineRule="auto"/>
+        <w:jc w:val="left"/>
+      </w:pPr>
+    </w:p>
+    <w:p>
+      <w:pPr>
+        <w:spacing w:line="240" w:lineRule="auto"/>
+        <w:jc w:val="left"/>
+      </w:pPr>
+      <w:r>
+        <w:rPr>
           <w:sz w:val="22"/>
         </w:rPr>
         <w:t>Post方式请求需要的是设置header头协议，以便把数据组织为xml形式：</w:t>
@@ -2058,27 +2069,33 @@
     </w:p>
     <w:p>
       <w:pPr>
-        <w:spacing w:line="240"/>
+        <w:spacing w:line="240" w:lineRule="auto"/>
         <w:jc w:val="left"/>
       </w:pPr>
       <w:r>
         <w:drawing>
-          <wp:inline distT="0" distR="0" distB="0" distL="0">
-            <wp:extent cx="4140905" cy="670084"/>
-            <wp:docPr id="20" name="Drawing 20" descr="图片"/>
+          <wp:inline distT="0" distB="0" distL="0" distR="0">
+            <wp:extent cx="4140835" cy="669925"/>
+            <wp:effectExtent l="0" t="0" r="24765" b="15875"/>
+            <wp:docPr id="21" name="Drawing 20" descr="图片"/>
+            <wp:cNvGraphicFramePr>
+              <a:graphicFrameLocks xmlns:a="http://schemas.openxmlformats.org/drawingml/2006/main" noChangeAspect="1"/>
+            </wp:cNvGraphicFramePr>
             <a:graphic xmlns:a="http://schemas.openxmlformats.org/drawingml/2006/main">
               <a:graphicData uri="http://schemas.openxmlformats.org/drawingml/2006/picture">
                 <pic:pic xmlns:pic="http://schemas.openxmlformats.org/drawingml/2006/picture">
                   <pic:nvPicPr>
-                    <pic:cNvPr id="0" name="Picture 20" descr="图片"/>
+                    <pic:cNvPr id="21" name="Drawing 20" descr="图片"/>
                     <pic:cNvPicPr>
-                      <a:picLocks noChangeAspect="true"/>
+                      <a:picLocks noChangeAspect="1"/>
                     </pic:cNvPicPr>
                   </pic:nvPicPr>
                   <pic:blipFill>
                     <a:blip r:embed="rId24"/>
                     <a:srcRect/>
-                    <a:stretch/>
+                    <a:stretch>
+                      <a:fillRect/>
+                    </a:stretch>
                   </pic:blipFill>
                   <pic:spPr>
                     <a:xfrm>
@@ -2098,27 +2115,33 @@
     </w:p>
     <w:p>
       <w:pPr>
-        <w:spacing w:line="240"/>
+        <w:spacing w:line="240" w:lineRule="auto"/>
         <w:jc w:val="left"/>
       </w:pPr>
       <w:r>
         <w:drawing>
-          <wp:inline distT="0" distR="0" distB="0" distL="0">
-            <wp:extent cx="4048582" cy="2725007"/>
-            <wp:docPr id="21" name="Drawing 21" descr="图片"/>
+          <wp:inline distT="0" distB="0" distL="0" distR="0">
+            <wp:extent cx="4048125" cy="2724785"/>
+            <wp:effectExtent l="0" t="0" r="15875" b="18415"/>
+            <wp:docPr id="22" name="Drawing 21" descr="图片"/>
+            <wp:cNvGraphicFramePr>
+              <a:graphicFrameLocks xmlns:a="http://schemas.openxmlformats.org/drawingml/2006/main" noChangeAspect="1"/>
+            </wp:cNvGraphicFramePr>
             <a:graphic xmlns:a="http://schemas.openxmlformats.org/drawingml/2006/main">
               <a:graphicData uri="http://schemas.openxmlformats.org/drawingml/2006/picture">
                 <pic:pic xmlns:pic="http://schemas.openxmlformats.org/drawingml/2006/picture">
                   <pic:nvPicPr>
-                    <pic:cNvPr id="0" name="Picture 21" descr="图片"/>
+                    <pic:cNvPr id="22" name="Drawing 21" descr="图片"/>
                     <pic:cNvPicPr>
-                      <a:picLocks noChangeAspect="true"/>
+                      <a:picLocks noChangeAspect="1"/>
                     </pic:cNvPicPr>
                   </pic:nvPicPr>
                   <pic:blipFill>
                     <a:blip r:embed="rId25"/>
                     <a:srcRect/>
-                    <a:stretch/>
+                    <a:stretch>
+                      <a:fillRect/>
+                    </a:stretch>
                   </pic:blipFill>
                   <pic:spPr>
                     <a:xfrm>
@@ -2138,14 +2161,13 @@
     </w:p>
     <w:p>
       <w:pPr>
-        <w:pStyle w:val="shimo heading 2"/>
-        <w:spacing w:line="415"/>
-        <w:jc w:val="left"/>
-      </w:pPr>
-      <w:r>
-        <w:rPr>
-          <w:rFonts w:ascii="" w:hAnsi="" w:cs="" w:eastAsia=""/>
-          <w:b w:val="true"/>
+        <w:pStyle w:val="8"/>
+        <w:spacing w:line="415" w:lineRule="auto"/>
+        <w:jc w:val="left"/>
+      </w:pPr>
+      <w:r>
+        <w:rPr>
+          <w:b/>
           <w:szCs w:val="32"/>
         </w:rPr>
         <w:t>5.同步、异步</w:t>
@@ -2153,12 +2175,11 @@
     </w:p>
     <w:p>
       <w:pPr>
-        <w:spacing w:line="240"/>
-        <w:jc w:val="left"/>
-      </w:pPr>
-      <w:r>
-        <w:rPr>
-          <w:rFonts w:ascii="" w:hAnsi="" w:cs="" w:eastAsia=""/>
+        <w:spacing w:line="240" w:lineRule="auto"/>
+        <w:jc w:val="left"/>
+      </w:pPr>
+      <w:r>
+        <w:rPr>
           <w:sz w:val="22"/>
         </w:rPr>
         <w:t>Ajax对象.open(方式get/post,  url地址, [异步 true]/同步 false);</w:t>
@@ -2166,12 +2187,11 @@
     </w:p>
     <w:p>
       <w:pPr>
-        <w:spacing w:line="240"/>
-        <w:jc w:val="left"/>
-      </w:pPr>
-      <w:r>
-        <w:rPr>
-          <w:rFonts w:ascii="" w:hAnsi="" w:cs="" w:eastAsia=""/>
+        <w:spacing w:line="240" w:lineRule="auto"/>
+        <w:jc w:val="left"/>
+      </w:pPr>
+      <w:r>
+        <w:rPr>
           <w:sz w:val="22"/>
         </w:rPr>
         <w:t>Ajax是可以与服务器进行（同步或异步）交互的技术之一。</w:t>
@@ -2179,12 +2199,11 @@
     </w:p>
     <w:p>
       <w:pPr>
-        <w:spacing w:line="240"/>
-        <w:jc w:val="left"/>
-      </w:pPr>
-      <w:r>
-        <w:rPr>
-          <w:rFonts w:ascii="" w:hAnsi="" w:cs="" w:eastAsia=""/>
+        <w:spacing w:line="240" w:lineRule="auto"/>
+        <w:jc w:val="left"/>
+      </w:pPr>
+      <w:r>
+        <w:rPr>
           <w:color w:val="0070C0"/>
           <w:sz w:val="22"/>
         </w:rPr>
@@ -2192,14 +2211,12 @@
       </w:r>
       <w:r>
         <w:rPr>
-          <w:rFonts w:ascii="" w:hAnsi="" w:cs="" w:eastAsia=""/>
           <w:sz w:val="22"/>
         </w:rPr>
         <w:t>：同一个时间点允许执行</w:t>
       </w:r>
       <w:r>
         <w:rPr>
-          <w:rFonts w:ascii="" w:hAnsi="" w:cs="" w:eastAsia=""/>
           <w:color w:val="FF0000"/>
           <w:sz w:val="22"/>
         </w:rPr>
@@ -2207,7 +2224,6 @@
       </w:r>
       <w:r>
         <w:rPr>
-          <w:rFonts w:ascii="" w:hAnsi="" w:cs="" w:eastAsia=""/>
           <w:sz w:val="22"/>
         </w:rPr>
         <w:t>进程。</w:t>
@@ -2215,12 +2231,11 @@
     </w:p>
     <w:p>
       <w:pPr>
-        <w:spacing w:line="240"/>
-        <w:jc w:val="left"/>
-      </w:pPr>
-      <w:r>
-        <w:rPr>
-          <w:rFonts w:ascii="" w:hAnsi="" w:cs="" w:eastAsia=""/>
+        <w:spacing w:line="240" w:lineRule="auto"/>
+        <w:jc w:val="left"/>
+      </w:pPr>
+      <w:r>
+        <w:rPr>
           <w:color w:val="0070C0"/>
           <w:sz w:val="22"/>
         </w:rPr>
@@ -2228,14 +2243,12 @@
       </w:r>
       <w:r>
         <w:rPr>
-          <w:rFonts w:ascii="" w:hAnsi="" w:cs="" w:eastAsia=""/>
           <w:sz w:val="22"/>
         </w:rPr>
         <w:t>：同一个时间点只允许执行</w:t>
       </w:r>
       <w:r>
         <w:rPr>
-          <w:rFonts w:ascii="" w:hAnsi="" w:cs="" w:eastAsia=""/>
           <w:color w:val="FF0000"/>
           <w:sz w:val="22"/>
         </w:rPr>
@@ -2243,7 +2256,6 @@
       </w:r>
       <w:r>
         <w:rPr>
-          <w:rFonts w:ascii="" w:hAnsi="" w:cs="" w:eastAsia=""/>
           <w:sz w:val="22"/>
         </w:rPr>
         <w:t>进程。</w:t>
@@ -2251,27 +2263,33 @@
     </w:p>
     <w:p>
       <w:pPr>
-        <w:spacing w:line="240"/>
+        <w:spacing w:line="240" w:lineRule="auto"/>
         <w:jc w:val="left"/>
       </w:pPr>
       <w:r>
         <w:drawing>
-          <wp:inline distT="0" distR="0" distB="0" distL="0">
-            <wp:extent cx="3863937" cy="1729454"/>
-            <wp:docPr id="22" name="Drawing 22" descr="图片"/>
+          <wp:inline distT="0" distB="0" distL="0" distR="0">
+            <wp:extent cx="3863340" cy="1729105"/>
+            <wp:effectExtent l="0" t="0" r="22860" b="23495"/>
+            <wp:docPr id="23" name="Drawing 22" descr="图片"/>
+            <wp:cNvGraphicFramePr>
+              <a:graphicFrameLocks xmlns:a="http://schemas.openxmlformats.org/drawingml/2006/main" noChangeAspect="1"/>
+            </wp:cNvGraphicFramePr>
             <a:graphic xmlns:a="http://schemas.openxmlformats.org/drawingml/2006/main">
               <a:graphicData uri="http://schemas.openxmlformats.org/drawingml/2006/picture">
                 <pic:pic xmlns:pic="http://schemas.openxmlformats.org/drawingml/2006/picture">
                   <pic:nvPicPr>
-                    <pic:cNvPr id="0" name="Picture 22" descr="图片"/>
+                    <pic:cNvPr id="23" name="Drawing 22" descr="图片"/>
                     <pic:cNvPicPr>
-                      <a:picLocks noChangeAspect="true"/>
+                      <a:picLocks noChangeAspect="1"/>
                     </pic:cNvPicPr>
                   </pic:nvPicPr>
                   <pic:blipFill>
                     <a:blip r:embed="rId26"/>
                     <a:srcRect/>
-                    <a:stretch/>
+                    <a:stretch>
+                      <a:fillRect/>
+                    </a:stretch>
                   </pic:blipFill>
                   <pic:spPr>
                     <a:xfrm>
@@ -2291,14 +2309,13 @@
     </w:p>
     <w:p>
       <w:pPr>
-        <w:pStyle w:val="shimo heading 3"/>
-        <w:spacing w:line="415"/>
-        <w:jc w:val="left"/>
-      </w:pPr>
-      <w:r>
-        <w:rPr>
-          <w:rFonts w:ascii="" w:hAnsi="" w:cs="" w:eastAsia=""/>
-          <w:b w:val="true"/>
+        <w:pStyle w:val="9"/>
+        <w:spacing w:line="415" w:lineRule="auto"/>
+        <w:jc w:val="left"/>
+      </w:pPr>
+      <w:r>
+        <w:rPr>
+          <w:b/>
           <w:szCs w:val="32"/>
         </w:rPr>
         <w:t>5.1什么时候使用同步请求</w:t>
@@ -2306,13 +2323,12 @@
     </w:p>
     <w:p>
       <w:pPr>
-        <w:spacing w:line="240"/>
+        <w:spacing w:line="240" w:lineRule="auto"/>
         <w:ind w:firstLine="420"/>
         <w:jc w:val="left"/>
       </w:pPr>
       <w:r>
         <w:rPr>
-          <w:rFonts w:ascii="" w:hAnsi="" w:cs="" w:eastAsia=""/>
           <w:sz w:val="22"/>
         </w:rPr>
         <w:t>Ajax绝大多数情况下进行异步请求，但是有的时候也要使用“同步请求”（其不能被取代）。例如页面有两部分内容，ajax请求内容和正常的html内容输出，如果Html的输出内容包括ajax请求的内容，就需要使得ajax请求完成了再进行内容的输出，这样就要设置两者一前一后调用（而非同时调用），既要进行同步请求。</w:t>
@@ -2320,26 +2336,25 @@
     </w:p>
     <w:p>
       <w:pPr>
-        <w:spacing w:line="240"/>
-        <w:jc w:val="left"/>
-      </w:pPr>
-    </w:p>
-    <w:p>
-      <w:pPr>
-        <w:spacing w:line="240"/>
-        <w:jc w:val="left"/>
-      </w:pPr>
-    </w:p>
-    <w:p>
-      <w:pPr>
-        <w:pStyle w:val="shimo heading 1"/>
-        <w:spacing w:line="578"/>
-        <w:jc w:val="left"/>
-      </w:pPr>
-      <w:r>
-        <w:rPr>
-          <w:rFonts w:ascii="" w:hAnsi="" w:cs="" w:eastAsia=""/>
-          <w:b w:val="true"/>
+        <w:spacing w:line="240" w:lineRule="auto"/>
+        <w:jc w:val="left"/>
+      </w:pPr>
+    </w:p>
+    <w:p>
+      <w:pPr>
+        <w:spacing w:line="240" w:lineRule="auto"/>
+        <w:jc w:val="left"/>
+      </w:pPr>
+    </w:p>
+    <w:p>
+      <w:pPr>
+        <w:pStyle w:val="7"/>
+        <w:spacing w:line="578" w:lineRule="auto"/>
+        <w:jc w:val="left"/>
+      </w:pPr>
+      <w:r>
+        <w:rPr>
+          <w:b/>
           <w:szCs w:val="44"/>
         </w:rPr>
         <w:t>三、Ajax无刷新分页效果</w:t>
@@ -2347,14 +2362,13 @@
     </w:p>
     <w:p>
       <w:pPr>
-        <w:pStyle w:val="shimo heading 2"/>
-        <w:spacing w:line="415"/>
-        <w:jc w:val="left"/>
-      </w:pPr>
-      <w:r>
-        <w:rPr>
-          <w:rFonts w:ascii="" w:hAnsi="" w:cs="" w:eastAsia=""/>
-          <w:b w:val="true"/>
+        <w:pStyle w:val="8"/>
+        <w:spacing w:line="415" w:lineRule="auto"/>
+        <w:jc w:val="left"/>
+      </w:pPr>
+      <w:r>
+        <w:rPr>
+          <w:b/>
           <w:szCs w:val="32"/>
         </w:rPr>
         <w:t>1.无刷新分页的必要性</w:t>
@@ -2362,27 +2376,33 @@
     </w:p>
     <w:p>
       <w:pPr>
-        <w:spacing w:line="240"/>
+        <w:spacing w:line="240" w:lineRule="auto"/>
         <w:jc w:val="left"/>
       </w:pPr>
       <w:r>
         <w:drawing>
-          <wp:inline distT="0" distR="0" distB="0" distL="0">
-            <wp:extent cx="3809905" cy="3188322"/>
-            <wp:docPr id="23" name="Drawing 23" descr="图片"/>
+          <wp:inline distT="0" distB="0" distL="0" distR="0">
+            <wp:extent cx="3809365" cy="3187700"/>
+            <wp:effectExtent l="0" t="0" r="635" b="12700"/>
+            <wp:docPr id="24" name="Drawing 23" descr="图片"/>
+            <wp:cNvGraphicFramePr>
+              <a:graphicFrameLocks xmlns:a="http://schemas.openxmlformats.org/drawingml/2006/main" noChangeAspect="1"/>
+            </wp:cNvGraphicFramePr>
             <a:graphic xmlns:a="http://schemas.openxmlformats.org/drawingml/2006/main">
               <a:graphicData uri="http://schemas.openxmlformats.org/drawingml/2006/picture">
                 <pic:pic xmlns:pic="http://schemas.openxmlformats.org/drawingml/2006/picture">
                   <pic:nvPicPr>
-                    <pic:cNvPr id="0" name="Picture 23" descr="图片"/>
+                    <pic:cNvPr id="24" name="Drawing 23" descr="图片"/>
                     <pic:cNvPicPr>
-                      <a:picLocks noChangeAspect="true"/>
+                      <a:picLocks noChangeAspect="1"/>
                     </pic:cNvPicPr>
                   </pic:nvPicPr>
                   <pic:blipFill>
                     <a:blip r:embed="rId27"/>
                     <a:srcRect/>
-                    <a:stretch/>
+                    <a:stretch>
+                      <a:fillRect/>
+                    </a:stretch>
                   </pic:blipFill>
                   <pic:spPr>
                     <a:xfrm>
@@ -2402,19 +2422,17 @@
     </w:p>
     <w:p>
       <w:pPr>
-        <w:spacing w:line="240"/>
-        <w:jc w:val="left"/>
-      </w:pPr>
-      <w:r>
-        <w:rPr>
-          <w:rFonts w:ascii="" w:hAnsi="" w:cs="" w:eastAsia=""/>
+        <w:spacing w:line="240" w:lineRule="auto"/>
+        <w:jc w:val="left"/>
+      </w:pPr>
+      <w:r>
+        <w:rPr>
           <w:sz w:val="22"/>
         </w:rPr>
         <w:t>如果我们通过“传统方式”实现上图的商品评论分页效果，每次分页的时候就会使得头部、左侧、底部等</w:t>
       </w:r>
       <w:r>
         <w:rPr>
-          <w:rFonts w:ascii="" w:hAnsi="" w:cs="" w:eastAsia=""/>
           <w:color w:val="0070C0"/>
           <w:sz w:val="22"/>
         </w:rPr>
@@ -2422,14 +2440,12 @@
       </w:r>
       <w:r>
         <w:rPr>
-          <w:rFonts w:ascii="" w:hAnsi="" w:cs="" w:eastAsia=""/>
           <w:sz w:val="22"/>
         </w:rPr>
         <w:t>的信息重新从服务器获取，这样对</w:t>
       </w:r>
       <w:r>
         <w:rPr>
-          <w:rFonts w:ascii="" w:hAnsi="" w:cs="" w:eastAsia=""/>
           <w:color w:val="FF0000"/>
           <w:sz w:val="22"/>
         </w:rPr>
@@ -2437,14 +2453,12 @@
       </w:r>
       <w:r>
         <w:rPr>
-          <w:rFonts w:ascii="" w:hAnsi="" w:cs="" w:eastAsia=""/>
           <w:sz w:val="22"/>
         </w:rPr>
         <w:t>都有额外的损耗。如果使用ajax无刷新分页，每次就只从服务器获得“</w:t>
       </w:r>
       <w:r>
         <w:rPr>
-          <w:rFonts w:ascii="" w:hAnsi="" w:cs="" w:eastAsia=""/>
           <w:color w:val="0070C0"/>
           <w:sz w:val="22"/>
         </w:rPr>
@@ -2452,7 +2466,6 @@
       </w:r>
       <w:r>
         <w:rPr>
-          <w:rFonts w:ascii="" w:hAnsi="" w:cs="" w:eastAsia=""/>
           <w:sz w:val="22"/>
         </w:rPr>
         <w:t>”信息即可，对各方面资源的使用就有相应节省。因此ajax无刷新分页效果有其存在的必要性。</w:t>
@@ -2460,14 +2473,13 @@
     </w:p>
     <w:p>
       <w:pPr>
-        <w:pStyle w:val="shimo heading 2"/>
-        <w:spacing w:line="415"/>
-        <w:jc w:val="left"/>
-      </w:pPr>
-      <w:r>
-        <w:rPr>
-          <w:rFonts w:ascii="" w:hAnsi="" w:cs="" w:eastAsia=""/>
-          <w:b w:val="true"/>
+        <w:pStyle w:val="8"/>
+        <w:spacing w:line="415" w:lineRule="auto"/>
+        <w:jc w:val="left"/>
+      </w:pPr>
+      <w:r>
+        <w:rPr>
+          <w:b/>
           <w:szCs w:val="32"/>
         </w:rPr>
         <w:t>2.具体实现</w:t>
@@ -2475,12 +2487,11 @@
     </w:p>
     <w:p>
       <w:pPr>
-        <w:spacing w:line="240"/>
-        <w:jc w:val="left"/>
-      </w:pPr>
-      <w:r>
-        <w:rPr>
-          <w:rFonts w:ascii="" w:hAnsi="" w:cs="" w:eastAsia=""/>
+        <w:spacing w:line="240" w:lineRule="auto"/>
+        <w:jc w:val="left"/>
+      </w:pPr>
+      <w:r>
+        <w:rPr>
           <w:sz w:val="22"/>
         </w:rPr>
         <w:t>商品总记录条数、每一页显示多少条</w:t>
@@ -2488,12 +2499,11 @@
     </w:p>
     <w:p>
       <w:pPr>
-        <w:spacing w:line="240"/>
-        <w:jc w:val="left"/>
-      </w:pPr>
-      <w:r>
-        <w:rPr>
-          <w:rFonts w:ascii="" w:hAnsi="" w:cs="" w:eastAsia=""/>
+        <w:spacing w:line="240" w:lineRule="auto"/>
+        <w:jc w:val="left"/>
+      </w:pPr>
+      <w:r>
+        <w:rPr>
           <w:sz w:val="22"/>
         </w:rPr>
         <w:t>Mysql数据库关键字limit</w:t>
@@ -2501,12 +2511,11 @@
     </w:p>
     <w:p>
       <w:pPr>
-        <w:spacing w:line="240"/>
-        <w:jc w:val="left"/>
-      </w:pPr>
-      <w:r>
-        <w:rPr>
-          <w:rFonts w:ascii="" w:hAnsi="" w:cs="" w:eastAsia=""/>
+        <w:spacing w:line="240" w:lineRule="auto"/>
+        <w:jc w:val="left"/>
+      </w:pPr>
+      <w:r>
+        <w:rPr>
           <w:sz w:val="22"/>
         </w:rPr>
         <w:t>Limit  偏移量，长度。</w:t>
@@ -2514,12 +2523,11 @@
     </w:p>
     <w:p>
       <w:pPr>
-        <w:spacing w:line="240"/>
-        <w:jc w:val="left"/>
-      </w:pPr>
-      <w:r>
-        <w:rPr>
-          <w:rFonts w:ascii="" w:hAnsi="" w:cs="" w:eastAsia=""/>
+        <w:spacing w:line="240" w:lineRule="auto"/>
+        <w:jc w:val="left"/>
+      </w:pPr>
+      <w:r>
+        <w:rPr>
           <w:sz w:val="22"/>
         </w:rPr>
         <w:t xml:space="preserve"> 偏移量：（页码-1）* 页面大小</w:t>
@@ -2527,12 +2535,11 @@
     </w:p>
     <w:p>
       <w:pPr>
-        <w:spacing w:line="240"/>
-        <w:jc w:val="left"/>
-      </w:pPr>
-      <w:r>
-        <w:rPr>
-          <w:rFonts w:ascii="" w:hAnsi="" w:cs="" w:eastAsia=""/>
+        <w:spacing w:line="240" w:lineRule="auto"/>
+        <w:jc w:val="left"/>
+      </w:pPr>
+      <w:r>
+        <w:rPr>
           <w:sz w:val="22"/>
         </w:rPr>
         <w:t xml:space="preserve"> Limit  0,7</w:t>
@@ -2540,12 +2547,11 @@
     </w:p>
     <w:p>
       <w:pPr>
-        <w:spacing w:line="240"/>
-        <w:jc w:val="left"/>
-      </w:pPr>
-      <w:r>
-        <w:rPr>
-          <w:rFonts w:ascii="" w:hAnsi="" w:cs="" w:eastAsia=""/>
+        <w:spacing w:line="240" w:lineRule="auto"/>
+        <w:jc w:val="left"/>
+      </w:pPr>
+      <w:r>
+        <w:rPr>
           <w:sz w:val="22"/>
         </w:rPr>
         <w:t xml:space="preserve"> Limit  7,7</w:t>
@@ -2553,12 +2559,11 @@
     </w:p>
     <w:p>
       <w:pPr>
-        <w:spacing w:line="240"/>
-        <w:jc w:val="left"/>
-      </w:pPr>
-      <w:r>
-        <w:rPr>
-          <w:rFonts w:ascii="" w:hAnsi="" w:cs="" w:eastAsia=""/>
+        <w:spacing w:line="240" w:lineRule="auto"/>
+        <w:jc w:val="left"/>
+      </w:pPr>
+      <w:r>
+        <w:rPr>
           <w:sz w:val="22"/>
         </w:rPr>
         <w:t xml:space="preserve">  Limit  14,7</w:t>
@@ -2566,12 +2571,11 @@
     </w:p>
     <w:p>
       <w:pPr>
-        <w:spacing w:line="240"/>
-        <w:jc w:val="left"/>
-      </w:pPr>
-      <w:r>
-        <w:rPr>
-          <w:rFonts w:ascii="" w:hAnsi="" w:cs="" w:eastAsia=""/>
+        <w:spacing w:line="240" w:lineRule="auto"/>
+        <w:jc w:val="left"/>
+      </w:pPr>
+      <w:r>
+        <w:rPr>
           <w:sz w:val="22"/>
         </w:rPr>
         <w:t>Ajax无刷新分页效果是对传统分页效果的封装：</w:t>
@@ -2579,12 +2583,11 @@
     </w:p>
     <w:p>
       <w:pPr>
-        <w:spacing w:line="240"/>
-        <w:jc w:val="left"/>
-      </w:pPr>
-      <w:r>
-        <w:rPr>
-          <w:rFonts w:ascii="" w:hAnsi="" w:cs="" w:eastAsia=""/>
+        <w:spacing w:line="240" w:lineRule="auto"/>
+        <w:jc w:val="left"/>
+      </w:pPr>
+      <w:r>
+        <w:rPr>
           <w:sz w:val="22"/>
         </w:rPr>
         <w:t>http://网址/data.php?page=1</w:t>
@@ -2592,12 +2595,11 @@
     </w:p>
     <w:p>
       <w:pPr>
-        <w:spacing w:line="240"/>
-        <w:jc w:val="left"/>
-      </w:pPr>
-      <w:r>
-        <w:rPr>
-          <w:rFonts w:ascii="" w:hAnsi="" w:cs="" w:eastAsia=""/>
+        <w:spacing w:line="240" w:lineRule="auto"/>
+        <w:jc w:val="left"/>
+      </w:pPr>
+      <w:r>
+        <w:rPr>
           <w:sz w:val="22"/>
         </w:rPr>
         <w:t>http://网址/data.php?page=2</w:t>
@@ -2605,12 +2607,11 @@
     </w:p>
     <w:p>
       <w:pPr>
-        <w:spacing w:line="240"/>
-        <w:jc w:val="left"/>
-      </w:pPr>
-      <w:r>
-        <w:rPr>
-          <w:rFonts w:ascii="" w:hAnsi="" w:cs="" w:eastAsia=""/>
+        <w:spacing w:line="240" w:lineRule="auto"/>
+        <w:jc w:val="left"/>
+      </w:pPr>
+      <w:r>
+        <w:rPr>
           <w:sz w:val="22"/>
         </w:rPr>
         <w:t>http://网址/data.php?page=3</w:t>
@@ -2618,12 +2619,11 @@
     </w:p>
     <w:p>
       <w:pPr>
-        <w:spacing w:line="240"/>
-        <w:jc w:val="left"/>
-      </w:pPr>
-      <w:r>
-        <w:rPr>
-          <w:rFonts w:ascii="" w:hAnsi="" w:cs="" w:eastAsia=""/>
+        <w:spacing w:line="240" w:lineRule="auto"/>
+        <w:jc w:val="left"/>
+      </w:pPr>
+      <w:r>
+        <w:rPr>
           <w:sz w:val="22"/>
         </w:rPr>
         <w:t>http://网址/data.php?page=4</w:t>
@@ -2631,19 +2631,17 @@
     </w:p>
     <w:p>
       <w:pPr>
-        <w:spacing w:line="240"/>
-        <w:jc w:val="left"/>
-      </w:pPr>
-      <w:r>
-        <w:rPr>
-          <w:rFonts w:ascii="" w:hAnsi="" w:cs="" w:eastAsia=""/>
+        <w:spacing w:line="240" w:lineRule="auto"/>
+        <w:jc w:val="left"/>
+      </w:pPr>
+      <w:r>
+        <w:rPr>
           <w:sz w:val="22"/>
         </w:rPr>
         <w:t>ajax对象.open(‘get’, ‘</w:t>
       </w:r>
       <w:r>
         <w:rPr>
-          <w:rFonts w:ascii="" w:hAnsi="" w:cs="" w:eastAsia=""/>
           <w:color w:val="0070C0"/>
           <w:sz w:val="22"/>
         </w:rPr>
@@ -2651,7 +2649,6 @@
       </w:r>
       <w:r>
         <w:rPr>
-          <w:rFonts w:ascii="" w:hAnsi="" w:cs="" w:eastAsia=""/>
           <w:sz w:val="22"/>
         </w:rPr>
         <w:t>’);</w:t>
@@ -2659,12 +2656,11 @@
     </w:p>
     <w:p>
       <w:pPr>
-        <w:spacing w:line="240"/>
-        <w:jc w:val="left"/>
-      </w:pPr>
-      <w:r>
-        <w:rPr>
-          <w:rFonts w:ascii="" w:hAnsi="" w:cs="" w:eastAsia=""/>
+        <w:spacing w:line="240" w:lineRule="auto"/>
+        <w:jc w:val="left"/>
+      </w:pPr>
+      <w:r>
+        <w:rPr>
           <w:sz w:val="22"/>
         </w:rPr>
         <w:t>以上是ajax通过无刷新方式获得第3页数据</w:t>
@@ -2672,14 +2668,13 @@
     </w:p>
     <w:p>
       <w:pPr>
-        <w:pStyle w:val="shimo heading 3"/>
-        <w:spacing w:line="415"/>
-        <w:jc w:val="left"/>
-      </w:pPr>
-      <w:r>
-        <w:rPr>
-          <w:rFonts w:ascii="" w:hAnsi="" w:cs="" w:eastAsia=""/>
-          <w:b w:val="true"/>
+        <w:pStyle w:val="9"/>
+        <w:spacing w:line="415" w:lineRule="auto"/>
+        <w:jc w:val="left"/>
+      </w:pPr>
+      <w:r>
+        <w:rPr>
+          <w:b/>
           <w:szCs w:val="32"/>
         </w:rPr>
         <w:t>2.1制作传统分页效果</w:t>
@@ -2687,12 +2682,11 @@
     </w:p>
     <w:p>
       <w:pPr>
-        <w:spacing w:line="240"/>
-        <w:jc w:val="left"/>
-      </w:pPr>
-      <w:r>
-        <w:rPr>
-          <w:rFonts w:ascii="" w:hAnsi="" w:cs="" w:eastAsia=""/>
+        <w:spacing w:line="240" w:lineRule="auto"/>
+        <w:jc w:val="left"/>
+      </w:pPr>
+      <w:r>
+        <w:rPr>
           <w:sz w:val="22"/>
         </w:rPr>
         <w:t>制作传统分页效果的步骤：</w:t>
@@ -2700,27 +2694,33 @@
     </w:p>
     <w:p>
       <w:pPr>
-        <w:spacing w:line="240"/>
+        <w:spacing w:line="240" w:lineRule="auto"/>
         <w:jc w:val="left"/>
       </w:pPr>
       <w:r>
         <w:drawing>
-          <wp:inline distT="0" distR="0" distB="0" distL="0">
-            <wp:extent cx="3969448" cy="3214275"/>
-            <wp:docPr id="24" name="Drawing 24" descr="图片"/>
+          <wp:inline distT="0" distB="0" distL="0" distR="0">
+            <wp:extent cx="3969385" cy="3213735"/>
+            <wp:effectExtent l="0" t="0" r="18415" b="12065"/>
+            <wp:docPr id="25" name="Drawing 24" descr="图片"/>
+            <wp:cNvGraphicFramePr>
+              <a:graphicFrameLocks xmlns:a="http://schemas.openxmlformats.org/drawingml/2006/main" noChangeAspect="1"/>
+            </wp:cNvGraphicFramePr>
             <a:graphic xmlns:a="http://schemas.openxmlformats.org/drawingml/2006/main">
               <a:graphicData uri="http://schemas.openxmlformats.org/drawingml/2006/picture">
                 <pic:pic xmlns:pic="http://schemas.openxmlformats.org/drawingml/2006/picture">
                   <pic:nvPicPr>
-                    <pic:cNvPr id="0" name="Picture 24" descr="图片"/>
+                    <pic:cNvPr id="25" name="Drawing 24" descr="图片"/>
                     <pic:cNvPicPr>
-                      <a:picLocks noChangeAspect="true"/>
+                      <a:picLocks noChangeAspect="1"/>
                     </pic:cNvPicPr>
                   </pic:nvPicPr>
                   <pic:blipFill>
                     <a:blip r:embed="rId28"/>
                     <a:srcRect/>
-                    <a:stretch/>
+                    <a:stretch>
+                      <a:fillRect/>
+                    </a:stretch>
                   </pic:blipFill>
                   <pic:spPr>
                     <a:xfrm>
@@ -2740,27 +2740,33 @@
     </w:p>
     <w:p>
       <w:pPr>
-        <w:spacing w:line="240"/>
+        <w:spacing w:line="240" w:lineRule="auto"/>
         <w:jc w:val="left"/>
       </w:pPr>
       <w:r>
         <w:drawing>
-          <wp:inline distT="0" distR="0" distB="0" distL="0">
-            <wp:extent cx="4103040" cy="1442276"/>
-            <wp:docPr id="25" name="Drawing 25" descr="图片"/>
+          <wp:inline distT="0" distB="0" distL="0" distR="0">
+            <wp:extent cx="4102735" cy="1442085"/>
+            <wp:effectExtent l="0" t="0" r="12065" b="5715"/>
+            <wp:docPr id="26" name="Drawing 25" descr="图片"/>
+            <wp:cNvGraphicFramePr>
+              <a:graphicFrameLocks xmlns:a="http://schemas.openxmlformats.org/drawingml/2006/main" noChangeAspect="1"/>
+            </wp:cNvGraphicFramePr>
             <a:graphic xmlns:a="http://schemas.openxmlformats.org/drawingml/2006/main">
               <a:graphicData uri="http://schemas.openxmlformats.org/drawingml/2006/picture">
                 <pic:pic xmlns:pic="http://schemas.openxmlformats.org/drawingml/2006/picture">
                   <pic:nvPicPr>
-                    <pic:cNvPr id="0" name="Picture 25" descr="图片"/>
+                    <pic:cNvPr id="26" name="Drawing 25" descr="图片"/>
                     <pic:cNvPicPr>
-                      <a:picLocks noChangeAspect="true"/>
+                      <a:picLocks noChangeAspect="1"/>
                     </pic:cNvPicPr>
                   </pic:nvPicPr>
                   <pic:blipFill>
                     <a:blip r:embed="rId29"/>
                     <a:srcRect/>
-                    <a:stretch/>
+                    <a:stretch>
+                      <a:fillRect/>
+                    </a:stretch>
                   </pic:blipFill>
                   <pic:spPr>
                     <a:xfrm>
@@ -2780,27 +2786,33 @@
     </w:p>
     <w:p>
       <w:pPr>
-        <w:spacing w:line="240"/>
+        <w:spacing w:line="240" w:lineRule="auto"/>
         <w:jc w:val="left"/>
       </w:pPr>
       <w:r>
         <w:drawing>
-          <wp:inline distT="0" distR="0" distB="0" distL="0">
-            <wp:extent cx="4128141" cy="1352931"/>
-            <wp:docPr id="26" name="Drawing 26" descr="图片"/>
+          <wp:inline distT="0" distB="0" distL="0" distR="0">
+            <wp:extent cx="4128135" cy="1352550"/>
+            <wp:effectExtent l="0" t="0" r="12065" b="19050"/>
+            <wp:docPr id="27" name="Drawing 26" descr="图片"/>
+            <wp:cNvGraphicFramePr>
+              <a:graphicFrameLocks xmlns:a="http://schemas.openxmlformats.org/drawingml/2006/main" noChangeAspect="1"/>
+            </wp:cNvGraphicFramePr>
             <a:graphic xmlns:a="http://schemas.openxmlformats.org/drawingml/2006/main">
               <a:graphicData uri="http://schemas.openxmlformats.org/drawingml/2006/picture">
                 <pic:pic xmlns:pic="http://schemas.openxmlformats.org/drawingml/2006/picture">
                   <pic:nvPicPr>
-                    <pic:cNvPr id="0" name="Picture 26" descr="图片"/>
+                    <pic:cNvPr id="27" name="Drawing 26" descr="图片"/>
                     <pic:cNvPicPr>
-                      <a:picLocks noChangeAspect="true"/>
+                      <a:picLocks noChangeAspect="1"/>
                     </pic:cNvPicPr>
                   </pic:nvPicPr>
                   <pic:blipFill>
                     <a:blip r:embed="rId30"/>
                     <a:srcRect/>
-                    <a:stretch/>
+                    <a:stretch>
+                      <a:fillRect/>
+                    </a:stretch>
                   </pic:blipFill>
                   <pic:spPr>
                     <a:xfrm>
@@ -2820,26 +2832,19 @@
     </w:p>
     <w:p>
       <w:pPr>
-        <w:spacing w:line="240"/>
-        <w:jc w:val="left"/>
-      </w:pPr>
-    </w:p>
-    <w:p>
-      <w:pPr>
-        <w:spacing w:line="240"/>
-        <w:jc w:val="left"/>
-      </w:pPr>
-    </w:p>
-    <w:p>
-      <w:pPr>
-        <w:pStyle w:val="shimo heading 1"/>
-        <w:spacing w:line="578"/>
-        <w:jc w:val="left"/>
-      </w:pPr>
-      <w:r>
-        <w:rPr>
-          <w:rFonts w:ascii="" w:hAnsi="" w:cs="" w:eastAsia=""/>
-          <w:b w:val="true"/>
+        <w:spacing w:line="240" w:lineRule="auto"/>
+        <w:jc w:val="left"/>
+      </w:pPr>
+    </w:p>
+    <w:p>
+      <w:pPr>
+        <w:pStyle w:val="7"/>
+        <w:spacing w:line="578" w:lineRule="auto"/>
+        <w:jc w:val="left"/>
+      </w:pPr>
+      <w:r>
+        <w:rPr>
+          <w:b/>
           <w:szCs w:val="44"/>
         </w:rPr>
         <w:t>四、Ajax对XML信息的接收和处理</w:t>
@@ -2847,12 +2852,11 @@
     </w:p>
     <w:p>
       <w:pPr>
-        <w:spacing w:line="240"/>
-        <w:jc w:val="left"/>
-      </w:pPr>
-      <w:r>
-        <w:rPr>
-          <w:rFonts w:ascii="" w:hAnsi="" w:cs="" w:eastAsia=""/>
+        <w:spacing w:line="240" w:lineRule="auto"/>
+        <w:jc w:val="left"/>
+      </w:pPr>
+      <w:r>
+        <w:rPr>
           <w:sz w:val="22"/>
         </w:rPr>
         <w:t>Ajax负责请求xml和接收xml信息，dom负责处理xml信息</w:t>
@@ -2860,12 +2864,11 @@
     </w:p>
     <w:p>
       <w:pPr>
-        <w:spacing w:line="240"/>
-        <w:jc w:val="left"/>
-      </w:pPr>
-      <w:r>
-        <w:rPr>
-          <w:rFonts w:ascii="" w:hAnsi="" w:cs="" w:eastAsia=""/>
+        <w:spacing w:line="240" w:lineRule="auto"/>
+        <w:jc w:val="left"/>
+      </w:pPr>
+      <w:r>
+        <w:rPr>
           <w:sz w:val="22"/>
         </w:rPr>
         <w:t>Dom:</w:t>
@@ -2873,12 +2876,11 @@
     </w:p>
     <w:p>
       <w:pPr>
-        <w:spacing w:line="240"/>
-        <w:jc w:val="left"/>
-      </w:pPr>
-      <w:r>
-        <w:rPr>
-          <w:rFonts w:ascii="" w:hAnsi="" w:cs="" w:eastAsia=""/>
+        <w:spacing w:line="240" w:lineRule="auto"/>
+        <w:jc w:val="left"/>
+      </w:pPr>
+      <w:r>
+        <w:rPr>
           <w:sz w:val="22"/>
         </w:rPr>
         <w:t xml:space="preserve"> Php里边，dom是php与xml(html)之间的沟通桥梁</w:t>
@@ -2886,19 +2888,17 @@
     </w:p>
     <w:p>
       <w:pPr>
-        <w:spacing w:line="240"/>
-        <w:jc w:val="left"/>
-      </w:pPr>
-      <w:r>
-        <w:rPr>
-          <w:rFonts w:ascii="" w:hAnsi="" w:cs="" w:eastAsia=""/>
+        <w:spacing w:line="240" w:lineRule="auto"/>
+        <w:jc w:val="left"/>
+      </w:pPr>
+      <w:r>
+        <w:rPr>
           <w:sz w:val="22"/>
         </w:rPr>
         <w:t xml:space="preserve"> Javascript里边，dom是</w:t>
       </w:r>
       <w:r>
         <w:rPr>
-          <w:rFonts w:ascii="" w:hAnsi="" w:cs="" w:eastAsia=""/>
           <w:sz w:val="22"/>
           <w:highlight w:val="cyan"/>
         </w:rPr>
@@ -2906,14 +2906,12 @@
       </w:r>
       <w:r>
         <w:rPr>
-          <w:rFonts w:ascii="" w:hAnsi="" w:cs="" w:eastAsia=""/>
           <w:sz w:val="22"/>
         </w:rPr>
         <w:t>与</w:t>
       </w:r>
       <w:r>
         <w:rPr>
-          <w:rFonts w:ascii="" w:hAnsi="" w:cs="" w:eastAsia=""/>
           <w:sz w:val="22"/>
           <w:highlight w:val="cyan"/>
         </w:rPr>
@@ -2921,7 +2919,6 @@
       </w:r>
       <w:r>
         <w:rPr>
-          <w:rFonts w:ascii="" w:hAnsi="" w:cs="" w:eastAsia=""/>
           <w:sz w:val="22"/>
         </w:rPr>
         <w:t>(html)之间沟通桥梁</w:t>
@@ -2929,79 +2926,12 @@
     </w:p>
     <w:p>
       <w:pPr>
-        <w:spacing w:line="240"/>
-        <w:jc w:val="left"/>
-      </w:pPr>
-    </w:p>
-    <w:p>
-      <w:pPr>
-        <w:spacing w:line="240"/>
-        <w:jc w:val="left"/>
-      </w:pPr>
-    </w:p>
-    <w:p>
-      <w:pPr>
-        <w:spacing w:line="240"/>
-        <w:jc w:val="left"/>
-      </w:pPr>
-    </w:p>
-    <w:p>
-      <w:pPr>
-        <w:spacing w:line="240"/>
-        <w:jc w:val="left"/>
-      </w:pPr>
-    </w:p>
-    <w:p>
-      <w:pPr>
-        <w:spacing w:line="240"/>
-        <w:jc w:val="left"/>
-      </w:pPr>
-    </w:p>
-    <w:p>
-      <w:pPr>
-        <w:spacing w:line="240"/>
-        <w:jc w:val="left"/>
-      </w:pPr>
-    </w:p>
-    <w:p>
-      <w:pPr>
-        <w:spacing w:line="240"/>
-        <w:jc w:val="left"/>
-      </w:pPr>
-    </w:p>
-    <w:p>
-      <w:pPr>
-        <w:spacing w:line="240"/>
-        <w:jc w:val="left"/>
-      </w:pPr>
-    </w:p>
-    <w:p>
-      <w:pPr>
-        <w:spacing w:line="240"/>
-        <w:jc w:val="left"/>
-      </w:pPr>
-    </w:p>
-    <w:p>
-      <w:pPr>
-        <w:spacing w:line="240"/>
-        <w:jc w:val="left"/>
-      </w:pPr>
-    </w:p>
-    <w:p>
-      <w:pPr>
-        <w:spacing w:line="240"/>
-        <w:jc w:val="left"/>
-      </w:pPr>
-    </w:p>
-    <w:p>
-      <w:pPr>
-        <w:spacing w:line="240"/>
+        <w:spacing w:line="240" w:lineRule="auto"/>
         <w:ind w:firstLine="420"/>
         <w:jc w:val="left"/>
       </w:pPr>
       <w:r>
         <w:rPr>
-          <w:rFonts w:ascii="" w:hAnsi="" w:cs="" w:eastAsia=""/>
           <w:sz w:val="22"/>
         </w:rPr>
         <w:t>Xml需要从服务器端返回到客户端被javascript处理</w:t>
@@ -3009,13 +2939,12 @@
     </w:p>
     <w:p>
       <w:pPr>
-        <w:spacing w:line="240"/>
+        <w:spacing w:line="240" w:lineRule="auto"/>
         <w:ind w:firstLine="420"/>
         <w:jc w:val="left"/>
       </w:pPr>
       <w:r>
         <w:rPr>
-          <w:rFonts w:ascii="" w:hAnsi="" w:cs="" w:eastAsia=""/>
           <w:sz w:val="22"/>
         </w:rPr>
         <w:t>Ajax:负责请求xml回来</w:t>
@@ -3023,13 +2952,12 @@
     </w:p>
     <w:p>
       <w:pPr>
-        <w:spacing w:line="240"/>
+        <w:spacing w:line="240" w:lineRule="auto"/>
         <w:ind w:firstLine="420"/>
         <w:jc w:val="left"/>
       </w:pPr>
       <w:r>
         <w:rPr>
-          <w:rFonts w:ascii="" w:hAnsi="" w:cs="" w:eastAsia=""/>
           <w:sz w:val="22"/>
         </w:rPr>
         <w:t>DOM（javascript）:负责处理xml信息</w:t>
@@ -3037,41 +2965,32 @@
     </w:p>
     <w:p>
       <w:pPr>
-        <w:spacing w:line="240"/>
+        <w:spacing w:line="240" w:lineRule="auto"/>
         <w:ind w:firstLine="420"/>
         <w:jc w:val="left"/>
       </w:pPr>
-    </w:p>
-    <w:p>
-      <w:pPr>
-        <w:spacing w:line="240"/>
+      <w:r>
+        <w:rPr>
+          <w:sz w:val="22"/>
+        </w:rPr>
+        <w:t>Ajax+javascript实现对xml的接收和处理，可以方便我们后期通过一个静态网站（html+css+javascript）实现对各个接口数据的处理</w:t>
+      </w:r>
+    </w:p>
+    <w:p>
+      <w:pPr>
+        <w:spacing w:line="240" w:lineRule="auto"/>
         <w:ind w:firstLine="420"/>
         <w:jc w:val="left"/>
       </w:pPr>
-      <w:r>
-        <w:rPr>
-          <w:rFonts w:ascii="" w:hAnsi="" w:cs="" w:eastAsia=""/>
-          <w:sz w:val="22"/>
-        </w:rPr>
-        <w:t>Ajax+javascript实现对xml的接收和处理，可以方便我们后期通过一个静态网站（html+css+javascript）实现对各个接口数据的处理</w:t>
-      </w:r>
-    </w:p>
-    <w:p>
-      <w:pPr>
-        <w:spacing w:line="240"/>
+    </w:p>
+    <w:p>
+      <w:pPr>
+        <w:spacing w:line="240" w:lineRule="auto"/>
         <w:ind w:firstLine="420"/>
         <w:jc w:val="left"/>
       </w:pPr>
-    </w:p>
-    <w:p>
-      <w:pPr>
-        <w:spacing w:line="240"/>
-        <w:ind w:firstLine="420"/>
-        <w:jc w:val="left"/>
-      </w:pPr>
-      <w:r>
-        <w:rPr>
-          <w:rFonts w:ascii="" w:hAnsi="" w:cs="" w:eastAsia=""/>
+      <w:r>
+        <w:rPr>
           <w:sz w:val="22"/>
         </w:rPr>
         <w:t>Document对象和普通元素对象都可以调用getElementsByTagName()方法：</w:t>
@@ -3079,27 +2998,33 @@
     </w:p>
     <w:p>
       <w:pPr>
-        <w:spacing w:line="240"/>
+        <w:spacing w:line="240" w:lineRule="auto"/>
         <w:jc w:val="left"/>
       </w:pPr>
       <w:r>
         <w:drawing>
-          <wp:inline distT="0" distR="0" distB="0" distL="0">
-            <wp:extent cx="4229398" cy="708374"/>
-            <wp:docPr id="27" name="Drawing 27" descr="图片"/>
+          <wp:inline distT="0" distB="0" distL="0" distR="0">
+            <wp:extent cx="4229100" cy="708025"/>
+            <wp:effectExtent l="0" t="0" r="12700" b="3175"/>
+            <wp:docPr id="28" name="Drawing 27" descr="图片"/>
+            <wp:cNvGraphicFramePr>
+              <a:graphicFrameLocks xmlns:a="http://schemas.openxmlformats.org/drawingml/2006/main" noChangeAspect="1"/>
+            </wp:cNvGraphicFramePr>
             <a:graphic xmlns:a="http://schemas.openxmlformats.org/drawingml/2006/main">
               <a:graphicData uri="http://schemas.openxmlformats.org/drawingml/2006/picture">
                 <pic:pic xmlns:pic="http://schemas.openxmlformats.org/drawingml/2006/picture">
                   <pic:nvPicPr>
-                    <pic:cNvPr id="0" name="Picture 27" descr="图片"/>
+                    <pic:cNvPr id="28" name="Drawing 27" descr="图片"/>
                     <pic:cNvPicPr>
-                      <a:picLocks noChangeAspect="true"/>
+                      <a:picLocks noChangeAspect="1"/>
                     </pic:cNvPicPr>
                   </pic:nvPicPr>
                   <pic:blipFill>
                     <a:blip r:embed="rId31"/>
                     <a:srcRect/>
-                    <a:stretch/>
+                    <a:stretch>
+                      <a:fillRect/>
+                    </a:stretch>
                   </pic:blipFill>
                   <pic:spPr>
                     <a:xfrm>
@@ -3119,20 +3044,19 @@
     </w:p>
     <w:p>
       <w:pPr>
-        <w:spacing w:line="240"/>
-        <w:jc w:val="left"/>
-      </w:pPr>
-    </w:p>
-    <w:p>
-      <w:pPr>
-        <w:pStyle w:val="shimo heading 1"/>
-        <w:spacing w:line="578"/>
-        <w:jc w:val="left"/>
-      </w:pPr>
-      <w:r>
-        <w:rPr>
-          <w:rFonts w:ascii="" w:hAnsi="" w:cs="" w:eastAsia=""/>
-          <w:b w:val="true"/>
+        <w:spacing w:line="240" w:lineRule="auto"/>
+        <w:jc w:val="left"/>
+      </w:pPr>
+    </w:p>
+    <w:p>
+      <w:pPr>
+        <w:pStyle w:val="7"/>
+        <w:spacing w:line="578" w:lineRule="auto"/>
+        <w:jc w:val="left"/>
+      </w:pPr>
+      <w:r>
+        <w:rPr>
+          <w:b/>
           <w:szCs w:val="44"/>
         </w:rPr>
         <w:t>五、Ajax对缓存的处理</w:t>
@@ -3140,14 +3064,13 @@
     </w:p>
     <w:p>
       <w:pPr>
-        <w:pStyle w:val="shimo heading 2"/>
-        <w:spacing w:line="415"/>
-        <w:jc w:val="left"/>
-      </w:pPr>
-      <w:r>
-        <w:rPr>
-          <w:rFonts w:ascii="" w:hAnsi="" w:cs="" w:eastAsia=""/>
-          <w:b w:val="true"/>
+        <w:pStyle w:val="8"/>
+        <w:spacing w:line="415" w:lineRule="auto"/>
+        <w:jc w:val="left"/>
+      </w:pPr>
+      <w:r>
+        <w:rPr>
+          <w:b/>
           <w:szCs w:val="32"/>
         </w:rPr>
         <w:t>缓存</w:t>
@@ -3155,20 +3078,18 @@
     </w:p>
     <w:p>
       <w:pPr>
-        <w:spacing w:line="240"/>
+        <w:spacing w:line="240" w:lineRule="auto"/>
         <w:ind w:firstLine="420"/>
         <w:jc w:val="left"/>
       </w:pPr>
       <w:r>
         <w:rPr>
-          <w:rFonts w:ascii="" w:hAnsi="" w:cs="" w:eastAsia=""/>
           <w:sz w:val="22"/>
         </w:rPr>
         <w:t xml:space="preserve">浏览器的一次请求需要从服务器获得许多css,img,js等相关的文件，如果每次请求都把相关的资源文件加载一次，对 </w:t>
       </w:r>
       <w:r>
         <w:rPr>
-          <w:rFonts w:ascii="" w:hAnsi="" w:cs="" w:eastAsia=""/>
           <w:sz w:val="22"/>
           <w:highlight w:val="cyan"/>
         </w:rPr>
@@ -3176,7 +3097,6 @@
       </w:r>
       <w:r>
         <w:rPr>
-          <w:rFonts w:ascii="" w:hAnsi="" w:cs="" w:eastAsia=""/>
           <w:sz w:val="22"/>
         </w:rPr>
         <w:t xml:space="preserve"> 都有严重的损耗，浏览器有做优化处理，其把css,img,js等文件在第一次请求成功后就在本地保留一个缓存备份，后续的每次请求就在本身获得相关的缓存资源文件就可以了，可以明显地加快用户的访问速度。</w:t>
@@ -3184,12 +3104,11 @@
     </w:p>
     <w:p>
       <w:pPr>
-        <w:spacing w:line="240"/>
-        <w:jc w:val="left"/>
-      </w:pPr>
-      <w:r>
-        <w:rPr>
-          <w:rFonts w:ascii="" w:hAnsi="" w:cs="" w:eastAsia=""/>
+        <w:spacing w:line="240" w:lineRule="auto"/>
+        <w:jc w:val="left"/>
+      </w:pPr>
+      <w:r>
+        <w:rPr>
           <w:sz w:val="22"/>
         </w:rPr>
         <w:t>Css,img,js等文件可以缓存，但是动态程序文件例如php文件不能缓存，即使缓存我们也不要其缓存效果。</w:t>
@@ -3197,33 +3116,39 @@
     </w:p>
     <w:p>
       <w:pPr>
-        <w:spacing w:line="240"/>
-        <w:jc w:val="left"/>
-      </w:pPr>
-    </w:p>
-    <w:p>
-      <w:pPr>
-        <w:spacing w:line="240"/>
+        <w:spacing w:line="240" w:lineRule="auto"/>
+        <w:jc w:val="left"/>
+      </w:pPr>
+    </w:p>
+    <w:p>
+      <w:pPr>
+        <w:spacing w:line="240" w:lineRule="auto"/>
         <w:jc w:val="left"/>
       </w:pPr>
       <w:r>
         <w:drawing>
-          <wp:inline distT="0" distR="0" distB="0" distL="0">
-            <wp:extent cx="4072407" cy="1512475"/>
-            <wp:docPr id="28" name="Drawing 28" descr="图片"/>
+          <wp:inline distT="0" distB="0" distL="0" distR="0">
+            <wp:extent cx="4072255" cy="1511935"/>
+            <wp:effectExtent l="0" t="0" r="17145" b="12065"/>
+            <wp:docPr id="29" name="Drawing 28" descr="图片"/>
+            <wp:cNvGraphicFramePr>
+              <a:graphicFrameLocks xmlns:a="http://schemas.openxmlformats.org/drawingml/2006/main" noChangeAspect="1"/>
+            </wp:cNvGraphicFramePr>
             <a:graphic xmlns:a="http://schemas.openxmlformats.org/drawingml/2006/main">
               <a:graphicData uri="http://schemas.openxmlformats.org/drawingml/2006/picture">
                 <pic:pic xmlns:pic="http://schemas.openxmlformats.org/drawingml/2006/picture">
                   <pic:nvPicPr>
-                    <pic:cNvPr id="0" name="Picture 28" descr="图片"/>
+                    <pic:cNvPr id="29" name="Drawing 28" descr="图片"/>
                     <pic:cNvPicPr>
-                      <a:picLocks noChangeAspect="true"/>
+                      <a:picLocks noChangeAspect="1"/>
                     </pic:cNvPicPr>
                   </pic:nvPicPr>
                   <pic:blipFill>
                     <a:blip r:embed="rId32"/>
                     <a:srcRect/>
-                    <a:stretch/>
+                    <a:stretch>
+                      <a:fillRect/>
+                    </a:stretch>
                   </pic:blipFill>
                   <pic:spPr>
                     <a:xfrm>
@@ -3243,18 +3168,17 @@
     </w:p>
     <w:p>
       <w:pPr>
-        <w:spacing w:line="240"/>
-        <w:jc w:val="left"/>
-      </w:pPr>
-    </w:p>
-    <w:p>
-      <w:pPr>
-        <w:spacing w:line="240"/>
-        <w:jc w:val="left"/>
-      </w:pPr>
-      <w:r>
-        <w:rPr>
-          <w:rFonts w:ascii="" w:hAnsi="" w:cs="" w:eastAsia=""/>
+        <w:spacing w:line="240" w:lineRule="auto"/>
+        <w:jc w:val="left"/>
+      </w:pPr>
+    </w:p>
+    <w:p>
+      <w:pPr>
+        <w:spacing w:line="240" w:lineRule="auto"/>
+        <w:jc w:val="left"/>
+      </w:pPr>
+      <w:r>
+        <w:rPr>
           <w:sz w:val="22"/>
         </w:rPr>
         <w:t>浏览器对动态程序文件缓存的处理解决：</w:t>
@@ -3266,20 +3190,18 @@
           <w:ilvl w:val="0"/>
           <w:numId w:val="3"/>
         </w:numPr>
-        <w:spacing w:line="240"/>
+        <w:spacing w:line="240" w:lineRule="auto"/>
         <w:ind w:firstLine="420"/>
         <w:jc w:val="left"/>
       </w:pPr>
       <w:r>
         <w:rPr>
-          <w:rFonts w:ascii="" w:hAnsi="" w:cs="" w:eastAsia=""/>
           <w:sz w:val="22"/>
         </w:rPr>
         <w:t>给请求的地址设置随机数【</w:t>
       </w:r>
       <w:r>
         <w:rPr>
-          <w:rFonts w:ascii="" w:hAnsi="" w:cs="" w:eastAsia=""/>
           <w:color w:val="0070C0"/>
           <w:sz w:val="22"/>
         </w:rPr>
@@ -3287,7 +3209,6 @@
       </w:r>
       <w:r>
         <w:rPr>
-          <w:rFonts w:ascii="" w:hAnsi="" w:cs="" w:eastAsia=""/>
           <w:sz w:val="22"/>
         </w:rPr>
         <w:t>】</w:t>
@@ -3299,13 +3220,12 @@
           <w:ilvl w:val="0"/>
           <w:numId w:val="3"/>
         </w:numPr>
-        <w:spacing w:line="240"/>
+        <w:spacing w:line="240" w:lineRule="auto"/>
         <w:ind w:firstLine="420"/>
         <w:jc w:val="left"/>
       </w:pPr>
       <w:r>
         <w:rPr>
-          <w:rFonts w:ascii="" w:hAnsi="" w:cs="" w:eastAsia=""/>
           <w:sz w:val="22"/>
         </w:rPr>
         <w:t>给动态程序设置header头信息，禁止浏览器对其缓存</w:t>
@@ -3313,18 +3233,17 @@
     </w:p>
     <w:p>
       <w:pPr>
-        <w:spacing w:line="240"/>
-        <w:jc w:val="left"/>
-      </w:pPr>
-    </w:p>
-    <w:p>
-      <w:pPr>
-        <w:spacing w:line="240"/>
-        <w:jc w:val="left"/>
-      </w:pPr>
-      <w:r>
-        <w:rPr>
-          <w:rFonts w:ascii="" w:hAnsi="" w:cs="" w:eastAsia=""/>
+        <w:spacing w:line="240" w:lineRule="auto"/>
+        <w:jc w:val="left"/>
+      </w:pPr>
+    </w:p>
+    <w:p>
+      <w:pPr>
+        <w:spacing w:line="240" w:lineRule="auto"/>
+        <w:jc w:val="left"/>
+      </w:pPr>
+      <w:r>
+        <w:rPr>
           <w:sz w:val="22"/>
         </w:rPr>
         <w:t>给请求的地址设置随机数，避免缓存效果：</w:t>
@@ -3332,27 +3251,33 @@
     </w:p>
     <w:p>
       <w:pPr>
-        <w:spacing w:line="240"/>
+        <w:spacing w:line="240" w:lineRule="auto"/>
         <w:jc w:val="left"/>
       </w:pPr>
       <w:r>
         <w:drawing>
-          <wp:inline distT="0" distR="0" distB="0" distL="0">
-            <wp:extent cx="4097084" cy="1918780"/>
-            <wp:docPr id="29" name="Drawing 29" descr="图片"/>
+          <wp:inline distT="0" distB="0" distL="0" distR="0">
+            <wp:extent cx="4097020" cy="1918335"/>
+            <wp:effectExtent l="0" t="0" r="17780" b="12065"/>
+            <wp:docPr id="30" name="Drawing 29" descr="图片"/>
+            <wp:cNvGraphicFramePr>
+              <a:graphicFrameLocks xmlns:a="http://schemas.openxmlformats.org/drawingml/2006/main" noChangeAspect="1"/>
+            </wp:cNvGraphicFramePr>
             <a:graphic xmlns:a="http://schemas.openxmlformats.org/drawingml/2006/main">
               <a:graphicData uri="http://schemas.openxmlformats.org/drawingml/2006/picture">
                 <pic:pic xmlns:pic="http://schemas.openxmlformats.org/drawingml/2006/picture">
                   <pic:nvPicPr>
-                    <pic:cNvPr id="0" name="Picture 29" descr="图片"/>
+                    <pic:cNvPr id="30" name="Drawing 29" descr="图片"/>
                     <pic:cNvPicPr>
-                      <a:picLocks noChangeAspect="true"/>
+                      <a:picLocks noChangeAspect="1"/>
                     </pic:cNvPicPr>
                   </pic:nvPicPr>
                   <pic:blipFill>
                     <a:blip r:embed="rId33"/>
                     <a:srcRect/>
-                    <a:stretch/>
+                    <a:stretch>
+                      <a:fillRect/>
+                    </a:stretch>
                   </pic:blipFill>
                   <pic:spPr>
                     <a:xfrm>
@@ -3372,18 +3297,17 @@
     </w:p>
     <w:p>
       <w:pPr>
-        <w:spacing w:line="240"/>
-        <w:jc w:val="left"/>
-      </w:pPr>
-    </w:p>
-    <w:p>
-      <w:pPr>
-        <w:spacing w:line="240"/>
-        <w:jc w:val="left"/>
-      </w:pPr>
-      <w:r>
-        <w:rPr>
-          <w:rFonts w:ascii="" w:hAnsi="" w:cs="" w:eastAsia=""/>
+        <w:spacing w:line="240" w:lineRule="auto"/>
+        <w:jc w:val="left"/>
+      </w:pPr>
+    </w:p>
+    <w:p>
+      <w:pPr>
+        <w:spacing w:line="240" w:lineRule="auto"/>
+        <w:jc w:val="left"/>
+      </w:pPr>
+      <w:r>
+        <w:rPr>
           <w:sz w:val="22"/>
         </w:rPr>
         <w:t>设置header头，禁止浏览器缓存当前页面：</w:t>
@@ -3391,27 +3315,33 @@
     </w:p>
     <w:p>
       <w:pPr>
-        <w:spacing w:line="240"/>
+        <w:spacing w:line="240" w:lineRule="auto"/>
         <w:jc w:val="left"/>
       </w:pPr>
       <w:r>
         <w:drawing>
-          <wp:inline distT="0" distR="0" distB="0" distL="0">
-            <wp:extent cx="4070706" cy="1825180"/>
-            <wp:docPr id="30" name="Drawing 30" descr="图片"/>
+          <wp:inline distT="0" distB="0" distL="0" distR="0">
+            <wp:extent cx="4070350" cy="1824990"/>
+            <wp:effectExtent l="0" t="0" r="19050" b="3810"/>
+            <wp:docPr id="31" name="Drawing 30" descr="图片"/>
+            <wp:cNvGraphicFramePr>
+              <a:graphicFrameLocks xmlns:a="http://schemas.openxmlformats.org/drawingml/2006/main" noChangeAspect="1"/>
+            </wp:cNvGraphicFramePr>
             <a:graphic xmlns:a="http://schemas.openxmlformats.org/drawingml/2006/main">
               <a:graphicData uri="http://schemas.openxmlformats.org/drawingml/2006/picture">
                 <pic:pic xmlns:pic="http://schemas.openxmlformats.org/drawingml/2006/picture">
                   <pic:nvPicPr>
-                    <pic:cNvPr id="0" name="Picture 30" descr="图片"/>
+                    <pic:cNvPr id="31" name="Drawing 30" descr="图片"/>
                     <pic:cNvPicPr>
-                      <a:picLocks noChangeAspect="true"/>
+                      <a:picLocks noChangeAspect="1"/>
                     </pic:cNvPicPr>
                   </pic:nvPicPr>
                   <pic:blipFill>
                     <a:blip r:embed="rId34"/>
                     <a:srcRect/>
-                    <a:stretch/>
+                    <a:stretch>
+                      <a:fillRect/>
+                    </a:stretch>
                   </pic:blipFill>
                   <pic:spPr>
                     <a:xfrm>
@@ -3431,7 +3361,7 @@
     </w:p>
     <w:p>
       <w:pPr>
-        <w:spacing w:line="240"/>
+        <w:spacing w:line="240" w:lineRule="auto"/>
         <w:ind w:firstLine="420"/>
         <w:jc w:val="left"/>
       </w:pPr>
@@ -3440,239 +3370,274 @@
       <w:pPr>
         <w:jc w:val="left"/>
       </w:pPr>
+      <w:bookmarkStart w:id="0" w:name="_GoBack"/>
+      <w:bookmarkEnd w:id="0"/>
     </w:p>
     <w:sectPr>
-      <w:pgSz w:orient="portrait" w:w="11900" w:h="16840"/>
-      <w:pgMar w:bottom="1440" w:left="1800" w:right="1800" w:top="1440" w:footer="992" w:header="851"/>
-      <w:cols w:space="425"/>
-      <w:docGrid w:type="lines" w:linePitch="312"/>
+      <w:pgSz w:w="11900" w:h="16840"/>
+      <w:pgMar w:top="1440" w:right="1800" w:bottom="1440" w:left="1800" w:header="851" w:footer="992" w:gutter="0"/>
+      <w:cols w:space="425" w:num="1"/>
+      <w:docGrid w:type="lines" w:linePitch="312" w:charSpace="0"/>
     </w:sectPr>
   </w:body>
 </w:document>
 </file>
 
 <file path=word/numbering.xml><?xml version="1.0" encoding="utf-8"?>
-<w:numbering xmlns:w="http://schemas.openxmlformats.org/wordprocessingml/2006/main">
+<w:numbering xmlns:wpc="http://schemas.microsoft.com/office/word/2010/wordprocessingCanvas" xmlns:mc="http://schemas.openxmlformats.org/markup-compatibility/2006" xmlns:o="urn:schemas-microsoft-com:office:office" xmlns:r="http://schemas.openxmlformats.org/officeDocument/2006/relationships" xmlns:m="http://schemas.openxmlformats.org/officeDocument/2006/math" xmlns:v="urn:schemas-microsoft-com:vml" xmlns:wp14="http://schemas.microsoft.com/office/word/2010/wordprocessingDrawing" xmlns:wp="http://schemas.openxmlformats.org/drawingml/2006/wordprocessingDrawing" xmlns:w10="urn:schemas-microsoft-com:office:word" xmlns:w="http://schemas.openxmlformats.org/wordprocessingml/2006/main" xmlns:w14="http://schemas.microsoft.com/office/word/2010/wordml" xmlns:wpg="http://schemas.microsoft.com/office/word/2010/wordprocessingGroup" xmlns:wpi="http://schemas.microsoft.com/office/word/2010/wordprocessingInk" xmlns:wne="http://schemas.microsoft.com/office/word/2006/wordml" xmlns:wps="http://schemas.microsoft.com/office/word/2010/wordprocessingShape" xmlns:wpsCustomData="http://www.wps.cn/officeDocument/2013/wpsCustomData" mc:Ignorable="w14 wp14">
   <w:abstractNum w:abstractNumId="0">
+    <w:nsid w:val="F638476D"/>
     <w:multiLevelType w:val="multilevel"/>
-    <w:lvl w:ilvl="0">
+    <w:tmpl w:val="F638476D"/>
+    <w:lvl w:ilvl="0" w:tentative="0">
       <w:start w:val="1"/>
       <w:numFmt w:val="decimal"/>
       <w:lvlText w:val="%1."/>
+      <w:lvlJc w:val="left"/>
       <w:pPr>
         <w:ind w:left="420" w:hanging="420"/>
       </w:pPr>
     </w:lvl>
-    <w:lvl w:ilvl="1">
+    <w:lvl w:ilvl="1" w:tentative="0">
       <w:start w:val="1"/>
       <w:numFmt w:val="lowerLetter"/>
       <w:lvlText w:val="%2."/>
+      <w:lvlJc w:val="left"/>
       <w:pPr>
         <w:ind w:left="840" w:hanging="420"/>
       </w:pPr>
     </w:lvl>
-    <w:lvl w:ilvl="2">
+    <w:lvl w:ilvl="2" w:tentative="0">
       <w:start w:val="1"/>
       <w:numFmt w:val="lowerRoman"/>
       <w:lvlText w:val="%3."/>
+      <w:lvlJc w:val="left"/>
       <w:pPr>
         <w:ind w:left="1260" w:hanging="420"/>
       </w:pPr>
     </w:lvl>
-    <w:lvl w:ilvl="3">
+    <w:lvl w:ilvl="3" w:tentative="0">
       <w:start w:val="1"/>
       <w:numFmt w:val="decimal"/>
       <w:lvlText w:val="%4."/>
+      <w:lvlJc w:val="left"/>
       <w:pPr>
         <w:ind w:left="1680" w:hanging="420"/>
       </w:pPr>
     </w:lvl>
-    <w:lvl w:ilvl="4">
+    <w:lvl w:ilvl="4" w:tentative="0">
       <w:start w:val="1"/>
       <w:numFmt w:val="lowerLetter"/>
       <w:lvlText w:val="%5."/>
+      <w:lvlJc w:val="left"/>
       <w:pPr>
         <w:ind w:left="2100" w:hanging="420"/>
       </w:pPr>
     </w:lvl>
-    <w:lvl w:ilvl="5">
+    <w:lvl w:ilvl="5" w:tentative="0">
       <w:start w:val="1"/>
       <w:numFmt w:val="lowerRoman"/>
       <w:lvlText w:val="%6."/>
+      <w:lvlJc w:val="left"/>
       <w:pPr>
         <w:ind w:left="2520" w:hanging="420"/>
       </w:pPr>
     </w:lvl>
-    <w:lvl w:ilvl="6">
+    <w:lvl w:ilvl="6" w:tentative="0">
       <w:start w:val="1"/>
       <w:numFmt w:val="decimal"/>
       <w:lvlText w:val="%7."/>
+      <w:lvlJc w:val="left"/>
       <w:pPr>
         <w:ind w:left="2940" w:hanging="420"/>
       </w:pPr>
     </w:lvl>
-    <w:lvl w:ilvl="7">
+    <w:lvl w:ilvl="7" w:tentative="0">
       <w:start w:val="1"/>
       <w:numFmt w:val="lowerLetter"/>
       <w:lvlText w:val="%8."/>
+      <w:lvlJc w:val="left"/>
       <w:pPr>
         <w:ind w:left="3360" w:hanging="420"/>
       </w:pPr>
     </w:lvl>
-    <w:lvl w:ilvl="8">
+    <w:lvl w:ilvl="8" w:tentative="0">
       <w:start w:val="1"/>
       <w:numFmt w:val="lowerRoman"/>
       <w:lvlText w:val="%9."/>
+      <w:lvlJc w:val="left"/>
       <w:pPr>
         <w:ind w:left="3780" w:hanging="420"/>
       </w:pPr>
     </w:lvl>
   </w:abstractNum>
   <w:abstractNum w:abstractNumId="1">
+    <w:nsid w:val="FAC20ACC"/>
     <w:multiLevelType w:val="multilevel"/>
-    <w:lvl w:ilvl="0">
+    <w:tmpl w:val="FAC20ACC"/>
+    <w:lvl w:ilvl="0" w:tentative="0">
       <w:start w:val="1"/>
       <w:numFmt w:val="decimal"/>
       <w:lvlText w:val="%1."/>
+      <w:lvlJc w:val="left"/>
       <w:pPr>
         <w:ind w:left="420" w:hanging="420"/>
       </w:pPr>
     </w:lvl>
-    <w:lvl w:ilvl="1">
+    <w:lvl w:ilvl="1" w:tentative="0">
       <w:start w:val="1"/>
       <w:numFmt w:val="lowerLetter"/>
       <w:lvlText w:val="%2."/>
+      <w:lvlJc w:val="left"/>
       <w:pPr>
         <w:ind w:left="840" w:hanging="420"/>
       </w:pPr>
     </w:lvl>
-    <w:lvl w:ilvl="2">
+    <w:lvl w:ilvl="2" w:tentative="0">
       <w:start w:val="1"/>
       <w:numFmt w:val="lowerRoman"/>
       <w:lvlText w:val="%3."/>
+      <w:lvlJc w:val="left"/>
       <w:pPr>
         <w:ind w:left="1260" w:hanging="420"/>
       </w:pPr>
     </w:lvl>
-    <w:lvl w:ilvl="3">
+    <w:lvl w:ilvl="3" w:tentative="0">
       <w:start w:val="1"/>
       <w:numFmt w:val="decimal"/>
       <w:lvlText w:val="%4."/>
+      <w:lvlJc w:val="left"/>
       <w:pPr>
         <w:ind w:left="1680" w:hanging="420"/>
       </w:pPr>
     </w:lvl>
-    <w:lvl w:ilvl="4">
+    <w:lvl w:ilvl="4" w:tentative="0">
       <w:start w:val="1"/>
       <w:numFmt w:val="lowerLetter"/>
       <w:lvlText w:val="%5."/>
+      <w:lvlJc w:val="left"/>
       <w:pPr>
         <w:ind w:left="2100" w:hanging="420"/>
       </w:pPr>
     </w:lvl>
-    <w:lvl w:ilvl="5">
+    <w:lvl w:ilvl="5" w:tentative="0">
       <w:start w:val="1"/>
       <w:numFmt w:val="lowerRoman"/>
       <w:lvlText w:val="%6."/>
+      <w:lvlJc w:val="left"/>
       <w:pPr>
         <w:ind w:left="2520" w:hanging="420"/>
       </w:pPr>
     </w:lvl>
-    <w:lvl w:ilvl="6">
+    <w:lvl w:ilvl="6" w:tentative="0">
       <w:start w:val="1"/>
       <w:numFmt w:val="decimal"/>
       <w:lvlText w:val="%7."/>
+      <w:lvlJc w:val="left"/>
       <w:pPr>
         <w:ind w:left="2940" w:hanging="420"/>
       </w:pPr>
     </w:lvl>
-    <w:lvl w:ilvl="7">
+    <w:lvl w:ilvl="7" w:tentative="0">
       <w:start w:val="1"/>
       <w:numFmt w:val="lowerLetter"/>
       <w:lvlText w:val="%8."/>
+      <w:lvlJc w:val="left"/>
       <w:pPr>
         <w:ind w:left="3360" w:hanging="420"/>
       </w:pPr>
     </w:lvl>
-    <w:lvl w:ilvl="8">
+    <w:lvl w:ilvl="8" w:tentative="0">
       <w:start w:val="1"/>
       <w:numFmt w:val="lowerRoman"/>
       <w:lvlText w:val="%9."/>
+      <w:lvlJc w:val="left"/>
       <w:pPr>
         <w:ind w:left="3780" w:hanging="420"/>
       </w:pPr>
     </w:lvl>
   </w:abstractNum>
   <w:abstractNum w:abstractNumId="2">
+    <w:nsid w:val="737E0D61"/>
     <w:multiLevelType w:val="multilevel"/>
-    <w:lvl w:ilvl="0">
+    <w:tmpl w:val="737E0D61"/>
+    <w:lvl w:ilvl="0" w:tentative="0">
       <w:start w:val="1"/>
       <w:numFmt w:val="decimal"/>
       <w:lvlText w:val="%1."/>
+      <w:lvlJc w:val="left"/>
       <w:pPr>
         <w:ind w:left="420" w:hanging="420"/>
       </w:pPr>
     </w:lvl>
-    <w:lvl w:ilvl="1">
+    <w:lvl w:ilvl="1" w:tentative="0">
       <w:start w:val="1"/>
       <w:numFmt w:val="lowerLetter"/>
       <w:lvlText w:val="%2."/>
+      <w:lvlJc w:val="left"/>
       <w:pPr>
         <w:ind w:left="840" w:hanging="420"/>
       </w:pPr>
     </w:lvl>
-    <w:lvl w:ilvl="2">
+    <w:lvl w:ilvl="2" w:tentative="0">
       <w:start w:val="1"/>
       <w:numFmt w:val="lowerRoman"/>
       <w:lvlText w:val="%3."/>
+      <w:lvlJc w:val="left"/>
       <w:pPr>
         <w:ind w:left="1260" w:hanging="420"/>
       </w:pPr>
     </w:lvl>
-    <w:lvl w:ilvl="3">
+    <w:lvl w:ilvl="3" w:tentative="0">
       <w:start w:val="1"/>
       <w:numFmt w:val="decimal"/>
       <w:lvlText w:val="%4."/>
+      <w:lvlJc w:val="left"/>
       <w:pPr>
         <w:ind w:left="1680" w:hanging="420"/>
       </w:pPr>
     </w:lvl>
-    <w:lvl w:ilvl="4">
+    <w:lvl w:ilvl="4" w:tentative="0">
       <w:start w:val="1"/>
       <w:numFmt w:val="lowerLetter"/>
       <w:lvlText w:val="%5."/>
+      <w:lvlJc w:val="left"/>
       <w:pPr>
         <w:ind w:left="2100" w:hanging="420"/>
       </w:pPr>
     </w:lvl>
-    <w:lvl w:ilvl="5">
+    <w:lvl w:ilvl="5" w:tentative="0">
       <w:start w:val="1"/>
       <w:numFmt w:val="lowerRoman"/>
       <w:lvlText w:val="%6."/>
+      <w:lvlJc w:val="left"/>
       <w:pPr>
         <w:ind w:left="2520" w:hanging="420"/>
       </w:pPr>
     </w:lvl>
-    <w:lvl w:ilvl="6">
+    <w:lvl w:ilvl="6" w:tentative="0">
       <w:start w:val="1"/>
       <w:numFmt w:val="decimal"/>
       <w:lvlText w:val="%7."/>
+      <w:lvlJc w:val="left"/>
       <w:pPr>
         <w:ind w:left="2940" w:hanging="420"/>
       </w:pPr>
     </w:lvl>
-    <w:lvl w:ilvl="7">
+    <w:lvl w:ilvl="7" w:tentative="0">
       <w:start w:val="1"/>
       <w:numFmt w:val="lowerLetter"/>
       <w:lvlText w:val="%8."/>
+      <w:lvlJc w:val="left"/>
       <w:pPr>
         <w:ind w:left="3360" w:hanging="420"/>
       </w:pPr>
     </w:lvl>
-    <w:lvl w:ilvl="8">
+    <w:lvl w:ilvl="8" w:tentative="0">
       <w:start w:val="1"/>
       <w:numFmt w:val="lowerRoman"/>
       <w:lvlText w:val="%9."/>
+      <w:lvlJc w:val="left"/>
       <w:pPr>
         <w:ind w:left="3780" w:hanging="420"/>
       </w:pPr>
@@ -3682,143 +3647,719 @@
     <w:abstractNumId w:val="0"/>
   </w:num>
   <w:num w:numId="2">
-    <w:abstractNumId w:val="1"/>
+    <w:abstractNumId w:val="2"/>
   </w:num>
   <w:num w:numId="3">
-    <w:abstractNumId w:val="2"/>
+    <w:abstractNumId w:val="1"/>
   </w:num>
 </w:numbering>
 </file>
 
 <file path=word/styles.xml><?xml version="1.0" encoding="utf-8"?>
-<w:styles xmlns:w="http://schemas.openxmlformats.org/wordprocessingml/2006/main">
+<w:styles xmlns:mc="http://schemas.openxmlformats.org/markup-compatibility/2006" xmlns:o="urn:schemas-microsoft-com:office:office" xmlns:r="http://schemas.openxmlformats.org/officeDocument/2006/relationships" xmlns:m="http://schemas.openxmlformats.org/officeDocument/2006/math" xmlns:v="urn:schemas-microsoft-com:vml" xmlns:w="http://schemas.openxmlformats.org/wordprocessingml/2006/main" xmlns:w14="http://schemas.microsoft.com/office/word/2010/wordml" xmlns:w10="urn:schemas-microsoft-com:office:word" xmlns:sl="http://schemas.openxmlformats.org/schemaLibrary/2006/main" xmlns:wpsCustomData="http://www.wps.cn/officeDocument/2013/wpsCustomData" mc:Ignorable="w14">
   <w:docDefaults>
     <w:rPrDefault>
       <w:rPr>
-        <w:rFonts w:eastAsia="微软雅黑" w:hAnsi="微软雅黑" w:ascii="微软雅黑" w:cs="微软雅黑"/>
-        <w:sz w:val="22"/>
+        <w:rFonts w:ascii="微软雅黑" w:hAnsi="微软雅黑" w:eastAsia="微软雅黑" w:cs="微软雅黑"/>
       </w:rPr>
     </w:rPrDefault>
-    <w:pPrDefault>
-      <w:pPr/>
-    </w:pPrDefault>
+    <w:pPrDefault/>
   </w:docDefaults>
-  <w:style w:styleId="shimo normal" w:customStyle="1">
+  <w:latentStyles w:count="260" w:defQFormat="0" w:defUnhideWhenUsed="1" w:defSemiHidden="1" w:defUIPriority="99" w:defLockedState="0">
+    <w:lsdException w:qFormat="1" w:unhideWhenUsed="0" w:uiPriority="0" w:semiHidden="0" w:name="Normal"/>
+    <w:lsdException w:qFormat="1" w:unhideWhenUsed="0" w:uiPriority="0" w:semiHidden="0" w:name="heading 1"/>
+    <w:lsdException w:qFormat="1" w:uiPriority="0" w:name="heading 2"/>
+    <w:lsdException w:qFormat="1" w:uiPriority="0" w:name="heading 3"/>
+    <w:lsdException w:qFormat="1" w:uiPriority="0" w:name="heading 4"/>
+    <w:lsdException w:qFormat="1" w:uiPriority="0" w:name="heading 5"/>
+    <w:lsdException w:qFormat="1" w:uiPriority="0" w:name="heading 6"/>
+    <w:lsdException w:qFormat="1" w:uiPriority="0" w:name="heading 7"/>
+    <w:lsdException w:qFormat="1" w:uiPriority="0" w:name="heading 8"/>
+    <w:lsdException w:qFormat="1" w:uiPriority="0" w:name="heading 9"/>
+    <w:lsdException w:unhideWhenUsed="0" w:uiPriority="0" w:semiHidden="0" w:name="index 1"/>
+    <w:lsdException w:unhideWhenUsed="0" w:uiPriority="0" w:semiHidden="0" w:name="index 2"/>
+    <w:lsdException w:unhideWhenUsed="0" w:uiPriority="0" w:semiHidden="0" w:name="index 3"/>
+    <w:lsdException w:unhideWhenUsed="0" w:uiPriority="0" w:semiHidden="0" w:name="index 4"/>
+    <w:lsdException w:unhideWhenUsed="0" w:uiPriority="0" w:semiHidden="0" w:name="index 5"/>
+    <w:lsdException w:unhideWhenUsed="0" w:uiPriority="0" w:semiHidden="0" w:name="index 6"/>
+    <w:lsdException w:unhideWhenUsed="0" w:uiPriority="0" w:semiHidden="0" w:name="index 7"/>
+    <w:lsdException w:unhideWhenUsed="0" w:uiPriority="0" w:semiHidden="0" w:name="index 8"/>
+    <w:lsdException w:unhideWhenUsed="0" w:uiPriority="0" w:semiHidden="0" w:name="index 9"/>
+    <w:lsdException w:unhideWhenUsed="0" w:uiPriority="0" w:semiHidden="0" w:name="toc 1"/>
+    <w:lsdException w:unhideWhenUsed="0" w:uiPriority="0" w:semiHidden="0" w:name="toc 2"/>
+    <w:lsdException w:unhideWhenUsed="0" w:uiPriority="0" w:semiHidden="0" w:name="toc 3"/>
+    <w:lsdException w:unhideWhenUsed="0" w:uiPriority="0" w:semiHidden="0" w:name="toc 4"/>
+    <w:lsdException w:unhideWhenUsed="0" w:uiPriority="0" w:semiHidden="0" w:name="toc 5"/>
+    <w:lsdException w:unhideWhenUsed="0" w:uiPriority="0" w:semiHidden="0" w:name="toc 6"/>
+    <w:lsdException w:unhideWhenUsed="0" w:uiPriority="0" w:semiHidden="0" w:name="toc 7"/>
+    <w:lsdException w:unhideWhenUsed="0" w:uiPriority="0" w:semiHidden="0" w:name="toc 8"/>
+    <w:lsdException w:unhideWhenUsed="0" w:uiPriority="0" w:semiHidden="0" w:name="toc 9"/>
+    <w:lsdException w:unhideWhenUsed="0" w:uiPriority="0" w:semiHidden="0" w:name="Normal Indent"/>
+    <w:lsdException w:unhideWhenUsed="0" w:uiPriority="0" w:semiHidden="0" w:name="footnote text"/>
+    <w:lsdException w:unhideWhenUsed="0" w:uiPriority="0" w:semiHidden="0" w:name="annotation text"/>
+    <w:lsdException w:unhideWhenUsed="0" w:uiPriority="0" w:semiHidden="0" w:name="header"/>
+    <w:lsdException w:unhideWhenUsed="0" w:uiPriority="0" w:semiHidden="0" w:name="footer"/>
+    <w:lsdException w:unhideWhenUsed="0" w:uiPriority="0" w:semiHidden="0" w:name="index heading"/>
+    <w:lsdException w:qFormat="1" w:uiPriority="0" w:name="caption"/>
+    <w:lsdException w:unhideWhenUsed="0" w:uiPriority="0" w:semiHidden="0" w:name="table of figures"/>
+    <w:lsdException w:unhideWhenUsed="0" w:uiPriority="0" w:semiHidden="0" w:name="envelope address"/>
+    <w:lsdException w:unhideWhenUsed="0" w:uiPriority="0" w:semiHidden="0" w:name="envelope return"/>
+    <w:lsdException w:unhideWhenUsed="0" w:uiPriority="0" w:semiHidden="0" w:name="footnote reference"/>
+    <w:lsdException w:unhideWhenUsed="0" w:uiPriority="0" w:semiHidden="0" w:name="annotation reference"/>
+    <w:lsdException w:unhideWhenUsed="0" w:uiPriority="0" w:semiHidden="0" w:name="line number"/>
+    <w:lsdException w:unhideWhenUsed="0" w:uiPriority="0" w:semiHidden="0" w:name="page number"/>
+    <w:lsdException w:unhideWhenUsed="0" w:uiPriority="0" w:semiHidden="0" w:name="endnote reference"/>
+    <w:lsdException w:unhideWhenUsed="0" w:uiPriority="0" w:semiHidden="0" w:name="endnote text"/>
+    <w:lsdException w:unhideWhenUsed="0" w:uiPriority="0" w:semiHidden="0" w:name="table of authorities"/>
+    <w:lsdException w:unhideWhenUsed="0" w:uiPriority="0" w:semiHidden="0" w:name="macro"/>
+    <w:lsdException w:unhideWhenUsed="0" w:uiPriority="0" w:semiHidden="0" w:name="toa heading"/>
+    <w:lsdException w:unhideWhenUsed="0" w:uiPriority="0" w:semiHidden="0" w:name="List"/>
+    <w:lsdException w:unhideWhenUsed="0" w:uiPriority="0" w:semiHidden="0" w:name="List Bullet"/>
+    <w:lsdException w:unhideWhenUsed="0" w:uiPriority="0" w:semiHidden="0" w:name="List Number"/>
+    <w:lsdException w:unhideWhenUsed="0" w:uiPriority="0" w:semiHidden="0" w:name="List 2"/>
+    <w:lsdException w:unhideWhenUsed="0" w:uiPriority="0" w:semiHidden="0" w:name="List 3"/>
+    <w:lsdException w:unhideWhenUsed="0" w:uiPriority="0" w:semiHidden="0" w:name="List 4"/>
+    <w:lsdException w:unhideWhenUsed="0" w:uiPriority="0" w:semiHidden="0" w:name="List 5"/>
+    <w:lsdException w:unhideWhenUsed="0" w:uiPriority="0" w:semiHidden="0" w:name="List Bullet 2"/>
+    <w:lsdException w:unhideWhenUsed="0" w:uiPriority="0" w:semiHidden="0" w:name="List Bullet 3"/>
+    <w:lsdException w:unhideWhenUsed="0" w:uiPriority="0" w:semiHidden="0" w:name="List Bullet 4"/>
+    <w:lsdException w:unhideWhenUsed="0" w:uiPriority="0" w:semiHidden="0" w:name="List Bullet 5"/>
+    <w:lsdException w:unhideWhenUsed="0" w:uiPriority="0" w:semiHidden="0" w:name="List Number 2"/>
+    <w:lsdException w:unhideWhenUsed="0" w:uiPriority="0" w:semiHidden="0" w:name="List Number 3"/>
+    <w:lsdException w:unhideWhenUsed="0" w:uiPriority="0" w:semiHidden="0" w:name="List Number 4"/>
+    <w:lsdException w:unhideWhenUsed="0" w:uiPriority="0" w:semiHidden="0" w:name="List Number 5"/>
+    <w:lsdException w:qFormat="1" w:unhideWhenUsed="0" w:uiPriority="0" w:semiHidden="0" w:name="Title"/>
+    <w:lsdException w:unhideWhenUsed="0" w:uiPriority="0" w:semiHidden="0" w:name="Closing"/>
+    <w:lsdException w:unhideWhenUsed="0" w:uiPriority="0" w:semiHidden="0" w:name="Signature"/>
+    <w:lsdException w:qFormat="1" w:unhideWhenUsed="0" w:uiPriority="0" w:name="Default Paragraph Font"/>
+    <w:lsdException w:unhideWhenUsed="0" w:uiPriority="0" w:semiHidden="0" w:name="Body Text"/>
+    <w:lsdException w:unhideWhenUsed="0" w:uiPriority="0" w:semiHidden="0" w:name="Body Text Indent"/>
+    <w:lsdException w:unhideWhenUsed="0" w:uiPriority="0" w:semiHidden="0" w:name="List Continue"/>
+    <w:lsdException w:unhideWhenUsed="0" w:uiPriority="0" w:semiHidden="0" w:name="List Continue 2"/>
+    <w:lsdException w:unhideWhenUsed="0" w:uiPriority="0" w:semiHidden="0" w:name="List Continue 3"/>
+    <w:lsdException w:unhideWhenUsed="0" w:uiPriority="0" w:semiHidden="0" w:name="List Continue 4"/>
+    <w:lsdException w:unhideWhenUsed="0" w:uiPriority="0" w:semiHidden="0" w:name="List Continue 5"/>
+    <w:lsdException w:unhideWhenUsed="0" w:uiPriority="0" w:semiHidden="0" w:name="Message Header"/>
+    <w:lsdException w:qFormat="1" w:unhideWhenUsed="0" w:uiPriority="0" w:semiHidden="0" w:name="Subtitle"/>
+    <w:lsdException w:unhideWhenUsed="0" w:uiPriority="0" w:semiHidden="0" w:name="Salutation"/>
+    <w:lsdException w:unhideWhenUsed="0" w:uiPriority="0" w:semiHidden="0" w:name="Date"/>
+    <w:lsdException w:unhideWhenUsed="0" w:uiPriority="0" w:semiHidden="0" w:name="Body Text First Indent"/>
+    <w:lsdException w:unhideWhenUsed="0" w:uiPriority="0" w:semiHidden="0" w:name="Body Text First Indent 2"/>
+    <w:lsdException w:unhideWhenUsed="0" w:uiPriority="0" w:semiHidden="0" w:name="Note Heading"/>
+    <w:lsdException w:unhideWhenUsed="0" w:uiPriority="0" w:semiHidden="0" w:name="Body Text 2"/>
+    <w:lsdException w:unhideWhenUsed="0" w:uiPriority="0" w:semiHidden="0" w:name="Body Text 3"/>
+    <w:lsdException w:unhideWhenUsed="0" w:uiPriority="0" w:semiHidden="0" w:name="Body Text Indent 2"/>
+    <w:lsdException w:unhideWhenUsed="0" w:uiPriority="0" w:semiHidden="0" w:name="Body Text Indent 3"/>
+    <w:lsdException w:unhideWhenUsed="0" w:uiPriority="0" w:semiHidden="0" w:name="Block Text"/>
+    <w:lsdException w:unhideWhenUsed="0" w:uiPriority="0" w:semiHidden="0" w:name="Hyperlink"/>
+    <w:lsdException w:unhideWhenUsed="0" w:uiPriority="0" w:semiHidden="0" w:name="FollowedHyperlink"/>
+    <w:lsdException w:qFormat="1" w:unhideWhenUsed="0" w:uiPriority="0" w:semiHidden="0" w:name="Strong"/>
+    <w:lsdException w:qFormat="1" w:unhideWhenUsed="0" w:uiPriority="0" w:semiHidden="0" w:name="Emphasis"/>
+    <w:lsdException w:unhideWhenUsed="0" w:uiPriority="0" w:semiHidden="0" w:name="Document Map"/>
+    <w:lsdException w:unhideWhenUsed="0" w:uiPriority="0" w:semiHidden="0" w:name="Plain Text"/>
+    <w:lsdException w:unhideWhenUsed="0" w:uiPriority="0" w:semiHidden="0" w:name="E-mail Signature"/>
+    <w:lsdException w:unhideWhenUsed="0" w:uiPriority="0" w:semiHidden="0" w:name="Normal (Web)"/>
+    <w:lsdException w:unhideWhenUsed="0" w:uiPriority="0" w:semiHidden="0" w:name="HTML Acronym"/>
+    <w:lsdException w:unhideWhenUsed="0" w:uiPriority="0" w:semiHidden="0" w:name="HTML Address"/>
+    <w:lsdException w:unhideWhenUsed="0" w:uiPriority="0" w:semiHidden="0" w:name="HTML Cite"/>
+    <w:lsdException w:unhideWhenUsed="0" w:uiPriority="0" w:semiHidden="0" w:name="HTML Code"/>
+    <w:lsdException w:unhideWhenUsed="0" w:uiPriority="0" w:semiHidden="0" w:name="HTML Definition"/>
+    <w:lsdException w:unhideWhenUsed="0" w:uiPriority="0" w:semiHidden="0" w:name="HTML Keyboard"/>
+    <w:lsdException w:unhideWhenUsed="0" w:uiPriority="0" w:semiHidden="0" w:name="HTML Preformatted"/>
+    <w:lsdException w:unhideWhenUsed="0" w:uiPriority="0" w:semiHidden="0" w:name="HTML Sample"/>
+    <w:lsdException w:unhideWhenUsed="0" w:uiPriority="0" w:semiHidden="0" w:name="HTML Typewriter"/>
+    <w:lsdException w:unhideWhenUsed="0" w:uiPriority="0" w:semiHidden="0" w:name="HTML Variable"/>
+    <w:lsdException w:qFormat="1" w:unhideWhenUsed="0" w:uiPriority="0" w:name="Normal Table"/>
+    <w:lsdException w:unhideWhenUsed="0" w:uiPriority="0" w:semiHidden="0" w:name="annotation subject"/>
+    <w:lsdException w:unhideWhenUsed="0" w:uiPriority="0" w:semiHidden="0" w:name="Table Simple 1"/>
+    <w:lsdException w:unhideWhenUsed="0" w:uiPriority="0" w:semiHidden="0" w:name="Table Simple 2"/>
+    <w:lsdException w:unhideWhenUsed="0" w:uiPriority="0" w:semiHidden="0" w:name="Table Simple 3"/>
+    <w:lsdException w:unhideWhenUsed="0" w:uiPriority="0" w:semiHidden="0" w:name="Table Classic 1"/>
+    <w:lsdException w:unhideWhenUsed="0" w:uiPriority="0" w:semiHidden="0" w:name="Table Classic 2"/>
+    <w:lsdException w:unhideWhenUsed="0" w:uiPriority="0" w:semiHidden="0" w:name="Table Classic 3"/>
+    <w:lsdException w:unhideWhenUsed="0" w:uiPriority="0" w:semiHidden="0" w:name="Table Classic 4"/>
+    <w:lsdException w:unhideWhenUsed="0" w:uiPriority="0" w:semiHidden="0" w:name="Table Colorful 1"/>
+    <w:lsdException w:unhideWhenUsed="0" w:uiPriority="0" w:semiHidden="0" w:name="Table Colorful 2"/>
+    <w:lsdException w:unhideWhenUsed="0" w:uiPriority="0" w:semiHidden="0" w:name="Table Colorful 3"/>
+    <w:lsdException w:unhideWhenUsed="0" w:uiPriority="0" w:semiHidden="0" w:name="Table Columns 1"/>
+    <w:lsdException w:unhideWhenUsed="0" w:uiPriority="0" w:semiHidden="0" w:name="Table Columns 2"/>
+    <w:lsdException w:unhideWhenUsed="0" w:uiPriority="0" w:semiHidden="0" w:name="Table Columns 3"/>
+    <w:lsdException w:unhideWhenUsed="0" w:uiPriority="0" w:semiHidden="0" w:name="Table Columns 4"/>
+    <w:lsdException w:unhideWhenUsed="0" w:uiPriority="0" w:semiHidden="0" w:name="Table Columns 5"/>
+    <w:lsdException w:unhideWhenUsed="0" w:uiPriority="0" w:semiHidden="0" w:name="Table Grid 1"/>
+    <w:lsdException w:unhideWhenUsed="0" w:uiPriority="0" w:semiHidden="0" w:name="Table Grid 2"/>
+    <w:lsdException w:unhideWhenUsed="0" w:uiPriority="0" w:semiHidden="0" w:name="Table Grid 3"/>
+    <w:lsdException w:unhideWhenUsed="0" w:uiPriority="0" w:semiHidden="0" w:name="Table Grid 4"/>
+    <w:lsdException w:unhideWhenUsed="0" w:uiPriority="0" w:semiHidden="0" w:name="Table Grid 5"/>
+    <w:lsdException w:unhideWhenUsed="0" w:uiPriority="0" w:semiHidden="0" w:name="Table Grid 6"/>
+    <w:lsdException w:unhideWhenUsed="0" w:uiPriority="0" w:semiHidden="0" w:name="Table Grid 7"/>
+    <w:lsdException w:unhideWhenUsed="0" w:uiPriority="0" w:semiHidden="0" w:name="Table Grid 8"/>
+    <w:lsdException w:unhideWhenUsed="0" w:uiPriority="0" w:semiHidden="0" w:name="Table List 1"/>
+    <w:lsdException w:unhideWhenUsed="0" w:uiPriority="0" w:semiHidden="0" w:name="Table List 2"/>
+    <w:lsdException w:unhideWhenUsed="0" w:uiPriority="0" w:semiHidden="0" w:name="Table List 3"/>
+    <w:lsdException w:unhideWhenUsed="0" w:uiPriority="0" w:semiHidden="0" w:name="Table List 4"/>
+    <w:lsdException w:unhideWhenUsed="0" w:uiPriority="0" w:semiHidden="0" w:name="Table List 5"/>
+    <w:lsdException w:unhideWhenUsed="0" w:uiPriority="0" w:semiHidden="0" w:name="Table List 6"/>
+    <w:lsdException w:unhideWhenUsed="0" w:uiPriority="0" w:semiHidden="0" w:name="Table List 7"/>
+    <w:lsdException w:unhideWhenUsed="0" w:uiPriority="0" w:semiHidden="0" w:name="Table List 8"/>
+    <w:lsdException w:unhideWhenUsed="0" w:uiPriority="0" w:semiHidden="0" w:name="Table 3D effects 1"/>
+    <w:lsdException w:unhideWhenUsed="0" w:uiPriority="0" w:semiHidden="0" w:name="Table 3D effects 2"/>
+    <w:lsdException w:unhideWhenUsed="0" w:uiPriority="0" w:semiHidden="0" w:name="Table 3D effects 3"/>
+    <w:lsdException w:unhideWhenUsed="0" w:uiPriority="0" w:semiHidden="0" w:name="Table Contemporary"/>
+    <w:lsdException w:unhideWhenUsed="0" w:uiPriority="0" w:semiHidden="0" w:name="Table Elegant"/>
+    <w:lsdException w:unhideWhenUsed="0" w:uiPriority="0" w:semiHidden="0" w:name="Table Professional"/>
+    <w:lsdException w:unhideWhenUsed="0" w:uiPriority="0" w:semiHidden="0" w:name="Table Subtle 1"/>
+    <w:lsdException w:unhideWhenUsed="0" w:uiPriority="0" w:semiHidden="0" w:name="Table Subtle 2"/>
+    <w:lsdException w:unhideWhenUsed="0" w:uiPriority="0" w:semiHidden="0" w:name="Table Web 1"/>
+    <w:lsdException w:unhideWhenUsed="0" w:uiPriority="0" w:semiHidden="0" w:name="Table Web 2"/>
+    <w:lsdException w:unhideWhenUsed="0" w:uiPriority="0" w:semiHidden="0" w:name="Table Web 3"/>
+    <w:lsdException w:unhideWhenUsed="0" w:uiPriority="0" w:semiHidden="0" w:name="Balloon Text"/>
+    <w:lsdException w:unhideWhenUsed="0" w:uiPriority="0" w:semiHidden="0" w:name="Table Grid"/>
+    <w:lsdException w:unhideWhenUsed="0" w:uiPriority="0" w:semiHidden="0" w:name="Table Theme"/>
+    <w:lsdException w:unhideWhenUsed="0" w:uiPriority="60" w:semiHidden="0" w:name="Light Shading"/>
+    <w:lsdException w:unhideWhenUsed="0" w:uiPriority="61" w:semiHidden="0" w:name="Light List"/>
+    <w:lsdException w:unhideWhenUsed="0" w:uiPriority="62" w:semiHidden="0" w:name="Light Grid"/>
+    <w:lsdException w:unhideWhenUsed="0" w:uiPriority="63" w:semiHidden="0" w:name="Medium Shading 1"/>
+    <w:lsdException w:unhideWhenUsed="0" w:uiPriority="64" w:semiHidden="0" w:name="Medium Shading 2"/>
+    <w:lsdException w:unhideWhenUsed="0" w:uiPriority="65" w:semiHidden="0" w:name="Medium List 1"/>
+    <w:lsdException w:unhideWhenUsed="0" w:uiPriority="66" w:semiHidden="0" w:name="Medium List 2"/>
+    <w:lsdException w:unhideWhenUsed="0" w:uiPriority="67" w:semiHidden="0" w:name="Medium Grid 1"/>
+    <w:lsdException w:unhideWhenUsed="0" w:uiPriority="68" w:semiHidden="0" w:name="Medium Grid 2"/>
+    <w:lsdException w:unhideWhenUsed="0" w:uiPriority="69" w:semiHidden="0" w:name="Medium Grid 3"/>
+    <w:lsdException w:unhideWhenUsed="0" w:uiPriority="70" w:semiHidden="0" w:name="Dark List"/>
+    <w:lsdException w:unhideWhenUsed="0" w:uiPriority="71" w:semiHidden="0" w:name="Colorful Shading"/>
+    <w:lsdException w:unhideWhenUsed="0" w:uiPriority="72" w:semiHidden="0" w:name="Colorful List"/>
+    <w:lsdException w:unhideWhenUsed="0" w:uiPriority="73" w:semiHidden="0" w:name="Colorful Grid"/>
+    <w:lsdException w:unhideWhenUsed="0" w:uiPriority="60" w:semiHidden="0" w:name="Light Shading Accent 1"/>
+    <w:lsdException w:unhideWhenUsed="0" w:uiPriority="61" w:semiHidden="0" w:name="Light List Accent 1"/>
+    <w:lsdException w:unhideWhenUsed="0" w:uiPriority="62" w:semiHidden="0" w:name="Light Grid Accent 1"/>
+    <w:lsdException w:unhideWhenUsed="0" w:uiPriority="63" w:semiHidden="0" w:name="Medium Shading 1 Accent 1"/>
+    <w:lsdException w:unhideWhenUsed="0" w:uiPriority="64" w:semiHidden="0" w:name="Medium Shading 2 Accent 1"/>
+    <w:lsdException w:unhideWhenUsed="0" w:uiPriority="65" w:semiHidden="0" w:name="Medium List 1 Accent 1"/>
+    <w:lsdException w:unhideWhenUsed="0" w:uiPriority="66" w:semiHidden="0" w:name="Medium List 2 Accent 1"/>
+    <w:lsdException w:unhideWhenUsed="0" w:uiPriority="67" w:semiHidden="0" w:name="Medium Grid 1 Accent 1"/>
+    <w:lsdException w:unhideWhenUsed="0" w:uiPriority="68" w:semiHidden="0" w:name="Medium Grid 2 Accent 1"/>
+    <w:lsdException w:unhideWhenUsed="0" w:uiPriority="69" w:semiHidden="0" w:name="Medium Grid 3 Accent 1"/>
+    <w:lsdException w:unhideWhenUsed="0" w:uiPriority="70" w:semiHidden="0" w:name="Dark List Accent 1"/>
+    <w:lsdException w:unhideWhenUsed="0" w:uiPriority="71" w:semiHidden="0" w:name="Colorful Shading Accent 1"/>
+    <w:lsdException w:unhideWhenUsed="0" w:uiPriority="72" w:semiHidden="0" w:name="Colorful List Accent 1"/>
+    <w:lsdException w:unhideWhenUsed="0" w:uiPriority="73" w:semiHidden="0" w:name="Colorful Grid Accent 1"/>
+    <w:lsdException w:unhideWhenUsed="0" w:uiPriority="60" w:semiHidden="0" w:name="Light Shading Accent 2"/>
+    <w:lsdException w:unhideWhenUsed="0" w:uiPriority="61" w:semiHidden="0" w:name="Light List Accent 2"/>
+    <w:lsdException w:unhideWhenUsed="0" w:uiPriority="62" w:semiHidden="0" w:name="Light Grid Accent 2"/>
+    <w:lsdException w:unhideWhenUsed="0" w:uiPriority="63" w:semiHidden="0" w:name="Medium Shading 1 Accent 2"/>
+    <w:lsdException w:unhideWhenUsed="0" w:uiPriority="64" w:semiHidden="0" w:name="Medium Shading 2 Accent 2"/>
+    <w:lsdException w:unhideWhenUsed="0" w:uiPriority="65" w:semiHidden="0" w:name="Medium List 1 Accent 2"/>
+    <w:lsdException w:unhideWhenUsed="0" w:uiPriority="66" w:semiHidden="0" w:name="Medium List 2 Accent 2"/>
+    <w:lsdException w:unhideWhenUsed="0" w:uiPriority="67" w:semiHidden="0" w:name="Medium Grid 1 Accent 2"/>
+    <w:lsdException w:unhideWhenUsed="0" w:uiPriority="68" w:semiHidden="0" w:name="Medium Grid 2 Accent 2"/>
+    <w:lsdException w:unhideWhenUsed="0" w:uiPriority="69" w:semiHidden="0" w:name="Medium Grid 3 Accent 2"/>
+    <w:lsdException w:unhideWhenUsed="0" w:uiPriority="70" w:semiHidden="0" w:name="Dark List Accent 2"/>
+    <w:lsdException w:unhideWhenUsed="0" w:uiPriority="71" w:semiHidden="0" w:name="Colorful Shading Accent 2"/>
+    <w:lsdException w:unhideWhenUsed="0" w:uiPriority="72" w:semiHidden="0" w:name="Colorful List Accent 2"/>
+    <w:lsdException w:unhideWhenUsed="0" w:uiPriority="73" w:semiHidden="0" w:name="Colorful Grid Accent 2"/>
+    <w:lsdException w:unhideWhenUsed="0" w:uiPriority="60" w:semiHidden="0" w:name="Light Shading Accent 3"/>
+    <w:lsdException w:unhideWhenUsed="0" w:uiPriority="61" w:semiHidden="0" w:name="Light List Accent 3"/>
+    <w:lsdException w:unhideWhenUsed="0" w:uiPriority="62" w:semiHidden="0" w:name="Light Grid Accent 3"/>
+    <w:lsdException w:unhideWhenUsed="0" w:uiPriority="63" w:semiHidden="0" w:name="Medium Shading 1 Accent 3"/>
+    <w:lsdException w:unhideWhenUsed="0" w:uiPriority="64" w:semiHidden="0" w:name="Medium Shading 2 Accent 3"/>
+    <w:lsdException w:unhideWhenUsed="0" w:uiPriority="65" w:semiHidden="0" w:name="Medium List 1 Accent 3"/>
+    <w:lsdException w:unhideWhenUsed="0" w:uiPriority="66" w:semiHidden="0" w:name="Medium List 2 Accent 3"/>
+    <w:lsdException w:unhideWhenUsed="0" w:uiPriority="67" w:semiHidden="0" w:name="Medium Grid 1 Accent 3"/>
+    <w:lsdException w:unhideWhenUsed="0" w:uiPriority="68" w:semiHidden="0" w:name="Medium Grid 2 Accent 3"/>
+    <w:lsdException w:unhideWhenUsed="0" w:uiPriority="69" w:semiHidden="0" w:name="Medium Grid 3 Accent 3"/>
+    <w:lsdException w:unhideWhenUsed="0" w:uiPriority="70" w:semiHidden="0" w:name="Dark List Accent 3"/>
+    <w:lsdException w:unhideWhenUsed="0" w:uiPriority="71" w:semiHidden="0" w:name="Colorful Shading Accent 3"/>
+    <w:lsdException w:unhideWhenUsed="0" w:uiPriority="72" w:semiHidden="0" w:name="Colorful List Accent 3"/>
+    <w:lsdException w:unhideWhenUsed="0" w:uiPriority="73" w:semiHidden="0" w:name="Colorful Grid Accent 3"/>
+    <w:lsdException w:unhideWhenUsed="0" w:uiPriority="60" w:semiHidden="0" w:name="Light Shading Accent 4"/>
+    <w:lsdException w:unhideWhenUsed="0" w:uiPriority="61" w:semiHidden="0" w:name="Light List Accent 4"/>
+    <w:lsdException w:unhideWhenUsed="0" w:uiPriority="62" w:semiHidden="0" w:name="Light Grid Accent 4"/>
+    <w:lsdException w:unhideWhenUsed="0" w:uiPriority="63" w:semiHidden="0" w:name="Medium Shading 1 Accent 4"/>
+    <w:lsdException w:unhideWhenUsed="0" w:uiPriority="64" w:semiHidden="0" w:name="Medium Shading 2 Accent 4"/>
+    <w:lsdException w:unhideWhenUsed="0" w:uiPriority="65" w:semiHidden="0" w:name="Medium List 1 Accent 4"/>
+    <w:lsdException w:unhideWhenUsed="0" w:uiPriority="66" w:semiHidden="0" w:name="Medium List 2 Accent 4"/>
+    <w:lsdException w:unhideWhenUsed="0" w:uiPriority="67" w:semiHidden="0" w:name="Medium Grid 1 Accent 4"/>
+    <w:lsdException w:unhideWhenUsed="0" w:uiPriority="68" w:semiHidden="0" w:name="Medium Grid 2 Accent 4"/>
+    <w:lsdException w:unhideWhenUsed="0" w:uiPriority="69" w:semiHidden="0" w:name="Medium Grid 3 Accent 4"/>
+    <w:lsdException w:unhideWhenUsed="0" w:uiPriority="70" w:semiHidden="0" w:name="Dark List Accent 4"/>
+    <w:lsdException w:unhideWhenUsed="0" w:uiPriority="71" w:semiHidden="0" w:name="Colorful Shading Accent 4"/>
+    <w:lsdException w:unhideWhenUsed="0" w:uiPriority="72" w:semiHidden="0" w:name="Colorful List Accent 4"/>
+    <w:lsdException w:unhideWhenUsed="0" w:uiPriority="73" w:semiHidden="0" w:name="Colorful Grid Accent 4"/>
+    <w:lsdException w:unhideWhenUsed="0" w:uiPriority="60" w:semiHidden="0" w:name="Light Shading Accent 5"/>
+    <w:lsdException w:unhideWhenUsed="0" w:uiPriority="61" w:semiHidden="0" w:name="Light List Accent 5"/>
+    <w:lsdException w:unhideWhenUsed="0" w:uiPriority="62" w:semiHidden="0" w:name="Light Grid Accent 5"/>
+    <w:lsdException w:unhideWhenUsed="0" w:uiPriority="63" w:semiHidden="0" w:name="Medium Shading 1 Accent 5"/>
+    <w:lsdException w:unhideWhenUsed="0" w:uiPriority="64" w:semiHidden="0" w:name="Medium Shading 2 Accent 5"/>
+    <w:lsdException w:unhideWhenUsed="0" w:uiPriority="65" w:semiHidden="0" w:name="Medium List 1 Accent 5"/>
+    <w:lsdException w:unhideWhenUsed="0" w:uiPriority="66" w:semiHidden="0" w:name="Medium List 2 Accent 5"/>
+    <w:lsdException w:unhideWhenUsed="0" w:uiPriority="67" w:semiHidden="0" w:name="Medium Grid 1 Accent 5"/>
+    <w:lsdException w:unhideWhenUsed="0" w:uiPriority="68" w:semiHidden="0" w:name="Medium Grid 2 Accent 5"/>
+    <w:lsdException w:unhideWhenUsed="0" w:uiPriority="69" w:semiHidden="0" w:name="Medium Grid 3 Accent 5"/>
+    <w:lsdException w:unhideWhenUsed="0" w:uiPriority="70" w:semiHidden="0" w:name="Dark List Accent 5"/>
+    <w:lsdException w:unhideWhenUsed="0" w:uiPriority="71" w:semiHidden="0" w:name="Colorful Shading Accent 5"/>
+    <w:lsdException w:unhideWhenUsed="0" w:uiPriority="72" w:semiHidden="0" w:name="Colorful List Accent 5"/>
+    <w:lsdException w:unhideWhenUsed="0" w:uiPriority="73" w:semiHidden="0" w:name="Colorful Grid Accent 5"/>
+    <w:lsdException w:unhideWhenUsed="0" w:uiPriority="60" w:semiHidden="0" w:name="Light Shading Accent 6"/>
+    <w:lsdException w:unhideWhenUsed="0" w:uiPriority="61" w:semiHidden="0" w:name="Light List Accent 6"/>
+    <w:lsdException w:unhideWhenUsed="0" w:uiPriority="62" w:semiHidden="0" w:name="Light Grid Accent 6"/>
+    <w:lsdException w:unhideWhenUsed="0" w:uiPriority="63" w:semiHidden="0" w:name="Medium Shading 1 Accent 6"/>
+    <w:lsdException w:unhideWhenUsed="0" w:uiPriority="64" w:semiHidden="0" w:name="Medium Shading 2 Accent 6"/>
+    <w:lsdException w:unhideWhenUsed="0" w:uiPriority="65" w:semiHidden="0" w:name="Medium List 1 Accent 6"/>
+    <w:lsdException w:unhideWhenUsed="0" w:uiPriority="66" w:semiHidden="0" w:name="Medium List 2 Accent 6"/>
+    <w:lsdException w:unhideWhenUsed="0" w:uiPriority="67" w:semiHidden="0" w:name="Medium Grid 1 Accent 6"/>
+    <w:lsdException w:unhideWhenUsed="0" w:uiPriority="68" w:semiHidden="0" w:name="Medium Grid 2 Accent 6"/>
+    <w:lsdException w:unhideWhenUsed="0" w:uiPriority="69" w:semiHidden="0" w:name="Medium Grid 3 Accent 6"/>
+    <w:lsdException w:unhideWhenUsed="0" w:uiPriority="70" w:semiHidden="0" w:name="Dark List Accent 6"/>
+    <w:lsdException w:unhideWhenUsed="0" w:uiPriority="71" w:semiHidden="0" w:name="Colorful Shading Accent 6"/>
+    <w:lsdException w:unhideWhenUsed="0" w:uiPriority="72" w:semiHidden="0" w:name="Colorful List Accent 6"/>
+    <w:lsdException w:unhideWhenUsed="0" w:uiPriority="73" w:semiHidden="0" w:name="Colorful Grid Accent 6"/>
+  </w:latentStyles>
+  <w:style w:type="paragraph" w:default="1" w:styleId="1">
+    <w:name w:val="Normal"/>
+    <w:qFormat/>
+    <w:uiPriority w:val="0"/>
+    <w:pPr>
+      <w:widowControl w:val="0"/>
+      <w:jc w:val="both"/>
+    </w:pPr>
+    <w:rPr>
+      <w:rFonts w:ascii="微软雅黑" w:hAnsi="微软雅黑" w:eastAsia="微软雅黑" w:cs="微软雅黑"/>
+      <w:sz w:val="22"/>
+    </w:rPr>
+  </w:style>
+  <w:style w:type="character" w:default="1" w:styleId="3">
+    <w:name w:val="Default Paragraph Font"/>
+    <w:semiHidden/>
+    <w:qFormat/>
+    <w:uiPriority w:val="0"/>
+  </w:style>
+  <w:style w:type="table" w:default="1" w:styleId="2">
+    <w:name w:val="Normal Table"/>
+    <w:semiHidden/>
+    <w:qFormat/>
+    <w:uiPriority w:val="0"/>
+    <w:tblPr>
+      <w:tblCellMar>
+        <w:top w:w="0" w:type="dxa"/>
+        <w:left w:w="108" w:type="dxa"/>
+        <w:bottom w:w="0" w:type="dxa"/>
+        <w:right w:w="108" w:type="dxa"/>
+      </w:tblCellMar>
+    </w:tblPr>
+  </w:style>
+  <w:style w:type="paragraph" w:customStyle="1" w:styleId="4">
     <w:name w:val="石墨文档正文"/>
     <w:qFormat/>
+    <w:uiPriority w:val="0"/>
     <w:rPr>
+      <w:rFonts w:ascii="微软雅黑" w:hAnsi="微软雅黑" w:eastAsia="微软雅黑" w:cs="微软雅黑"/>
       <w:sz w:val="22"/>
       <w:szCs w:val="22"/>
     </w:rPr>
   </w:style>
-  <w:style w:styleId="shimo heading title" w:customStyle="1">
+  <w:style w:type="paragraph" w:customStyle="1" w:styleId="5">
     <w:name w:val="石墨文档标题"/>
-    <w:next w:val="shimo normal"/>
-    <w:uiPriority w:val="9"/>
+    <w:next w:val="4"/>
     <w:unhideWhenUsed/>
     <w:qFormat/>
+    <w:uiPriority w:val="9"/>
     <w:pPr>
-      <w:spacing w:before="260" w:after="260" w:lineRule="auto"/>
+      <w:spacing w:before="260" w:after="260"/>
       <w:outlineLvl w:val="0"/>
     </w:pPr>
     <w:rPr>
+      <w:rFonts w:ascii="微软雅黑" w:hAnsi="微软雅黑" w:eastAsia="微软雅黑" w:cs="微软雅黑"/>
       <w:b/>
       <w:bCs/>
       <w:sz w:val="40"/>
       <w:szCs w:val="40"/>
     </w:rPr>
   </w:style>
-  <w:style w:styleId="shimo heading subtitle" w:customStyle="1">
+  <w:style w:type="paragraph" w:customStyle="1" w:styleId="6">
     <w:name w:val="石墨文档副标题"/>
     <w:qFormat/>
+    <w:uiPriority w:val="0"/>
     <w:pPr>
-      <w:spacing w:before="260" w:after="260" w:lineRule="auto"/>
+      <w:spacing w:before="260" w:after="260"/>
     </w:pPr>
     <w:rPr>
+      <w:rFonts w:ascii="微软雅黑" w:hAnsi="微软雅黑" w:eastAsia="微软雅黑" w:cs="微软雅黑"/>
       <w:color w:val="888888"/>
       <w:sz w:val="36"/>
       <w:szCs w:val="36"/>
     </w:rPr>
   </w:style>
-  <w:style w:styleId="shimo heading 1" w:customStyle="1">
+  <w:style w:type="paragraph" w:customStyle="1" w:styleId="7">
     <w:name w:val="石墨文档标题 1"/>
-    <w:next w:val="shimo normal"/>
-    <w:uiPriority w:val="9"/>
+    <w:next w:val="4"/>
     <w:unhideWhenUsed/>
     <w:qFormat/>
+    <w:uiPriority w:val="9"/>
     <w:pPr>
-      <w:spacing w:before="260" w:after="260" w:lineRule="auto"/>
+      <w:spacing w:before="260" w:after="260"/>
       <w:outlineLvl w:val="0"/>
     </w:pPr>
     <w:rPr>
+      <w:rFonts w:ascii="微软雅黑" w:hAnsi="微软雅黑" w:eastAsia="微软雅黑" w:cs="微软雅黑"/>
       <w:b/>
       <w:bCs/>
       <w:sz w:val="32"/>
       <w:szCs w:val="32"/>
     </w:rPr>
   </w:style>
-  <w:style w:styleId="shimo heading 2" w:customStyle="1">
+  <w:style w:type="paragraph" w:customStyle="1" w:styleId="8">
     <w:name w:val="石墨文档标题 2"/>
-    <w:next w:val="shimo normal"/>
-    <w:uiPriority w:val="9"/>
+    <w:next w:val="4"/>
     <w:unhideWhenUsed/>
     <w:qFormat/>
+    <w:uiPriority w:val="9"/>
     <w:pPr>
-      <w:spacing w:before="260" w:after="260" w:lineRule="auto"/>
+      <w:spacing w:before="260" w:after="260"/>
       <w:outlineLvl w:val="1"/>
     </w:pPr>
     <w:rPr>
+      <w:rFonts w:ascii="微软雅黑" w:hAnsi="微软雅黑" w:eastAsia="微软雅黑" w:cs="微软雅黑"/>
       <w:b/>
       <w:bCs/>
       <w:sz w:val="28"/>
       <w:szCs w:val="28"/>
     </w:rPr>
   </w:style>
-  <w:style w:styleId="shimo heading 3" w:customStyle="1">
+  <w:style w:type="paragraph" w:customStyle="1" w:styleId="9">
     <w:name w:val="石墨文档标题 3"/>
-    <w:next w:val="shimo normal"/>
-    <w:uiPriority w:val="9"/>
+    <w:next w:val="4"/>
     <w:unhideWhenUsed/>
     <w:qFormat/>
+    <w:uiPriority w:val="9"/>
     <w:pPr>
-      <w:spacing w:before="260" w:after="260" w:lineRule="auto"/>
+      <w:spacing w:before="260" w:after="260"/>
       <w:outlineLvl w:val="2"/>
     </w:pPr>
     <w:rPr>
+      <w:rFonts w:ascii="微软雅黑" w:hAnsi="微软雅黑" w:eastAsia="微软雅黑" w:cs="微软雅黑"/>
       <w:b/>
       <w:bCs/>
       <w:sz w:val="26"/>
       <w:szCs w:val="26"/>
     </w:rPr>
   </w:style>
-  <w:style w:styleId="shimo heading 4" w:customStyle="1">
+  <w:style w:type="paragraph" w:customStyle="1" w:styleId="10">
     <w:name w:val="石墨文档标题 4"/>
-    <w:next w:val="shimo normal"/>
-    <w:uiPriority w:val="9"/>
+    <w:next w:val="4"/>
     <w:unhideWhenUsed/>
     <w:qFormat/>
+    <w:uiPriority w:val="9"/>
     <w:pPr>
-      <w:spacing w:before="260" w:after="260" w:lineRule="auto"/>
+      <w:spacing w:before="260" w:after="260"/>
       <w:outlineLvl w:val="3"/>
     </w:pPr>
     <w:rPr>
+      <w:rFonts w:ascii="微软雅黑" w:hAnsi="微软雅黑" w:eastAsia="微软雅黑" w:cs="微软雅黑"/>
       <w:b/>
       <w:bCs/>
       <w:sz w:val="24"/>
       <w:szCs w:val="24"/>
     </w:rPr>
   </w:style>
-  <w:style w:styleId="shimo piece" w:customStyle="1">
+  <w:style w:type="paragraph" w:customStyle="1" w:styleId="11">
     <w:name w:val="石墨文档引用"/>
     <w:qFormat/>
+    <w:uiPriority w:val="0"/>
     <w:pPr>
       <w:pBdr>
-        <w:left w:val="single" w:space="10" w:color="f0f0f0" w:sz="30"/>
+        <w:left w:val="single" w:color="F0F0F0" w:sz="30" w:space="10"/>
       </w:pBdr>
     </w:pPr>
     <w:rPr>
-      <w:color w:val="adadad"/>
+      <w:rFonts w:ascii="微软雅黑" w:hAnsi="微软雅黑" w:eastAsia="微软雅黑" w:cs="微软雅黑"/>
+      <w:color w:val="ADADAD"/>
+      <w:sz w:val="22"/>
     </w:rPr>
   </w:style>
 </w:styles>
+</file>
+
+<file path=word/theme/theme1.xml><?xml version="1.0" encoding="utf-8"?>
+<a:theme xmlns:a="http://schemas.openxmlformats.org/drawingml/2006/main" name="Office">
+  <a:themeElements>
+    <a:clrScheme name="Office">
+      <a:dk1>
+        <a:sysClr val="windowText" lastClr="000000"/>
+      </a:dk1>
+      <a:lt1>
+        <a:sysClr val="window" lastClr="FFFFFF"/>
+      </a:lt1>
+      <a:dk2>
+        <a:srgbClr val="1F497D"/>
+      </a:dk2>
+      <a:lt2>
+        <a:srgbClr val="EEECE1"/>
+      </a:lt2>
+      <a:accent1>
+        <a:srgbClr val="4F81BD"/>
+      </a:accent1>
+      <a:accent2>
+        <a:srgbClr val="C0504D"/>
+      </a:accent2>
+      <a:accent3>
+        <a:srgbClr val="9BBB59"/>
+      </a:accent3>
+      <a:accent4>
+        <a:srgbClr val="8064A2"/>
+      </a:accent4>
+      <a:accent5>
+        <a:srgbClr val="4BACC6"/>
+      </a:accent5>
+      <a:accent6>
+        <a:srgbClr val="F79646"/>
+      </a:accent6>
+      <a:hlink>
+        <a:srgbClr val="0000FF"/>
+      </a:hlink>
+      <a:folHlink>
+        <a:srgbClr val="800080"/>
+      </a:folHlink>
+    </a:clrScheme>
+    <a:fontScheme name="Office">
+      <a:majorFont>
+        <a:latin typeface="Cambria"/>
+        <a:ea typeface=""/>
+        <a:cs typeface=""/>
+        <a:font script="Jpan" typeface="ＭＳ ゴシック"/>
+        <a:font script="Hang" typeface="맑은 고딕"/>
+        <a:font script="Hans" typeface="宋体"/>
+        <a:font script="Hant" typeface="新細明體"/>
+        <a:font script="Arab" typeface="Times New Roman"/>
+        <a:font script="Hebr" typeface="Times New Roman"/>
+        <a:font script="Thai" typeface="Angsana New"/>
+        <a:font script="Ethi" typeface="Nyala"/>
+        <a:font script="Beng" typeface="Vrinda"/>
+        <a:font script="Gujr" typeface="Shruti"/>
+        <a:font script="Khmr" typeface="MoolBoran"/>
+        <a:font script="Knda" typeface="Tunga"/>
+        <a:font script="Guru" typeface="Raavi"/>
+        <a:font script="Cans" typeface="Euphemia"/>
+        <a:font script="Cher" typeface="Plantagenet Cherokee"/>
+        <a:font script="Yiii" typeface="Microsoft Yi Baiti"/>
+        <a:font script="Tibt" typeface="Microsoft Himalaya"/>
+        <a:font script="Thaa" typeface="MV Boli"/>
+        <a:font script="Deva" typeface="Mangal"/>
+        <a:font script="Telu" typeface="Gautami"/>
+        <a:font script="Taml" typeface="Latha"/>
+        <a:font script="Syrc" typeface="Estrangelo Edessa"/>
+        <a:font script="Orya" typeface="Kalinga"/>
+        <a:font script="Mlym" typeface="Kartika"/>
+        <a:font script="Laoo" typeface="DokChampa"/>
+        <a:font script="Sinh" typeface="Iskoola Pota"/>
+        <a:font script="Mong" typeface="Mongolian Baiti"/>
+        <a:font script="Viet" typeface="Times New Roman"/>
+        <a:font script="Uigh" typeface="Microsoft Uighur"/>
+        <a:font script="Geor" typeface="Sylfaen"/>
+      </a:majorFont>
+      <a:minorFont>
+        <a:latin typeface="Calibri"/>
+        <a:ea typeface=""/>
+        <a:cs typeface=""/>
+        <a:font script="Jpan" typeface="ＭＳ 明朝"/>
+        <a:font script="Hang" typeface="맑은 고딕"/>
+        <a:font script="Hans" typeface="宋体"/>
+        <a:font script="Hant" typeface="新細明體"/>
+        <a:font script="Arab" typeface="Arial"/>
+        <a:font script="Hebr" typeface="Arial"/>
+        <a:font script="Thai" typeface="Cordia New"/>
+        <a:font script="Ethi" typeface="Nyala"/>
+        <a:font script="Beng" typeface="Vrinda"/>
+        <a:font script="Gujr" typeface="Shruti"/>
+        <a:font script="Khmr" typeface="DaunPenh"/>
+        <a:font script="Knda" typeface="Tunga"/>
+        <a:font script="Guru" typeface="Raavi"/>
+        <a:font script="Cans" typeface="Euphemia"/>
+        <a:font script="Cher" typeface="Plantagenet Cherokee"/>
+        <a:font script="Yiii" typeface="Microsoft Yi Baiti"/>
+        <a:font script="Tibt" typeface="Microsoft Himalaya"/>
+        <a:font script="Thaa" typeface="MV Boli"/>
+        <a:font script="Deva" typeface="Mangal"/>
+        <a:font script="Telu" typeface="Gautami"/>
+        <a:font script="Taml" typeface="Latha"/>
+        <a:font script="Syrc" typeface="Estrangelo Edessa"/>
+        <a:font script="Orya" typeface="Kalinga"/>
+        <a:font script="Mlym" typeface="Kartika"/>
+        <a:font script="Laoo" typeface="DokChampa"/>
+        <a:font script="Sinh" typeface="Iskoola Pota"/>
+        <a:font script="Mong" typeface="Mongolian Baiti"/>
+        <a:font script="Viet" typeface="Arial"/>
+        <a:font script="Uigh" typeface="Microsoft Uighur"/>
+        <a:font script="Geor" typeface="Sylfaen"/>
+      </a:minorFont>
+    </a:fontScheme>
+    <a:fmtScheme name="Office">
+      <a:fillStyleLst>
+        <a:solidFill>
+          <a:schemeClr val="phClr"/>
+        </a:solidFill>
+        <a:gradFill rotWithShape="1">
+          <a:gsLst>
+            <a:gs pos="0">
+              <a:schemeClr val="phClr">
+                <a:tint val="50000"/>
+                <a:satMod val="300000"/>
+              </a:schemeClr>
+            </a:gs>
+            <a:gs pos="35000">
+              <a:schemeClr val="phClr">
+                <a:tint val="37000"/>
+                <a:satMod val="300000"/>
+              </a:schemeClr>
+            </a:gs>
+            <a:gs pos="100000">
+              <a:schemeClr val="phClr">
+                <a:tint val="15000"/>
+                <a:satMod val="350000"/>
+              </a:schemeClr>
+            </a:gs>
+          </a:gsLst>
+          <a:lin ang="16200000" scaled="1"/>
+        </a:gradFill>
+        <a:gradFill rotWithShape="1">
+          <a:gsLst>
+            <a:gs pos="0">
+              <a:schemeClr val="phClr">
+                <a:shade val="51000"/>
+                <a:satMod val="130000"/>
+              </a:schemeClr>
+            </a:gs>
+            <a:gs pos="80000">
+              <a:schemeClr val="phClr">
+                <a:shade val="93000"/>
+                <a:satMod val="130000"/>
+              </a:schemeClr>
+            </a:gs>
+            <a:gs pos="100000">
+              <a:schemeClr val="phClr">
+                <a:shade val="94000"/>
+                <a:satMod val="135000"/>
+              </a:schemeClr>
+            </a:gs>
+          </a:gsLst>
+          <a:lin ang="16200000" scaled="0"/>
+        </a:gradFill>
+      </a:fillStyleLst>
+      <a:lnStyleLst>
+        <a:ln w="9525" cap="flat" cmpd="sng" algn="ctr">
+          <a:solidFill>
+            <a:schemeClr val="phClr">
+              <a:shade val="95000"/>
+              <a:satMod val="105000"/>
+            </a:schemeClr>
+          </a:solidFill>
+          <a:prstDash val="solid"/>
+        </a:ln>
+        <a:ln w="25400" cap="flat" cmpd="sng" algn="ctr">
+          <a:solidFill>
+            <a:schemeClr val="phClr"/>
+          </a:solidFill>
+          <a:prstDash val="solid"/>
+        </a:ln>
+        <a:ln w="38100" cap="flat" cmpd="sng" algn="ctr">
+          <a:solidFill>
+            <a:schemeClr val="phClr"/>
+          </a:solidFill>
+          <a:prstDash val="solid"/>
+        </a:ln>
+      </a:lnStyleLst>
+      <a:effectStyleLst>
+        <a:effectStyle>
+          <a:effectLst>
+            <a:outerShdw blurRad="40000" dist="20000" dir="5400000" rotWithShape="0">
+              <a:srgbClr val="000000">
+                <a:alpha val="38000"/>
+              </a:srgbClr>
+            </a:outerShdw>
+          </a:effectLst>
+        </a:effectStyle>
+        <a:effectStyle>
+          <a:effectLst>
+            <a:outerShdw blurRad="40000" dist="23000" dir="5400000" rotWithShape="0">
+              <a:srgbClr val="000000">
+                <a:alpha val="35000"/>
+              </a:srgbClr>
+            </a:outerShdw>
+          </a:effectLst>
+        </a:effectStyle>
+        <a:effectStyle>
+          <a:effectLst>
+            <a:outerShdw blurRad="40000" dist="23000" dir="5400000" rotWithShape="0">
+              <a:srgbClr val="000000">
+                <a:alpha val="35000"/>
+              </a:srgbClr>
+            </a:outerShdw>
+          </a:effectLst>
+          <a:scene3d>
+            <a:camera prst="orthographicFront">
+              <a:rot lat="0" lon="0" rev="0"/>
+            </a:camera>
+            <a:lightRig rig="threePt" dir="t">
+              <a:rot lat="0" lon="0" rev="1200000"/>
+            </a:lightRig>
+          </a:scene3d>
+          <a:sp3d>
+            <a:bevelT w="63500" h="25400"/>
+          </a:sp3d>
+        </a:effectStyle>
+      </a:effectStyleLst>
+      <a:bgFillStyleLst>
+        <a:solidFill>
+          <a:schemeClr val="phClr"/>
+        </a:solidFill>
+        <a:gradFill rotWithShape="1">
+          <a:gsLst>
+            <a:gs pos="0">
+              <a:schemeClr val="phClr">
+                <a:tint val="40000"/>
+                <a:satMod val="350000"/>
+              </a:schemeClr>
+            </a:gs>
+            <a:gs pos="40000">
+              <a:schemeClr val="phClr">
+                <a:tint val="45000"/>
+                <a:satMod val="350000"/>
+                <a:shade val="99000"/>
+              </a:schemeClr>
+            </a:gs>
+            <a:gs pos="100000">
+              <a:schemeClr val="phClr">
+                <a:shade val="20000"/>
+                <a:satMod val="255000"/>
+              </a:schemeClr>
+            </a:gs>
+          </a:gsLst>
+          <a:path path="circle">
+            <a:fillToRect l="50000" t="-80000" r="50000" b="180000"/>
+          </a:path>
+        </a:gradFill>
+        <a:gradFill rotWithShape="1">
+          <a:gsLst>
+            <a:gs pos="0">
+              <a:schemeClr val="phClr">
+                <a:tint val="80000"/>
+                <a:satMod val="300000"/>
+              </a:schemeClr>
+            </a:gs>
+            <a:gs pos="100000">
+              <a:schemeClr val="phClr">
+                <a:shade val="30000"/>
+                <a:satMod val="200000"/>
+              </a:schemeClr>
+            </a:gs>
+          </a:gsLst>
+          <a:path path="circle">
+            <a:fillToRect l="50000" t="50000" r="50000" b="50000"/>
+          </a:path>
+        </a:gradFill>
+      </a:bgFillStyleLst>
+    </a:fmtScheme>
+  </a:themeElements>
+  <a:objectDefaults/>
+</a:theme>
 </file>